--- a/防火墙加固报告/防火墙和DMZ日志.docx
+++ b/防火墙加固报告/防火墙和DMZ日志.docx
@@ -167,7 +167,7 @@
     </w:p>
     <w:p>
       <w:pPr>
-        <w:pStyle w:val="2"/>
+        <w:pStyle w:val="4"/>
         <w:keepNext w:val="0"/>
         <w:keepLines w:val="0"/>
         <w:widowControl/>
@@ -449,6 +449,1675 @@
     </w:p>
     <w:p>
       <w:pPr>
+        <w:widowControl w:val="0"/>
+        <w:jc w:val="both"/>
+        <w:rPr>
+          <w:rFonts w:hint="eastAsia" w:asciiTheme="minorHAnsi" w:hAnsiTheme="minorHAnsi" w:eastAsiaTheme="minorEastAsia" w:cstheme="minorBidi"/>
+          <w:kern w:val="2"/>
+          <w:sz w:val="21"/>
+          <w:szCs w:val="24"/>
+          <w:lang w:val="en-US" w:eastAsia="zh-CN" w:bidi="ar-SA"/>
+        </w:rPr>
+      </w:pPr>
+      <w:r>
+        <w:rPr>
+          <w:rFonts w:hint="default" w:asciiTheme="minorHAnsi" w:hAnsiTheme="minorHAnsi" w:eastAsiaTheme="minorEastAsia" w:cstheme="minorBidi"/>
+          <w:kern w:val="2"/>
+          <w:sz w:val="21"/>
+          <w:szCs w:val="24"/>
+          <w:lang w:val="en-US" w:eastAsia="zh-CN" w:bidi="ar-SA"/>
+        </w:rPr>
+        <w:t>当前含有的漏洞</w:t>
+      </w:r>
+    </w:p>
+    <w:tbl>
+      <w:tblPr>
+        <w:tblW w:w="8522" w:type="dxa"/>
+        <w:jc w:val="center"/>
+        <w:tblBorders>
+          <w:top w:val="none" w:color="auto" w:sz="0" w:space="0"/>
+          <w:left w:val="none" w:color="auto" w:sz="0" w:space="0"/>
+          <w:bottom w:val="none" w:color="auto" w:sz="0" w:space="0"/>
+          <w:right w:val="none" w:color="auto" w:sz="0" w:space="0"/>
+          <w:insideH w:val="none" w:color="auto" w:sz="0" w:space="0"/>
+          <w:insideV w:val="none" w:color="auto" w:sz="0" w:space="0"/>
+        </w:tblBorders>
+        <w:shd w:val="clear"/>
+        <w:tblLayout w:type="autofit"/>
+        <w:tblCellMar>
+          <w:top w:w="15" w:type="dxa"/>
+          <w:left w:w="15" w:type="dxa"/>
+          <w:bottom w:w="15" w:type="dxa"/>
+          <w:right w:w="15" w:type="dxa"/>
+        </w:tblCellMar>
+      </w:tblPr>
+      <w:tblGrid>
+        <w:gridCol w:w="860"/>
+        <w:gridCol w:w="6816"/>
+        <w:gridCol w:w="846"/>
+      </w:tblGrid>
+      <w:tr>
+        <w:tblPrEx>
+          <w:tblBorders>
+            <w:top w:val="none" w:color="auto" w:sz="0" w:space="0"/>
+            <w:left w:val="none" w:color="auto" w:sz="0" w:space="0"/>
+            <w:bottom w:val="none" w:color="auto" w:sz="0" w:space="0"/>
+            <w:right w:val="none" w:color="auto" w:sz="0" w:space="0"/>
+            <w:insideH w:val="none" w:color="auto" w:sz="0" w:space="0"/>
+            <w:insideV w:val="none" w:color="auto" w:sz="0" w:space="0"/>
+          </w:tblBorders>
+          <w:shd w:val="clear"/>
+          <w:tblCellMar>
+            <w:top w:w="15" w:type="dxa"/>
+            <w:left w:w="15" w:type="dxa"/>
+            <w:bottom w:w="15" w:type="dxa"/>
+            <w:right w:w="15" w:type="dxa"/>
+          </w:tblCellMar>
+        </w:tblPrEx>
+        <w:trPr>
+          <w:trHeight w:val="0" w:hRule="atLeast"/>
+          <w:tblHeader/>
+          <w:jc w:val="center"/>
+        </w:trPr>
+        <w:tc>
+          <w:tcPr>
+            <w:tcW w:w="860" w:type="dxa"/>
+            <w:tcBorders>
+              <w:top w:val="nil"/>
+            </w:tcBorders>
+            <w:shd w:val="clear"/>
+            <w:tcMar>
+              <w:top w:w="100" w:type="dxa"/>
+              <w:left w:w="0" w:type="dxa"/>
+              <w:bottom w:w="100" w:type="dxa"/>
+              <w:right w:w="160" w:type="dxa"/>
+            </w:tcMar>
+            <w:vAlign w:val="center"/>
+          </w:tcPr>
+          <w:p>
+            <w:pPr>
+              <w:keepNext w:val="0"/>
+              <w:keepLines w:val="0"/>
+              <w:widowControl/>
+              <w:suppressLineNumbers w:val="0"/>
+              <w:snapToGrid w:val="0"/>
+              <w:spacing w:line="240" w:lineRule="auto"/>
+              <w:ind w:left="0" w:leftChars="0" w:right="0" w:rightChars="0" w:firstLine="0" w:firstLineChars="0"/>
+              <w:jc w:val="center"/>
+              <w:rPr>
+                <w:rFonts w:hint="default" w:ascii="Segoe UI" w:hAnsi="Segoe UI" w:eastAsia="Segoe UI" w:cs="Segoe UI"/>
+                <w:b/>
+                <w:sz w:val="15"/>
+                <w:szCs w:val="15"/>
+              </w:rPr>
+            </w:pPr>
+            <w:r>
+              <w:rPr>
+                <w:rFonts w:hint="default" w:ascii="Segoe UI" w:hAnsi="Segoe UI" w:eastAsia="Segoe UI" w:cs="Segoe UI"/>
+                <w:b/>
+                <w:kern w:val="0"/>
+                <w:sz w:val="15"/>
+                <w:szCs w:val="15"/>
+                <w:bdr w:val="none" w:color="auto" w:sz="0" w:space="0"/>
+                <w:lang w:val="en-US" w:eastAsia="zh-CN" w:bidi="ar"/>
+              </w:rPr>
+              <w:t>漏洞编号</w:t>
+            </w:r>
+          </w:p>
+        </w:tc>
+        <w:tc>
+          <w:tcPr>
+            <w:tcW w:w="6816" w:type="dxa"/>
+            <w:tcBorders>
+              <w:top w:val="nil"/>
+            </w:tcBorders>
+            <w:shd w:val="clear"/>
+            <w:tcMar>
+              <w:top w:w="100" w:type="dxa"/>
+              <w:left w:w="160" w:type="dxa"/>
+              <w:bottom w:w="100" w:type="dxa"/>
+              <w:right w:w="160" w:type="dxa"/>
+            </w:tcMar>
+            <w:vAlign w:val="center"/>
+          </w:tcPr>
+          <w:p>
+            <w:pPr>
+              <w:keepNext w:val="0"/>
+              <w:keepLines w:val="0"/>
+              <w:widowControl/>
+              <w:suppressLineNumbers w:val="0"/>
+              <w:snapToGrid w:val="0"/>
+              <w:spacing w:line="240" w:lineRule="auto"/>
+              <w:ind w:left="0" w:leftChars="0" w:right="0" w:rightChars="0" w:firstLine="0" w:firstLineChars="0"/>
+              <w:jc w:val="center"/>
+              <w:rPr>
+                <w:rFonts w:hint="default" w:ascii="Segoe UI" w:hAnsi="Segoe UI" w:eastAsia="Segoe UI" w:cs="Segoe UI"/>
+                <w:b/>
+                <w:sz w:val="15"/>
+                <w:szCs w:val="15"/>
+              </w:rPr>
+            </w:pPr>
+            <w:r>
+              <w:rPr>
+                <w:rFonts w:hint="default" w:ascii="Segoe UI" w:hAnsi="Segoe UI" w:eastAsia="Segoe UI" w:cs="Segoe UI"/>
+                <w:b/>
+                <w:kern w:val="0"/>
+                <w:sz w:val="15"/>
+                <w:szCs w:val="15"/>
+                <w:bdr w:val="none" w:color="auto" w:sz="0" w:space="0"/>
+                <w:lang w:val="en-US" w:eastAsia="zh-CN" w:bidi="ar"/>
+              </w:rPr>
+              <w:t>漏洞描述</w:t>
+            </w:r>
+          </w:p>
+        </w:tc>
+        <w:tc>
+          <w:tcPr>
+            <w:tcW w:w="846" w:type="dxa"/>
+            <w:tcBorders>
+              <w:top w:val="nil"/>
+            </w:tcBorders>
+            <w:shd w:val="clear"/>
+            <w:tcMar>
+              <w:top w:w="100" w:type="dxa"/>
+              <w:left w:w="160" w:type="dxa"/>
+              <w:bottom w:w="100" w:type="dxa"/>
+              <w:right w:w="160" w:type="dxa"/>
+            </w:tcMar>
+            <w:vAlign w:val="center"/>
+          </w:tcPr>
+          <w:p>
+            <w:pPr>
+              <w:keepNext w:val="0"/>
+              <w:keepLines w:val="0"/>
+              <w:widowControl/>
+              <w:suppressLineNumbers w:val="0"/>
+              <w:snapToGrid w:val="0"/>
+              <w:spacing w:line="240" w:lineRule="auto"/>
+              <w:ind w:left="0" w:leftChars="0" w:right="0" w:rightChars="0" w:firstLine="0" w:firstLineChars="0"/>
+              <w:jc w:val="center"/>
+              <w:rPr>
+                <w:rFonts w:hint="default" w:ascii="Segoe UI" w:hAnsi="Segoe UI" w:eastAsia="Segoe UI" w:cs="Segoe UI"/>
+                <w:b/>
+                <w:sz w:val="15"/>
+                <w:szCs w:val="15"/>
+              </w:rPr>
+            </w:pPr>
+            <w:r>
+              <w:rPr>
+                <w:rFonts w:hint="default" w:ascii="Segoe UI" w:hAnsi="Segoe UI" w:eastAsia="Segoe UI" w:cs="Segoe UI"/>
+                <w:b/>
+                <w:kern w:val="0"/>
+                <w:sz w:val="15"/>
+                <w:szCs w:val="15"/>
+                <w:bdr w:val="none" w:color="auto" w:sz="0" w:space="0"/>
+                <w:lang w:val="en-US" w:eastAsia="zh-CN" w:bidi="ar"/>
+              </w:rPr>
+              <w:t>严重等级</w:t>
+            </w:r>
+          </w:p>
+        </w:tc>
+      </w:tr>
+      <w:tr>
+        <w:tblPrEx>
+          <w:tblBorders>
+            <w:top w:val="none" w:color="auto" w:sz="0" w:space="0"/>
+            <w:left w:val="none" w:color="auto" w:sz="0" w:space="0"/>
+            <w:bottom w:val="none" w:color="auto" w:sz="0" w:space="0"/>
+            <w:right w:val="none" w:color="auto" w:sz="0" w:space="0"/>
+            <w:insideH w:val="none" w:color="auto" w:sz="0" w:space="0"/>
+            <w:insideV w:val="none" w:color="auto" w:sz="0" w:space="0"/>
+          </w:tblBorders>
+          <w:shd w:val="clear"/>
+          <w:tblCellMar>
+            <w:top w:w="15" w:type="dxa"/>
+            <w:left w:w="15" w:type="dxa"/>
+            <w:bottom w:w="15" w:type="dxa"/>
+            <w:right w:w="15" w:type="dxa"/>
+          </w:tblCellMar>
+        </w:tblPrEx>
+        <w:trPr>
+          <w:trHeight w:val="0" w:hRule="atLeast"/>
+          <w:jc w:val="center"/>
+        </w:trPr>
+        <w:tc>
+          <w:tcPr>
+            <w:tcW w:w="860" w:type="dxa"/>
+            <w:shd w:val="clear"/>
+            <w:tcMar>
+              <w:top w:w="100" w:type="dxa"/>
+              <w:left w:w="0" w:type="dxa"/>
+              <w:bottom w:w="100" w:type="dxa"/>
+              <w:right w:w="160" w:type="dxa"/>
+            </w:tcMar>
+            <w:vAlign w:val="center"/>
+          </w:tcPr>
+          <w:p>
+            <w:pPr>
+              <w:keepNext w:val="0"/>
+              <w:keepLines w:val="0"/>
+              <w:widowControl/>
+              <w:suppressLineNumbers w:val="0"/>
+              <w:snapToGrid w:val="0"/>
+              <w:spacing w:line="240" w:lineRule="auto"/>
+              <w:ind w:left="0" w:leftChars="0" w:right="0" w:rightChars="0" w:firstLine="0" w:firstLineChars="0"/>
+              <w:jc w:val="center"/>
+              <w:rPr>
+                <w:rFonts w:hint="default" w:ascii="Segoe UI" w:hAnsi="Segoe UI" w:eastAsia="Segoe UI" w:cs="Segoe UI"/>
+                <w:sz w:val="15"/>
+                <w:szCs w:val="15"/>
+              </w:rPr>
+            </w:pPr>
+            <w:r>
+              <w:rPr>
+                <w:rFonts w:hint="default" w:ascii="Segoe UI" w:hAnsi="Segoe UI" w:eastAsia="Segoe UI" w:cs="Segoe UI"/>
+                <w:b/>
+                <w:bCs/>
+                <w:kern w:val="0"/>
+                <w:sz w:val="15"/>
+                <w:szCs w:val="15"/>
+                <w:bdr w:val="none" w:color="auto" w:sz="0" w:space="0"/>
+                <w:lang w:val="en-US" w:eastAsia="zh-CN" w:bidi="ar"/>
+              </w:rPr>
+              <w:t>1</w:t>
+            </w:r>
+          </w:p>
+        </w:tc>
+        <w:tc>
+          <w:tcPr>
+            <w:tcW w:w="6816" w:type="dxa"/>
+            <w:shd w:val="clear"/>
+            <w:tcMar>
+              <w:top w:w="100" w:type="dxa"/>
+              <w:left w:w="160" w:type="dxa"/>
+              <w:bottom w:w="100" w:type="dxa"/>
+              <w:right w:w="160" w:type="dxa"/>
+            </w:tcMar>
+            <w:vAlign w:val="center"/>
+          </w:tcPr>
+          <w:p>
+            <w:pPr>
+              <w:keepNext w:val="0"/>
+              <w:keepLines w:val="0"/>
+              <w:widowControl/>
+              <w:suppressLineNumbers w:val="0"/>
+              <w:snapToGrid w:val="0"/>
+              <w:spacing w:line="240" w:lineRule="auto"/>
+              <w:ind w:left="0" w:leftChars="0" w:right="0" w:rightChars="0" w:firstLine="0" w:firstLineChars="0"/>
+              <w:jc w:val="left"/>
+              <w:rPr>
+                <w:rFonts w:hint="default" w:ascii="Segoe UI" w:hAnsi="Segoe UI" w:eastAsia="Segoe UI" w:cs="Segoe UI"/>
+                <w:sz w:val="15"/>
+                <w:szCs w:val="15"/>
+              </w:rPr>
+            </w:pPr>
+            <w:r>
+              <w:rPr>
+                <w:rFonts w:hint="default" w:ascii="Segoe UI" w:hAnsi="Segoe UI" w:eastAsia="Segoe UI" w:cs="Segoe UI"/>
+                <w:b/>
+                <w:bCs/>
+                <w:kern w:val="0"/>
+                <w:sz w:val="15"/>
+                <w:szCs w:val="15"/>
+                <w:bdr w:val="none" w:color="auto" w:sz="0" w:space="0"/>
+                <w:lang w:val="en-US" w:eastAsia="zh-CN" w:bidi="ar"/>
+              </w:rPr>
+              <w:t>INPUT 链默认 ACCEPT</w:t>
+            </w:r>
+            <w:r>
+              <w:rPr>
+                <w:rFonts w:hint="default" w:ascii="Segoe UI" w:hAnsi="Segoe UI" w:eastAsia="Segoe UI" w:cs="Segoe UI"/>
+                <w:kern w:val="0"/>
+                <w:sz w:val="15"/>
+                <w:szCs w:val="15"/>
+                <w:bdr w:val="none" w:color="auto" w:sz="0" w:space="0"/>
+                <w:lang w:val="en-US" w:eastAsia="zh-CN" w:bidi="ar"/>
+              </w:rPr>
+              <w:t>：允许任何主机访问防火墙自身所有端口，包括 SSH、数据库、管理端口，极易被暴力破解或利用未授权服务。</w:t>
+            </w:r>
+          </w:p>
+        </w:tc>
+        <w:tc>
+          <w:tcPr>
+            <w:tcW w:w="846" w:type="dxa"/>
+            <w:shd w:val="clear"/>
+            <w:tcMar>
+              <w:top w:w="100" w:type="dxa"/>
+              <w:left w:w="160" w:type="dxa"/>
+              <w:bottom w:w="100" w:type="dxa"/>
+              <w:right w:w="0" w:type="dxa"/>
+            </w:tcMar>
+            <w:vAlign w:val="center"/>
+          </w:tcPr>
+          <w:p>
+            <w:pPr>
+              <w:keepNext w:val="0"/>
+              <w:keepLines w:val="0"/>
+              <w:widowControl/>
+              <w:suppressLineNumbers w:val="0"/>
+              <w:snapToGrid w:val="0"/>
+              <w:spacing w:line="240" w:lineRule="auto"/>
+              <w:ind w:left="0" w:leftChars="0" w:right="0" w:rightChars="0" w:firstLine="0" w:firstLineChars="0"/>
+              <w:jc w:val="center"/>
+              <w:rPr>
+                <w:rFonts w:hint="default" w:ascii="Segoe UI" w:hAnsi="Segoe UI" w:eastAsia="Segoe UI" w:cs="Segoe UI"/>
+                <w:sz w:val="15"/>
+                <w:szCs w:val="15"/>
+              </w:rPr>
+            </w:pPr>
+            <w:r>
+              <w:rPr>
+                <w:rFonts w:hint="default" w:ascii="Segoe UI" w:hAnsi="Segoe UI" w:eastAsia="Segoe UI" w:cs="Segoe UI"/>
+                <w:kern w:val="0"/>
+                <w:sz w:val="15"/>
+                <w:szCs w:val="15"/>
+                <w:bdr w:val="none" w:color="auto" w:sz="0" w:space="0"/>
+                <w:lang w:val="en-US" w:eastAsia="zh-CN" w:bidi="ar"/>
+              </w:rPr>
+              <w:t>严重</w:t>
+            </w:r>
+          </w:p>
+        </w:tc>
+      </w:tr>
+      <w:tr>
+        <w:tblPrEx>
+          <w:tblBorders>
+            <w:top w:val="none" w:color="auto" w:sz="0" w:space="0"/>
+            <w:left w:val="none" w:color="auto" w:sz="0" w:space="0"/>
+            <w:bottom w:val="none" w:color="auto" w:sz="0" w:space="0"/>
+            <w:right w:val="none" w:color="auto" w:sz="0" w:space="0"/>
+            <w:insideH w:val="none" w:color="auto" w:sz="0" w:space="0"/>
+            <w:insideV w:val="none" w:color="auto" w:sz="0" w:space="0"/>
+          </w:tblBorders>
+          <w:shd w:val="clear"/>
+          <w:tblCellMar>
+            <w:top w:w="15" w:type="dxa"/>
+            <w:left w:w="15" w:type="dxa"/>
+            <w:bottom w:w="15" w:type="dxa"/>
+            <w:right w:w="15" w:type="dxa"/>
+          </w:tblCellMar>
+        </w:tblPrEx>
+        <w:trPr>
+          <w:trHeight w:val="0" w:hRule="atLeast"/>
+          <w:jc w:val="center"/>
+        </w:trPr>
+        <w:tc>
+          <w:tcPr>
+            <w:tcW w:w="860" w:type="dxa"/>
+            <w:shd w:val="clear"/>
+            <w:tcMar>
+              <w:top w:w="100" w:type="dxa"/>
+              <w:left w:w="0" w:type="dxa"/>
+              <w:bottom w:w="100" w:type="dxa"/>
+              <w:right w:w="160" w:type="dxa"/>
+            </w:tcMar>
+            <w:vAlign w:val="center"/>
+          </w:tcPr>
+          <w:p>
+            <w:pPr>
+              <w:keepNext w:val="0"/>
+              <w:keepLines w:val="0"/>
+              <w:widowControl/>
+              <w:suppressLineNumbers w:val="0"/>
+              <w:snapToGrid w:val="0"/>
+              <w:spacing w:line="240" w:lineRule="auto"/>
+              <w:ind w:left="0" w:leftChars="0" w:right="0" w:rightChars="0" w:firstLine="0" w:firstLineChars="0"/>
+              <w:jc w:val="center"/>
+              <w:rPr>
+                <w:rFonts w:hint="default" w:ascii="Segoe UI" w:hAnsi="Segoe UI" w:eastAsia="Segoe UI" w:cs="Segoe UI"/>
+                <w:sz w:val="15"/>
+                <w:szCs w:val="15"/>
+              </w:rPr>
+            </w:pPr>
+            <w:r>
+              <w:rPr>
+                <w:rFonts w:hint="default" w:ascii="Segoe UI" w:hAnsi="Segoe UI" w:eastAsia="Segoe UI" w:cs="Segoe UI"/>
+                <w:b/>
+                <w:bCs/>
+                <w:kern w:val="0"/>
+                <w:sz w:val="15"/>
+                <w:szCs w:val="15"/>
+                <w:bdr w:val="none" w:color="auto" w:sz="0" w:space="0"/>
+                <w:lang w:val="en-US" w:eastAsia="zh-CN" w:bidi="ar"/>
+              </w:rPr>
+              <w:t>2</w:t>
+            </w:r>
+          </w:p>
+        </w:tc>
+        <w:tc>
+          <w:tcPr>
+            <w:tcW w:w="6816" w:type="dxa"/>
+            <w:shd w:val="clear"/>
+            <w:tcMar>
+              <w:top w:w="100" w:type="dxa"/>
+              <w:left w:w="160" w:type="dxa"/>
+              <w:bottom w:w="100" w:type="dxa"/>
+              <w:right w:w="160" w:type="dxa"/>
+            </w:tcMar>
+            <w:vAlign w:val="center"/>
+          </w:tcPr>
+          <w:p>
+            <w:pPr>
+              <w:keepNext w:val="0"/>
+              <w:keepLines w:val="0"/>
+              <w:widowControl/>
+              <w:suppressLineNumbers w:val="0"/>
+              <w:snapToGrid w:val="0"/>
+              <w:spacing w:line="240" w:lineRule="auto"/>
+              <w:ind w:left="0" w:leftChars="0" w:right="0" w:rightChars="0" w:firstLine="0" w:firstLineChars="0"/>
+              <w:jc w:val="left"/>
+              <w:rPr>
+                <w:rFonts w:hint="default" w:ascii="Segoe UI" w:hAnsi="Segoe UI" w:eastAsia="Segoe UI" w:cs="Segoe UI"/>
+                <w:sz w:val="15"/>
+                <w:szCs w:val="15"/>
+              </w:rPr>
+            </w:pPr>
+            <w:r>
+              <w:rPr>
+                <w:rFonts w:hint="default" w:ascii="Segoe UI" w:hAnsi="Segoe UI" w:eastAsia="Segoe UI" w:cs="Segoe UI"/>
+                <w:b/>
+                <w:bCs/>
+                <w:kern w:val="0"/>
+                <w:sz w:val="15"/>
+                <w:szCs w:val="15"/>
+                <w:bdr w:val="none" w:color="auto" w:sz="0" w:space="0"/>
+                <w:lang w:val="en-US" w:eastAsia="zh-CN" w:bidi="ar"/>
+              </w:rPr>
+              <w:t>FORWARD 链默认 ACCEPT</w:t>
+            </w:r>
+            <w:r>
+              <w:rPr>
+                <w:rFonts w:hint="default" w:ascii="Segoe UI" w:hAnsi="Segoe UI" w:eastAsia="Segoe UI" w:cs="Segoe UI"/>
+                <w:kern w:val="0"/>
+                <w:sz w:val="15"/>
+                <w:szCs w:val="15"/>
+                <w:bdr w:val="none" w:color="auto" w:sz="0" w:space="0"/>
+                <w:lang w:val="en-US" w:eastAsia="zh-CN" w:bidi="ar"/>
+              </w:rPr>
+              <w:t>：允许任何来源到任何目标的转发，内网、DMZ、外网之间流量不受限制，攻击者一旦进入内网可轻松横向移动至 DMZ 或其他网段。</w:t>
+            </w:r>
+          </w:p>
+        </w:tc>
+        <w:tc>
+          <w:tcPr>
+            <w:tcW w:w="846" w:type="dxa"/>
+            <w:shd w:val="clear"/>
+            <w:tcMar>
+              <w:top w:w="100" w:type="dxa"/>
+              <w:left w:w="160" w:type="dxa"/>
+              <w:bottom w:w="100" w:type="dxa"/>
+              <w:right w:w="0" w:type="dxa"/>
+            </w:tcMar>
+            <w:vAlign w:val="center"/>
+          </w:tcPr>
+          <w:p>
+            <w:pPr>
+              <w:keepNext w:val="0"/>
+              <w:keepLines w:val="0"/>
+              <w:widowControl/>
+              <w:suppressLineNumbers w:val="0"/>
+              <w:snapToGrid w:val="0"/>
+              <w:spacing w:line="240" w:lineRule="auto"/>
+              <w:ind w:left="0" w:leftChars="0" w:right="0" w:rightChars="0" w:firstLine="0" w:firstLineChars="0"/>
+              <w:jc w:val="center"/>
+              <w:rPr>
+                <w:rFonts w:hint="default" w:ascii="Segoe UI" w:hAnsi="Segoe UI" w:eastAsia="Segoe UI" w:cs="Segoe UI"/>
+                <w:sz w:val="15"/>
+                <w:szCs w:val="15"/>
+              </w:rPr>
+            </w:pPr>
+            <w:r>
+              <w:rPr>
+                <w:rFonts w:hint="default" w:ascii="Segoe UI" w:hAnsi="Segoe UI" w:eastAsia="Segoe UI" w:cs="Segoe UI"/>
+                <w:kern w:val="0"/>
+                <w:sz w:val="15"/>
+                <w:szCs w:val="15"/>
+                <w:bdr w:val="none" w:color="auto" w:sz="0" w:space="0"/>
+                <w:lang w:val="en-US" w:eastAsia="zh-CN" w:bidi="ar"/>
+              </w:rPr>
+              <w:t>严重</w:t>
+            </w:r>
+          </w:p>
+        </w:tc>
+      </w:tr>
+      <w:tr>
+        <w:tblPrEx>
+          <w:tblBorders>
+            <w:top w:val="none" w:color="auto" w:sz="0" w:space="0"/>
+            <w:left w:val="none" w:color="auto" w:sz="0" w:space="0"/>
+            <w:bottom w:val="none" w:color="auto" w:sz="0" w:space="0"/>
+            <w:right w:val="none" w:color="auto" w:sz="0" w:space="0"/>
+            <w:insideH w:val="none" w:color="auto" w:sz="0" w:space="0"/>
+            <w:insideV w:val="none" w:color="auto" w:sz="0" w:space="0"/>
+          </w:tblBorders>
+          <w:shd w:val="clear"/>
+          <w:tblCellMar>
+            <w:top w:w="15" w:type="dxa"/>
+            <w:left w:w="15" w:type="dxa"/>
+            <w:bottom w:w="15" w:type="dxa"/>
+            <w:right w:w="15" w:type="dxa"/>
+          </w:tblCellMar>
+        </w:tblPrEx>
+        <w:trPr>
+          <w:trHeight w:val="0" w:hRule="atLeast"/>
+          <w:jc w:val="center"/>
+        </w:trPr>
+        <w:tc>
+          <w:tcPr>
+            <w:tcW w:w="860" w:type="dxa"/>
+            <w:shd w:val="clear"/>
+            <w:tcMar>
+              <w:top w:w="100" w:type="dxa"/>
+              <w:left w:w="0" w:type="dxa"/>
+              <w:bottom w:w="100" w:type="dxa"/>
+              <w:right w:w="160" w:type="dxa"/>
+            </w:tcMar>
+            <w:vAlign w:val="center"/>
+          </w:tcPr>
+          <w:p>
+            <w:pPr>
+              <w:keepNext w:val="0"/>
+              <w:keepLines w:val="0"/>
+              <w:widowControl/>
+              <w:suppressLineNumbers w:val="0"/>
+              <w:snapToGrid w:val="0"/>
+              <w:spacing w:line="240" w:lineRule="auto"/>
+              <w:ind w:left="0" w:leftChars="0" w:right="0" w:rightChars="0" w:firstLine="0" w:firstLineChars="0"/>
+              <w:jc w:val="center"/>
+              <w:rPr>
+                <w:rFonts w:hint="default" w:ascii="Segoe UI" w:hAnsi="Segoe UI" w:eastAsia="Segoe UI" w:cs="Segoe UI"/>
+                <w:sz w:val="15"/>
+                <w:szCs w:val="15"/>
+              </w:rPr>
+            </w:pPr>
+            <w:r>
+              <w:rPr>
+                <w:rFonts w:hint="default" w:ascii="Segoe UI" w:hAnsi="Segoe UI" w:eastAsia="Segoe UI" w:cs="Segoe UI"/>
+                <w:b/>
+                <w:bCs/>
+                <w:kern w:val="0"/>
+                <w:sz w:val="15"/>
+                <w:szCs w:val="15"/>
+                <w:bdr w:val="none" w:color="auto" w:sz="0" w:space="0"/>
+                <w:lang w:val="en-US" w:eastAsia="zh-CN" w:bidi="ar"/>
+              </w:rPr>
+              <w:t>3</w:t>
+            </w:r>
+          </w:p>
+        </w:tc>
+        <w:tc>
+          <w:tcPr>
+            <w:tcW w:w="6816" w:type="dxa"/>
+            <w:shd w:val="clear"/>
+            <w:tcMar>
+              <w:top w:w="100" w:type="dxa"/>
+              <w:left w:w="160" w:type="dxa"/>
+              <w:bottom w:w="100" w:type="dxa"/>
+              <w:right w:w="160" w:type="dxa"/>
+            </w:tcMar>
+            <w:vAlign w:val="center"/>
+          </w:tcPr>
+          <w:p>
+            <w:pPr>
+              <w:keepNext w:val="0"/>
+              <w:keepLines w:val="0"/>
+              <w:widowControl/>
+              <w:suppressLineNumbers w:val="0"/>
+              <w:snapToGrid w:val="0"/>
+              <w:spacing w:line="240" w:lineRule="auto"/>
+              <w:ind w:left="0" w:leftChars="0" w:right="0" w:rightChars="0" w:firstLine="0" w:firstLineChars="0"/>
+              <w:jc w:val="left"/>
+              <w:rPr>
+                <w:rFonts w:hint="default" w:ascii="Segoe UI" w:hAnsi="Segoe UI" w:eastAsia="Segoe UI" w:cs="Segoe UI"/>
+                <w:sz w:val="15"/>
+                <w:szCs w:val="15"/>
+              </w:rPr>
+            </w:pPr>
+            <w:r>
+              <w:rPr>
+                <w:rFonts w:hint="default" w:ascii="Segoe UI" w:hAnsi="Segoe UI" w:eastAsia="Segoe UI" w:cs="Segoe UI"/>
+                <w:b/>
+                <w:bCs/>
+                <w:kern w:val="0"/>
+                <w:sz w:val="15"/>
+                <w:szCs w:val="15"/>
+                <w:bdr w:val="none" w:color="auto" w:sz="0" w:space="0"/>
+                <w:lang w:val="en-US" w:eastAsia="zh-CN" w:bidi="ar"/>
+              </w:rPr>
+              <w:t>OUTPUT 链默认 ACCEPT</w:t>
+            </w:r>
+            <w:r>
+              <w:rPr>
+                <w:rFonts w:hint="default" w:ascii="Segoe UI" w:hAnsi="Segoe UI" w:eastAsia="Segoe UI" w:cs="Segoe UI"/>
+                <w:kern w:val="0"/>
+                <w:sz w:val="15"/>
+                <w:szCs w:val="15"/>
+                <w:bdr w:val="none" w:color="auto" w:sz="0" w:space="0"/>
+                <w:lang w:val="en-US" w:eastAsia="zh-CN" w:bidi="ar"/>
+              </w:rPr>
+              <w:t>：防火墙自身可随意向外发起连接，攻击者若获得 shell 可直接反弹连接，不受限制。</w:t>
+            </w:r>
+          </w:p>
+        </w:tc>
+        <w:tc>
+          <w:tcPr>
+            <w:tcW w:w="846" w:type="dxa"/>
+            <w:shd w:val="clear"/>
+            <w:tcMar>
+              <w:top w:w="100" w:type="dxa"/>
+              <w:left w:w="160" w:type="dxa"/>
+              <w:bottom w:w="100" w:type="dxa"/>
+              <w:right w:w="0" w:type="dxa"/>
+            </w:tcMar>
+            <w:vAlign w:val="center"/>
+          </w:tcPr>
+          <w:p>
+            <w:pPr>
+              <w:keepNext w:val="0"/>
+              <w:keepLines w:val="0"/>
+              <w:widowControl/>
+              <w:suppressLineNumbers w:val="0"/>
+              <w:snapToGrid w:val="0"/>
+              <w:spacing w:line="240" w:lineRule="auto"/>
+              <w:ind w:left="0" w:leftChars="0" w:right="0" w:rightChars="0" w:firstLine="0" w:firstLineChars="0"/>
+              <w:jc w:val="center"/>
+              <w:rPr>
+                <w:rFonts w:hint="default" w:ascii="Segoe UI" w:hAnsi="Segoe UI" w:eastAsia="Segoe UI" w:cs="Segoe UI"/>
+                <w:sz w:val="15"/>
+                <w:szCs w:val="15"/>
+              </w:rPr>
+            </w:pPr>
+            <w:r>
+              <w:rPr>
+                <w:rFonts w:hint="default" w:ascii="Segoe UI" w:hAnsi="Segoe UI" w:eastAsia="Segoe UI" w:cs="Segoe UI"/>
+                <w:kern w:val="0"/>
+                <w:sz w:val="15"/>
+                <w:szCs w:val="15"/>
+                <w:bdr w:val="none" w:color="auto" w:sz="0" w:space="0"/>
+                <w:lang w:val="en-US" w:eastAsia="zh-CN" w:bidi="ar"/>
+              </w:rPr>
+              <w:t>高</w:t>
+            </w:r>
+          </w:p>
+        </w:tc>
+      </w:tr>
+      <w:tr>
+        <w:tblPrEx>
+          <w:tblBorders>
+            <w:top w:val="none" w:color="auto" w:sz="0" w:space="0"/>
+            <w:left w:val="none" w:color="auto" w:sz="0" w:space="0"/>
+            <w:bottom w:val="none" w:color="auto" w:sz="0" w:space="0"/>
+            <w:right w:val="none" w:color="auto" w:sz="0" w:space="0"/>
+            <w:insideH w:val="none" w:color="auto" w:sz="0" w:space="0"/>
+            <w:insideV w:val="none" w:color="auto" w:sz="0" w:space="0"/>
+          </w:tblBorders>
+          <w:shd w:val="clear"/>
+          <w:tblCellMar>
+            <w:top w:w="15" w:type="dxa"/>
+            <w:left w:w="15" w:type="dxa"/>
+            <w:bottom w:w="15" w:type="dxa"/>
+            <w:right w:w="15" w:type="dxa"/>
+          </w:tblCellMar>
+        </w:tblPrEx>
+        <w:trPr>
+          <w:trHeight w:val="0" w:hRule="atLeast"/>
+          <w:jc w:val="center"/>
+        </w:trPr>
+        <w:tc>
+          <w:tcPr>
+            <w:tcW w:w="860" w:type="dxa"/>
+            <w:shd w:val="clear"/>
+            <w:tcMar>
+              <w:top w:w="100" w:type="dxa"/>
+              <w:left w:w="0" w:type="dxa"/>
+              <w:bottom w:w="100" w:type="dxa"/>
+              <w:right w:w="160" w:type="dxa"/>
+            </w:tcMar>
+            <w:vAlign w:val="center"/>
+          </w:tcPr>
+          <w:p>
+            <w:pPr>
+              <w:keepNext w:val="0"/>
+              <w:keepLines w:val="0"/>
+              <w:widowControl/>
+              <w:suppressLineNumbers w:val="0"/>
+              <w:snapToGrid w:val="0"/>
+              <w:spacing w:line="240" w:lineRule="auto"/>
+              <w:ind w:left="0" w:leftChars="0" w:right="0" w:rightChars="0" w:firstLine="0" w:firstLineChars="0"/>
+              <w:jc w:val="center"/>
+              <w:rPr>
+                <w:rFonts w:hint="default" w:ascii="Segoe UI" w:hAnsi="Segoe UI" w:eastAsia="Segoe UI" w:cs="Segoe UI"/>
+                <w:sz w:val="15"/>
+                <w:szCs w:val="15"/>
+              </w:rPr>
+            </w:pPr>
+            <w:r>
+              <w:rPr>
+                <w:rFonts w:hint="default" w:ascii="Segoe UI" w:hAnsi="Segoe UI" w:eastAsia="Segoe UI" w:cs="Segoe UI"/>
+                <w:b/>
+                <w:bCs/>
+                <w:kern w:val="0"/>
+                <w:sz w:val="15"/>
+                <w:szCs w:val="15"/>
+                <w:bdr w:val="none" w:color="auto" w:sz="0" w:space="0"/>
+                <w:lang w:val="en-US" w:eastAsia="zh-CN" w:bidi="ar"/>
+              </w:rPr>
+              <w:t>4</w:t>
+            </w:r>
+          </w:p>
+        </w:tc>
+        <w:tc>
+          <w:tcPr>
+            <w:tcW w:w="6816" w:type="dxa"/>
+            <w:shd w:val="clear"/>
+            <w:tcMar>
+              <w:top w:w="100" w:type="dxa"/>
+              <w:left w:w="160" w:type="dxa"/>
+              <w:bottom w:w="100" w:type="dxa"/>
+              <w:right w:w="160" w:type="dxa"/>
+            </w:tcMar>
+            <w:vAlign w:val="center"/>
+          </w:tcPr>
+          <w:p>
+            <w:pPr>
+              <w:keepNext w:val="0"/>
+              <w:keepLines w:val="0"/>
+              <w:widowControl/>
+              <w:suppressLineNumbers w:val="0"/>
+              <w:snapToGrid w:val="0"/>
+              <w:spacing w:line="240" w:lineRule="auto"/>
+              <w:ind w:left="0" w:leftChars="0" w:right="0" w:rightChars="0" w:firstLine="0" w:firstLineChars="0"/>
+              <w:jc w:val="left"/>
+              <w:rPr>
+                <w:rFonts w:hint="default" w:ascii="Segoe UI" w:hAnsi="Segoe UI" w:eastAsia="Segoe UI" w:cs="Segoe UI"/>
+                <w:sz w:val="15"/>
+                <w:szCs w:val="15"/>
+              </w:rPr>
+            </w:pPr>
+            <w:r>
+              <w:rPr>
+                <w:rFonts w:hint="default" w:ascii="Segoe UI" w:hAnsi="Segoe UI" w:eastAsia="Segoe UI" w:cs="Segoe UI"/>
+                <w:b/>
+                <w:bCs/>
+                <w:kern w:val="0"/>
+                <w:sz w:val="15"/>
+                <w:szCs w:val="15"/>
+                <w:bdr w:val="none" w:color="auto" w:sz="0" w:space="0"/>
+                <w:lang w:val="en-US" w:eastAsia="zh-CN" w:bidi="ar"/>
+              </w:rPr>
+              <w:t>无防攻击规则</w:t>
+            </w:r>
+            <w:r>
+              <w:rPr>
+                <w:rFonts w:hint="default" w:ascii="Segoe UI" w:hAnsi="Segoe UI" w:eastAsia="Segoe UI" w:cs="Segoe UI"/>
+                <w:kern w:val="0"/>
+                <w:sz w:val="15"/>
+                <w:szCs w:val="15"/>
+                <w:bdr w:val="none" w:color="auto" w:sz="0" w:space="0"/>
+                <w:lang w:val="en-US" w:eastAsia="zh-CN" w:bidi="ar"/>
+              </w:rPr>
+              <w:t>：未配置 SYN Flood 防护、端口扫描限制、SSH 暴力破解防护，易被 DDoS 和暴力破解攻击。</w:t>
+            </w:r>
+          </w:p>
+        </w:tc>
+        <w:tc>
+          <w:tcPr>
+            <w:tcW w:w="846" w:type="dxa"/>
+            <w:shd w:val="clear"/>
+            <w:tcMar>
+              <w:top w:w="100" w:type="dxa"/>
+              <w:left w:w="160" w:type="dxa"/>
+              <w:bottom w:w="100" w:type="dxa"/>
+              <w:right w:w="0" w:type="dxa"/>
+            </w:tcMar>
+            <w:vAlign w:val="center"/>
+          </w:tcPr>
+          <w:p>
+            <w:pPr>
+              <w:keepNext w:val="0"/>
+              <w:keepLines w:val="0"/>
+              <w:widowControl/>
+              <w:suppressLineNumbers w:val="0"/>
+              <w:snapToGrid w:val="0"/>
+              <w:spacing w:line="240" w:lineRule="auto"/>
+              <w:ind w:left="0" w:leftChars="0" w:right="0" w:rightChars="0" w:firstLine="0" w:firstLineChars="0"/>
+              <w:jc w:val="center"/>
+              <w:rPr>
+                <w:rFonts w:hint="default" w:ascii="Segoe UI" w:hAnsi="Segoe UI" w:eastAsia="Segoe UI" w:cs="Segoe UI"/>
+                <w:sz w:val="15"/>
+                <w:szCs w:val="15"/>
+              </w:rPr>
+            </w:pPr>
+            <w:r>
+              <w:rPr>
+                <w:rFonts w:hint="default" w:ascii="Segoe UI" w:hAnsi="Segoe UI" w:eastAsia="Segoe UI" w:cs="Segoe UI"/>
+                <w:kern w:val="0"/>
+                <w:sz w:val="15"/>
+                <w:szCs w:val="15"/>
+                <w:bdr w:val="none" w:color="auto" w:sz="0" w:space="0"/>
+                <w:lang w:val="en-US" w:eastAsia="zh-CN" w:bidi="ar"/>
+              </w:rPr>
+              <w:t>高</w:t>
+            </w:r>
+          </w:p>
+        </w:tc>
+      </w:tr>
+      <w:tr>
+        <w:tblPrEx>
+          <w:tblBorders>
+            <w:top w:val="none" w:color="auto" w:sz="0" w:space="0"/>
+            <w:left w:val="none" w:color="auto" w:sz="0" w:space="0"/>
+            <w:bottom w:val="none" w:color="auto" w:sz="0" w:space="0"/>
+            <w:right w:val="none" w:color="auto" w:sz="0" w:space="0"/>
+            <w:insideH w:val="none" w:color="auto" w:sz="0" w:space="0"/>
+            <w:insideV w:val="none" w:color="auto" w:sz="0" w:space="0"/>
+          </w:tblBorders>
+          <w:shd w:val="clear"/>
+          <w:tblCellMar>
+            <w:top w:w="15" w:type="dxa"/>
+            <w:left w:w="15" w:type="dxa"/>
+            <w:bottom w:w="15" w:type="dxa"/>
+            <w:right w:w="15" w:type="dxa"/>
+          </w:tblCellMar>
+        </w:tblPrEx>
+        <w:trPr>
+          <w:trHeight w:val="0" w:hRule="atLeast"/>
+          <w:jc w:val="center"/>
+        </w:trPr>
+        <w:tc>
+          <w:tcPr>
+            <w:tcW w:w="860" w:type="dxa"/>
+            <w:shd w:val="clear"/>
+            <w:tcMar>
+              <w:top w:w="100" w:type="dxa"/>
+              <w:left w:w="0" w:type="dxa"/>
+              <w:bottom w:w="100" w:type="dxa"/>
+              <w:right w:w="160" w:type="dxa"/>
+            </w:tcMar>
+            <w:vAlign w:val="center"/>
+          </w:tcPr>
+          <w:p>
+            <w:pPr>
+              <w:keepNext w:val="0"/>
+              <w:keepLines w:val="0"/>
+              <w:widowControl/>
+              <w:suppressLineNumbers w:val="0"/>
+              <w:snapToGrid w:val="0"/>
+              <w:spacing w:line="240" w:lineRule="auto"/>
+              <w:ind w:left="0" w:leftChars="0" w:right="0" w:rightChars="0" w:firstLine="0" w:firstLineChars="0"/>
+              <w:jc w:val="center"/>
+              <w:rPr>
+                <w:rFonts w:hint="default" w:ascii="Segoe UI" w:hAnsi="Segoe UI" w:eastAsia="Segoe UI" w:cs="Segoe UI"/>
+                <w:sz w:val="15"/>
+                <w:szCs w:val="15"/>
+              </w:rPr>
+            </w:pPr>
+            <w:r>
+              <w:rPr>
+                <w:rFonts w:hint="default" w:ascii="Segoe UI" w:hAnsi="Segoe UI" w:eastAsia="Segoe UI" w:cs="Segoe UI"/>
+                <w:b/>
+                <w:bCs/>
+                <w:kern w:val="0"/>
+                <w:sz w:val="15"/>
+                <w:szCs w:val="15"/>
+                <w:bdr w:val="none" w:color="auto" w:sz="0" w:space="0"/>
+                <w:lang w:val="en-US" w:eastAsia="zh-CN" w:bidi="ar"/>
+              </w:rPr>
+              <w:t>5</w:t>
+            </w:r>
+          </w:p>
+        </w:tc>
+        <w:tc>
+          <w:tcPr>
+            <w:tcW w:w="6816" w:type="dxa"/>
+            <w:shd w:val="clear"/>
+            <w:tcMar>
+              <w:top w:w="100" w:type="dxa"/>
+              <w:left w:w="160" w:type="dxa"/>
+              <w:bottom w:w="100" w:type="dxa"/>
+              <w:right w:w="160" w:type="dxa"/>
+            </w:tcMar>
+            <w:vAlign w:val="center"/>
+          </w:tcPr>
+          <w:p>
+            <w:pPr>
+              <w:keepNext w:val="0"/>
+              <w:keepLines w:val="0"/>
+              <w:widowControl/>
+              <w:suppressLineNumbers w:val="0"/>
+              <w:snapToGrid w:val="0"/>
+              <w:spacing w:line="240" w:lineRule="auto"/>
+              <w:ind w:left="0" w:leftChars="0" w:right="0" w:rightChars="0" w:firstLine="0" w:firstLineChars="0"/>
+              <w:jc w:val="left"/>
+              <w:rPr>
+                <w:rFonts w:hint="default" w:ascii="Segoe UI" w:hAnsi="Segoe UI" w:eastAsia="Segoe UI" w:cs="Segoe UI"/>
+                <w:sz w:val="15"/>
+                <w:szCs w:val="15"/>
+              </w:rPr>
+            </w:pPr>
+            <w:r>
+              <w:rPr>
+                <w:rFonts w:hint="default" w:ascii="Segoe UI" w:hAnsi="Segoe UI" w:eastAsia="Segoe UI" w:cs="Segoe UI"/>
+                <w:b/>
+                <w:bCs/>
+                <w:kern w:val="0"/>
+                <w:sz w:val="15"/>
+                <w:szCs w:val="15"/>
+                <w:bdr w:val="none" w:color="auto" w:sz="0" w:space="0"/>
+                <w:lang w:val="en-US" w:eastAsia="zh-CN" w:bidi="ar"/>
+              </w:rPr>
+              <w:t>无日志记录</w:t>
+            </w:r>
+            <w:r>
+              <w:rPr>
+                <w:rFonts w:hint="default" w:ascii="Segoe UI" w:hAnsi="Segoe UI" w:eastAsia="Segoe UI" w:cs="Segoe UI"/>
+                <w:kern w:val="0"/>
+                <w:sz w:val="15"/>
+                <w:szCs w:val="15"/>
+                <w:bdr w:val="none" w:color="auto" w:sz="0" w:space="0"/>
+                <w:lang w:val="en-US" w:eastAsia="zh-CN" w:bidi="ar"/>
+              </w:rPr>
+              <w:t>：未配置 LOG_DROP 链，无法审计被拒绝的流量（实际上没有拒绝），无法追踪攻击行为。</w:t>
+            </w:r>
+          </w:p>
+        </w:tc>
+        <w:tc>
+          <w:tcPr>
+            <w:tcW w:w="846" w:type="dxa"/>
+            <w:shd w:val="clear"/>
+            <w:tcMar>
+              <w:top w:w="100" w:type="dxa"/>
+              <w:left w:w="160" w:type="dxa"/>
+              <w:bottom w:w="100" w:type="dxa"/>
+              <w:right w:w="0" w:type="dxa"/>
+            </w:tcMar>
+            <w:vAlign w:val="center"/>
+          </w:tcPr>
+          <w:p>
+            <w:pPr>
+              <w:keepNext w:val="0"/>
+              <w:keepLines w:val="0"/>
+              <w:widowControl/>
+              <w:suppressLineNumbers w:val="0"/>
+              <w:snapToGrid w:val="0"/>
+              <w:spacing w:line="240" w:lineRule="auto"/>
+              <w:ind w:left="0" w:leftChars="0" w:right="0" w:rightChars="0" w:firstLine="0" w:firstLineChars="0"/>
+              <w:jc w:val="center"/>
+              <w:rPr>
+                <w:rFonts w:hint="default" w:ascii="Segoe UI" w:hAnsi="Segoe UI" w:eastAsia="Segoe UI" w:cs="Segoe UI"/>
+                <w:sz w:val="15"/>
+                <w:szCs w:val="15"/>
+              </w:rPr>
+            </w:pPr>
+            <w:r>
+              <w:rPr>
+                <w:rFonts w:hint="default" w:ascii="Segoe UI" w:hAnsi="Segoe UI" w:eastAsia="Segoe UI" w:cs="Segoe UI"/>
+                <w:kern w:val="0"/>
+                <w:sz w:val="15"/>
+                <w:szCs w:val="15"/>
+                <w:bdr w:val="none" w:color="auto" w:sz="0" w:space="0"/>
+                <w:lang w:val="en-US" w:eastAsia="zh-CN" w:bidi="ar"/>
+              </w:rPr>
+              <w:t>中</w:t>
+            </w:r>
+          </w:p>
+        </w:tc>
+      </w:tr>
+      <w:tr>
+        <w:tblPrEx>
+          <w:tblBorders>
+            <w:top w:val="none" w:color="auto" w:sz="0" w:space="0"/>
+            <w:left w:val="none" w:color="auto" w:sz="0" w:space="0"/>
+            <w:bottom w:val="none" w:color="auto" w:sz="0" w:space="0"/>
+            <w:right w:val="none" w:color="auto" w:sz="0" w:space="0"/>
+            <w:insideH w:val="none" w:color="auto" w:sz="0" w:space="0"/>
+            <w:insideV w:val="none" w:color="auto" w:sz="0" w:space="0"/>
+          </w:tblBorders>
+          <w:shd w:val="clear"/>
+          <w:tblCellMar>
+            <w:top w:w="15" w:type="dxa"/>
+            <w:left w:w="15" w:type="dxa"/>
+            <w:bottom w:w="15" w:type="dxa"/>
+            <w:right w:w="15" w:type="dxa"/>
+          </w:tblCellMar>
+        </w:tblPrEx>
+        <w:trPr>
+          <w:trHeight w:val="0" w:hRule="atLeast"/>
+          <w:jc w:val="center"/>
+        </w:trPr>
+        <w:tc>
+          <w:tcPr>
+            <w:tcW w:w="860" w:type="dxa"/>
+            <w:shd w:val="clear"/>
+            <w:tcMar>
+              <w:top w:w="100" w:type="dxa"/>
+              <w:left w:w="0" w:type="dxa"/>
+              <w:bottom w:w="100" w:type="dxa"/>
+              <w:right w:w="160" w:type="dxa"/>
+            </w:tcMar>
+            <w:vAlign w:val="center"/>
+          </w:tcPr>
+          <w:p>
+            <w:pPr>
+              <w:keepNext w:val="0"/>
+              <w:keepLines w:val="0"/>
+              <w:widowControl/>
+              <w:suppressLineNumbers w:val="0"/>
+              <w:snapToGrid w:val="0"/>
+              <w:spacing w:line="240" w:lineRule="auto"/>
+              <w:ind w:left="0" w:leftChars="0" w:right="0" w:rightChars="0" w:firstLine="0" w:firstLineChars="0"/>
+              <w:jc w:val="center"/>
+              <w:rPr>
+                <w:rFonts w:hint="default" w:ascii="Segoe UI" w:hAnsi="Segoe UI" w:eastAsia="Segoe UI" w:cs="Segoe UI"/>
+                <w:sz w:val="15"/>
+                <w:szCs w:val="15"/>
+              </w:rPr>
+            </w:pPr>
+            <w:r>
+              <w:rPr>
+                <w:rFonts w:hint="default" w:ascii="Segoe UI" w:hAnsi="Segoe UI" w:eastAsia="Segoe UI" w:cs="Segoe UI"/>
+                <w:b/>
+                <w:bCs/>
+                <w:kern w:val="0"/>
+                <w:sz w:val="15"/>
+                <w:szCs w:val="15"/>
+                <w:bdr w:val="none" w:color="auto" w:sz="0" w:space="0"/>
+                <w:lang w:val="en-US" w:eastAsia="zh-CN" w:bidi="ar"/>
+              </w:rPr>
+              <w:t>6</w:t>
+            </w:r>
+          </w:p>
+        </w:tc>
+        <w:tc>
+          <w:tcPr>
+            <w:tcW w:w="6816" w:type="dxa"/>
+            <w:shd w:val="clear"/>
+            <w:tcMar>
+              <w:top w:w="100" w:type="dxa"/>
+              <w:left w:w="160" w:type="dxa"/>
+              <w:bottom w:w="100" w:type="dxa"/>
+              <w:right w:w="160" w:type="dxa"/>
+            </w:tcMar>
+            <w:vAlign w:val="center"/>
+          </w:tcPr>
+          <w:p>
+            <w:pPr>
+              <w:keepNext w:val="0"/>
+              <w:keepLines w:val="0"/>
+              <w:widowControl/>
+              <w:suppressLineNumbers w:val="0"/>
+              <w:snapToGrid w:val="0"/>
+              <w:spacing w:line="240" w:lineRule="auto"/>
+              <w:ind w:left="0" w:leftChars="0" w:right="0" w:rightChars="0" w:firstLine="0" w:firstLineChars="0"/>
+              <w:jc w:val="left"/>
+              <w:rPr>
+                <w:rFonts w:hint="default" w:ascii="Segoe UI" w:hAnsi="Segoe UI" w:eastAsia="Segoe UI" w:cs="Segoe UI"/>
+                <w:sz w:val="15"/>
+                <w:szCs w:val="15"/>
+              </w:rPr>
+            </w:pPr>
+            <w:r>
+              <w:rPr>
+                <w:rFonts w:hint="default" w:ascii="Segoe UI" w:hAnsi="Segoe UI" w:eastAsia="Segoe UI" w:cs="Segoe UI"/>
+                <w:b/>
+                <w:bCs/>
+                <w:kern w:val="0"/>
+                <w:sz w:val="15"/>
+                <w:szCs w:val="15"/>
+                <w:bdr w:val="none" w:color="auto" w:sz="0" w:space="0"/>
+                <w:lang w:val="en-US" w:eastAsia="zh-CN" w:bidi="ar"/>
+              </w:rPr>
+              <w:t>未持久化保存</w:t>
+            </w:r>
+            <w:r>
+              <w:rPr>
+                <w:rFonts w:hint="default" w:ascii="Segoe UI" w:hAnsi="Segoe UI" w:eastAsia="Segoe UI" w:cs="Segoe UI"/>
+                <w:kern w:val="0"/>
+                <w:sz w:val="15"/>
+                <w:szCs w:val="15"/>
+                <w:bdr w:val="none" w:color="auto" w:sz="0" w:space="0"/>
+                <w:lang w:val="en-US" w:eastAsia="zh-CN" w:bidi="ar"/>
+              </w:rPr>
+              <w:t>：重启后规则丢失，需要手动重新加载，存在配置不一致风险。</w:t>
+            </w:r>
+          </w:p>
+        </w:tc>
+        <w:tc>
+          <w:tcPr>
+            <w:tcW w:w="846" w:type="dxa"/>
+            <w:shd w:val="clear"/>
+            <w:tcMar>
+              <w:top w:w="100" w:type="dxa"/>
+              <w:left w:w="160" w:type="dxa"/>
+              <w:bottom w:w="100" w:type="dxa"/>
+              <w:right w:w="0" w:type="dxa"/>
+            </w:tcMar>
+            <w:vAlign w:val="center"/>
+          </w:tcPr>
+          <w:p>
+            <w:pPr>
+              <w:keepNext w:val="0"/>
+              <w:keepLines w:val="0"/>
+              <w:widowControl/>
+              <w:suppressLineNumbers w:val="0"/>
+              <w:snapToGrid w:val="0"/>
+              <w:spacing w:line="240" w:lineRule="auto"/>
+              <w:ind w:left="0" w:leftChars="0" w:right="0" w:rightChars="0" w:firstLine="0" w:firstLineChars="0"/>
+              <w:jc w:val="center"/>
+              <w:rPr>
+                <w:rFonts w:hint="default" w:ascii="Segoe UI" w:hAnsi="Segoe UI" w:eastAsia="Segoe UI" w:cs="Segoe UI"/>
+                <w:sz w:val="15"/>
+                <w:szCs w:val="15"/>
+              </w:rPr>
+            </w:pPr>
+            <w:r>
+              <w:rPr>
+                <w:rFonts w:hint="default" w:ascii="Segoe UI" w:hAnsi="Segoe UI" w:eastAsia="Segoe UI" w:cs="Segoe UI"/>
+                <w:kern w:val="0"/>
+                <w:sz w:val="15"/>
+                <w:szCs w:val="15"/>
+                <w:bdr w:val="none" w:color="auto" w:sz="0" w:space="0"/>
+                <w:lang w:val="en-US" w:eastAsia="zh-CN" w:bidi="ar"/>
+              </w:rPr>
+              <w:t>低</w:t>
+            </w:r>
+          </w:p>
+        </w:tc>
+      </w:tr>
+      <w:tr>
+        <w:tblPrEx>
+          <w:tblBorders>
+            <w:top w:val="none" w:color="auto" w:sz="0" w:space="0"/>
+            <w:left w:val="none" w:color="auto" w:sz="0" w:space="0"/>
+            <w:bottom w:val="none" w:color="auto" w:sz="0" w:space="0"/>
+            <w:right w:val="none" w:color="auto" w:sz="0" w:space="0"/>
+            <w:insideH w:val="none" w:color="auto" w:sz="0" w:space="0"/>
+            <w:insideV w:val="none" w:color="auto" w:sz="0" w:space="0"/>
+          </w:tblBorders>
+          <w:shd w:val="clear"/>
+          <w:tblCellMar>
+            <w:top w:w="15" w:type="dxa"/>
+            <w:left w:w="15" w:type="dxa"/>
+            <w:bottom w:w="15" w:type="dxa"/>
+            <w:right w:w="15" w:type="dxa"/>
+          </w:tblCellMar>
+        </w:tblPrEx>
+        <w:trPr>
+          <w:trHeight w:val="0" w:hRule="atLeast"/>
+          <w:jc w:val="center"/>
+        </w:trPr>
+        <w:tc>
+          <w:tcPr>
+            <w:tcW w:w="860" w:type="dxa"/>
+            <w:shd w:val="clear"/>
+            <w:tcMar>
+              <w:top w:w="100" w:type="dxa"/>
+              <w:left w:w="0" w:type="dxa"/>
+              <w:bottom w:w="100" w:type="dxa"/>
+              <w:right w:w="160" w:type="dxa"/>
+            </w:tcMar>
+            <w:vAlign w:val="center"/>
+          </w:tcPr>
+          <w:p>
+            <w:pPr>
+              <w:keepNext w:val="0"/>
+              <w:keepLines w:val="0"/>
+              <w:widowControl/>
+              <w:suppressLineNumbers w:val="0"/>
+              <w:snapToGrid w:val="0"/>
+              <w:spacing w:line="240" w:lineRule="auto"/>
+              <w:ind w:left="0" w:leftChars="0" w:right="0" w:rightChars="0" w:firstLine="0" w:firstLineChars="0"/>
+              <w:jc w:val="center"/>
+              <w:rPr>
+                <w:rFonts w:hint="default" w:ascii="Segoe UI" w:hAnsi="Segoe UI" w:eastAsia="Segoe UI" w:cs="Segoe UI"/>
+                <w:sz w:val="15"/>
+                <w:szCs w:val="15"/>
+              </w:rPr>
+            </w:pPr>
+            <w:r>
+              <w:rPr>
+                <w:rFonts w:hint="default" w:ascii="Segoe UI" w:hAnsi="Segoe UI" w:eastAsia="Segoe UI" w:cs="Segoe UI"/>
+                <w:b/>
+                <w:bCs/>
+                <w:kern w:val="0"/>
+                <w:sz w:val="15"/>
+                <w:szCs w:val="15"/>
+                <w:bdr w:val="none" w:color="auto" w:sz="0" w:space="0"/>
+                <w:lang w:val="en-US" w:eastAsia="zh-CN" w:bidi="ar"/>
+              </w:rPr>
+              <w:t>7</w:t>
+            </w:r>
+          </w:p>
+        </w:tc>
+        <w:tc>
+          <w:tcPr>
+            <w:tcW w:w="6816" w:type="dxa"/>
+            <w:shd w:val="clear"/>
+            <w:tcMar>
+              <w:top w:w="100" w:type="dxa"/>
+              <w:left w:w="160" w:type="dxa"/>
+              <w:bottom w:w="100" w:type="dxa"/>
+              <w:right w:w="160" w:type="dxa"/>
+            </w:tcMar>
+            <w:vAlign w:val="center"/>
+          </w:tcPr>
+          <w:p>
+            <w:pPr>
+              <w:keepNext w:val="0"/>
+              <w:keepLines w:val="0"/>
+              <w:widowControl/>
+              <w:suppressLineNumbers w:val="0"/>
+              <w:snapToGrid w:val="0"/>
+              <w:spacing w:line="240" w:lineRule="auto"/>
+              <w:ind w:left="0" w:leftChars="0" w:right="0" w:rightChars="0" w:firstLine="0" w:firstLineChars="0"/>
+              <w:jc w:val="left"/>
+              <w:rPr>
+                <w:rFonts w:hint="default" w:ascii="Segoe UI" w:hAnsi="Segoe UI" w:eastAsia="Segoe UI" w:cs="Segoe UI"/>
+                <w:sz w:val="15"/>
+                <w:szCs w:val="15"/>
+              </w:rPr>
+            </w:pPr>
+            <w:r>
+              <w:rPr>
+                <w:rFonts w:hint="default" w:ascii="Segoe UI" w:hAnsi="Segoe UI" w:eastAsia="Segoe UI" w:cs="Segoe UI"/>
+                <w:b/>
+                <w:bCs/>
+                <w:kern w:val="0"/>
+                <w:sz w:val="15"/>
+                <w:szCs w:val="15"/>
+                <w:bdr w:val="none" w:color="auto" w:sz="0" w:space="0"/>
+                <w:lang w:val="en-US" w:eastAsia="zh-CN" w:bidi="ar"/>
+              </w:rPr>
+              <w:t>内网到 DMZ 流量无限制</w:t>
+            </w:r>
+            <w:r>
+              <w:rPr>
+                <w:rFonts w:hint="default" w:ascii="Segoe UI" w:hAnsi="Segoe UI" w:eastAsia="Segoe UI" w:cs="Segoe UI"/>
+                <w:kern w:val="0"/>
+                <w:sz w:val="15"/>
+                <w:szCs w:val="15"/>
+                <w:bdr w:val="none" w:color="auto" w:sz="0" w:space="0"/>
+                <w:lang w:val="en-US" w:eastAsia="zh-CN" w:bidi="ar"/>
+              </w:rPr>
+              <w:t>：允许内网任意主机访问 DMZ 所有端口（因为 FORWARD ACCEPT），攻击者可扫描并攻击 DMZ 内部服务。</w:t>
+            </w:r>
+          </w:p>
+        </w:tc>
+        <w:tc>
+          <w:tcPr>
+            <w:tcW w:w="846" w:type="dxa"/>
+            <w:shd w:val="clear"/>
+            <w:tcMar>
+              <w:top w:w="100" w:type="dxa"/>
+              <w:left w:w="160" w:type="dxa"/>
+              <w:bottom w:w="100" w:type="dxa"/>
+              <w:right w:w="0" w:type="dxa"/>
+            </w:tcMar>
+            <w:vAlign w:val="center"/>
+          </w:tcPr>
+          <w:p>
+            <w:pPr>
+              <w:keepNext w:val="0"/>
+              <w:keepLines w:val="0"/>
+              <w:widowControl/>
+              <w:suppressLineNumbers w:val="0"/>
+              <w:snapToGrid w:val="0"/>
+              <w:spacing w:line="240" w:lineRule="auto"/>
+              <w:ind w:left="0" w:leftChars="0" w:right="0" w:rightChars="0" w:firstLine="0" w:firstLineChars="0"/>
+              <w:jc w:val="center"/>
+              <w:rPr>
+                <w:rFonts w:hint="default" w:ascii="Segoe UI" w:hAnsi="Segoe UI" w:eastAsia="Segoe UI" w:cs="Segoe UI"/>
+                <w:sz w:val="15"/>
+                <w:szCs w:val="15"/>
+              </w:rPr>
+            </w:pPr>
+            <w:r>
+              <w:rPr>
+                <w:rFonts w:hint="default" w:ascii="Segoe UI" w:hAnsi="Segoe UI" w:eastAsia="Segoe UI" w:cs="Segoe UI"/>
+                <w:kern w:val="0"/>
+                <w:sz w:val="15"/>
+                <w:szCs w:val="15"/>
+                <w:bdr w:val="none" w:color="auto" w:sz="0" w:space="0"/>
+                <w:lang w:val="en-US" w:eastAsia="zh-CN" w:bidi="ar"/>
+              </w:rPr>
+              <w:t>高</w:t>
+            </w:r>
+          </w:p>
+        </w:tc>
+      </w:tr>
+      <w:tr>
+        <w:tblPrEx>
+          <w:tblBorders>
+            <w:top w:val="none" w:color="auto" w:sz="0" w:space="0"/>
+            <w:left w:val="none" w:color="auto" w:sz="0" w:space="0"/>
+            <w:bottom w:val="none" w:color="auto" w:sz="0" w:space="0"/>
+            <w:right w:val="none" w:color="auto" w:sz="0" w:space="0"/>
+            <w:insideH w:val="none" w:color="auto" w:sz="0" w:space="0"/>
+            <w:insideV w:val="none" w:color="auto" w:sz="0" w:space="0"/>
+          </w:tblBorders>
+          <w:shd w:val="clear"/>
+          <w:tblCellMar>
+            <w:top w:w="15" w:type="dxa"/>
+            <w:left w:w="15" w:type="dxa"/>
+            <w:bottom w:w="15" w:type="dxa"/>
+            <w:right w:w="15" w:type="dxa"/>
+          </w:tblCellMar>
+        </w:tblPrEx>
+        <w:trPr>
+          <w:trHeight w:val="0" w:hRule="atLeast"/>
+          <w:jc w:val="center"/>
+        </w:trPr>
+        <w:tc>
+          <w:tcPr>
+            <w:tcW w:w="860" w:type="dxa"/>
+            <w:shd w:val="clear"/>
+            <w:tcMar>
+              <w:top w:w="100" w:type="dxa"/>
+              <w:left w:w="0" w:type="dxa"/>
+              <w:bottom w:w="100" w:type="dxa"/>
+              <w:right w:w="160" w:type="dxa"/>
+            </w:tcMar>
+            <w:vAlign w:val="center"/>
+          </w:tcPr>
+          <w:p>
+            <w:pPr>
+              <w:keepNext w:val="0"/>
+              <w:keepLines w:val="0"/>
+              <w:widowControl/>
+              <w:suppressLineNumbers w:val="0"/>
+              <w:snapToGrid w:val="0"/>
+              <w:spacing w:line="240" w:lineRule="auto"/>
+              <w:ind w:left="0" w:leftChars="0" w:right="0" w:rightChars="0" w:firstLine="0" w:firstLineChars="0"/>
+              <w:jc w:val="center"/>
+              <w:rPr>
+                <w:rFonts w:hint="default" w:ascii="Segoe UI" w:hAnsi="Segoe UI" w:eastAsia="Segoe UI" w:cs="Segoe UI"/>
+                <w:sz w:val="15"/>
+                <w:szCs w:val="15"/>
+              </w:rPr>
+            </w:pPr>
+            <w:r>
+              <w:rPr>
+                <w:rFonts w:hint="default" w:ascii="Segoe UI" w:hAnsi="Segoe UI" w:eastAsia="Segoe UI" w:cs="Segoe UI"/>
+                <w:b/>
+                <w:bCs/>
+                <w:kern w:val="0"/>
+                <w:sz w:val="15"/>
+                <w:szCs w:val="15"/>
+                <w:bdr w:val="none" w:color="auto" w:sz="0" w:space="0"/>
+                <w:lang w:val="en-US" w:eastAsia="zh-CN" w:bidi="ar"/>
+              </w:rPr>
+              <w:t>8</w:t>
+            </w:r>
+          </w:p>
+        </w:tc>
+        <w:tc>
+          <w:tcPr>
+            <w:tcW w:w="6816" w:type="dxa"/>
+            <w:shd w:val="clear"/>
+            <w:tcMar>
+              <w:top w:w="100" w:type="dxa"/>
+              <w:left w:w="160" w:type="dxa"/>
+              <w:bottom w:w="100" w:type="dxa"/>
+              <w:right w:w="160" w:type="dxa"/>
+            </w:tcMar>
+            <w:vAlign w:val="center"/>
+          </w:tcPr>
+          <w:p>
+            <w:pPr>
+              <w:keepNext w:val="0"/>
+              <w:keepLines w:val="0"/>
+              <w:widowControl/>
+              <w:suppressLineNumbers w:val="0"/>
+              <w:snapToGrid w:val="0"/>
+              <w:spacing w:line="240" w:lineRule="auto"/>
+              <w:ind w:left="0" w:leftChars="0" w:right="0" w:rightChars="0" w:firstLine="0" w:firstLineChars="0"/>
+              <w:jc w:val="left"/>
+              <w:rPr>
+                <w:rFonts w:hint="default" w:ascii="Segoe UI" w:hAnsi="Segoe UI" w:eastAsia="Segoe UI" w:cs="Segoe UI"/>
+                <w:sz w:val="15"/>
+                <w:szCs w:val="15"/>
+              </w:rPr>
+            </w:pPr>
+            <w:r>
+              <w:rPr>
+                <w:rFonts w:hint="default" w:ascii="Segoe UI" w:hAnsi="Segoe UI" w:eastAsia="Segoe UI" w:cs="Segoe UI"/>
+                <w:b/>
+                <w:bCs/>
+                <w:kern w:val="0"/>
+                <w:sz w:val="15"/>
+                <w:szCs w:val="15"/>
+                <w:bdr w:val="none" w:color="auto" w:sz="0" w:space="0"/>
+                <w:lang w:val="en-US" w:eastAsia="zh-CN" w:bidi="ar"/>
+              </w:rPr>
+              <w:t>DNAT 无源 IP 限制</w:t>
+            </w:r>
+            <w:r>
+              <w:rPr>
+                <w:rFonts w:hint="default" w:ascii="Segoe UI" w:hAnsi="Segoe UI" w:eastAsia="Segoe UI" w:cs="Segoe UI"/>
+                <w:kern w:val="0"/>
+                <w:sz w:val="15"/>
+                <w:szCs w:val="15"/>
+                <w:bdr w:val="none" w:color="auto" w:sz="0" w:space="0"/>
+                <w:lang w:val="en-US" w:eastAsia="zh-CN" w:bidi="ar"/>
+              </w:rPr>
+              <w:t>：外部任何 IP 均可访问发布的 DMZ 服务，若服务存在漏洞，可直接被远程利用。</w:t>
+            </w:r>
+          </w:p>
+        </w:tc>
+        <w:tc>
+          <w:tcPr>
+            <w:tcW w:w="846" w:type="dxa"/>
+            <w:shd w:val="clear"/>
+            <w:tcMar>
+              <w:top w:w="100" w:type="dxa"/>
+              <w:left w:w="160" w:type="dxa"/>
+              <w:bottom w:w="100" w:type="dxa"/>
+              <w:right w:w="0" w:type="dxa"/>
+            </w:tcMar>
+            <w:vAlign w:val="center"/>
+          </w:tcPr>
+          <w:p>
+            <w:pPr>
+              <w:keepNext w:val="0"/>
+              <w:keepLines w:val="0"/>
+              <w:widowControl/>
+              <w:suppressLineNumbers w:val="0"/>
+              <w:snapToGrid w:val="0"/>
+              <w:spacing w:line="240" w:lineRule="auto"/>
+              <w:ind w:left="0" w:leftChars="0" w:right="0" w:rightChars="0" w:firstLine="0" w:firstLineChars="0"/>
+              <w:jc w:val="center"/>
+              <w:rPr>
+                <w:rFonts w:hint="default" w:ascii="Segoe UI" w:hAnsi="Segoe UI" w:eastAsia="Segoe UI" w:cs="Segoe UI"/>
+                <w:sz w:val="15"/>
+                <w:szCs w:val="15"/>
+              </w:rPr>
+            </w:pPr>
+            <w:r>
+              <w:rPr>
+                <w:rFonts w:hint="default" w:ascii="Segoe UI" w:hAnsi="Segoe UI" w:eastAsia="Segoe UI" w:cs="Segoe UI"/>
+                <w:kern w:val="0"/>
+                <w:sz w:val="15"/>
+                <w:szCs w:val="15"/>
+                <w:bdr w:val="none" w:color="auto" w:sz="0" w:space="0"/>
+                <w:lang w:val="en-US" w:eastAsia="zh-CN" w:bidi="ar"/>
+              </w:rPr>
+              <w:t>高</w:t>
+            </w:r>
+          </w:p>
+        </w:tc>
+      </w:tr>
+      <w:tr>
+        <w:tblPrEx>
+          <w:tblBorders>
+            <w:top w:val="none" w:color="auto" w:sz="0" w:space="0"/>
+            <w:left w:val="none" w:color="auto" w:sz="0" w:space="0"/>
+            <w:bottom w:val="none" w:color="auto" w:sz="0" w:space="0"/>
+            <w:right w:val="none" w:color="auto" w:sz="0" w:space="0"/>
+            <w:insideH w:val="none" w:color="auto" w:sz="0" w:space="0"/>
+            <w:insideV w:val="none" w:color="auto" w:sz="0" w:space="0"/>
+          </w:tblBorders>
+          <w:shd w:val="clear"/>
+          <w:tblCellMar>
+            <w:top w:w="15" w:type="dxa"/>
+            <w:left w:w="15" w:type="dxa"/>
+            <w:bottom w:w="15" w:type="dxa"/>
+            <w:right w:w="15" w:type="dxa"/>
+          </w:tblCellMar>
+        </w:tblPrEx>
+        <w:trPr>
+          <w:trHeight w:val="0" w:hRule="atLeast"/>
+          <w:jc w:val="center"/>
+        </w:trPr>
+        <w:tc>
+          <w:tcPr>
+            <w:tcW w:w="860" w:type="dxa"/>
+            <w:shd w:val="clear"/>
+            <w:tcMar>
+              <w:top w:w="100" w:type="dxa"/>
+              <w:left w:w="0" w:type="dxa"/>
+              <w:bottom w:w="100" w:type="dxa"/>
+              <w:right w:w="160" w:type="dxa"/>
+            </w:tcMar>
+            <w:vAlign w:val="center"/>
+          </w:tcPr>
+          <w:p>
+            <w:pPr>
+              <w:keepNext w:val="0"/>
+              <w:keepLines w:val="0"/>
+              <w:widowControl/>
+              <w:suppressLineNumbers w:val="0"/>
+              <w:snapToGrid w:val="0"/>
+              <w:spacing w:line="240" w:lineRule="auto"/>
+              <w:ind w:left="0" w:leftChars="0" w:right="0" w:rightChars="0" w:firstLine="0" w:firstLineChars="0"/>
+              <w:jc w:val="center"/>
+              <w:rPr>
+                <w:rFonts w:hint="default" w:ascii="Segoe UI" w:hAnsi="Segoe UI" w:eastAsia="Segoe UI" w:cs="Segoe UI"/>
+                <w:sz w:val="15"/>
+                <w:szCs w:val="15"/>
+              </w:rPr>
+            </w:pPr>
+            <w:r>
+              <w:rPr>
+                <w:rFonts w:hint="default" w:ascii="Segoe UI" w:hAnsi="Segoe UI" w:eastAsia="Segoe UI" w:cs="Segoe UI"/>
+                <w:b/>
+                <w:bCs/>
+                <w:kern w:val="0"/>
+                <w:sz w:val="15"/>
+                <w:szCs w:val="15"/>
+                <w:bdr w:val="none" w:color="auto" w:sz="0" w:space="0"/>
+                <w:lang w:val="en-US" w:eastAsia="zh-CN" w:bidi="ar"/>
+              </w:rPr>
+              <w:t>9</w:t>
+            </w:r>
+          </w:p>
+        </w:tc>
+        <w:tc>
+          <w:tcPr>
+            <w:tcW w:w="6816" w:type="dxa"/>
+            <w:shd w:val="clear"/>
+            <w:tcMar>
+              <w:top w:w="100" w:type="dxa"/>
+              <w:left w:w="160" w:type="dxa"/>
+              <w:bottom w:w="100" w:type="dxa"/>
+              <w:right w:w="160" w:type="dxa"/>
+            </w:tcMar>
+            <w:vAlign w:val="center"/>
+          </w:tcPr>
+          <w:p>
+            <w:pPr>
+              <w:keepNext w:val="0"/>
+              <w:keepLines w:val="0"/>
+              <w:widowControl/>
+              <w:suppressLineNumbers w:val="0"/>
+              <w:snapToGrid w:val="0"/>
+              <w:spacing w:line="240" w:lineRule="auto"/>
+              <w:ind w:left="0" w:leftChars="0" w:right="0" w:rightChars="0" w:firstLine="0" w:firstLineChars="0"/>
+              <w:jc w:val="left"/>
+              <w:rPr>
+                <w:rFonts w:hint="default" w:ascii="Segoe UI" w:hAnsi="Segoe UI" w:eastAsia="Segoe UI" w:cs="Segoe UI"/>
+                <w:sz w:val="15"/>
+                <w:szCs w:val="15"/>
+              </w:rPr>
+            </w:pPr>
+            <w:r>
+              <w:rPr>
+                <w:rFonts w:hint="default" w:ascii="Segoe UI" w:hAnsi="Segoe UI" w:eastAsia="Segoe UI" w:cs="Segoe UI"/>
+                <w:b/>
+                <w:bCs/>
+                <w:kern w:val="0"/>
+                <w:sz w:val="15"/>
+                <w:szCs w:val="15"/>
+                <w:bdr w:val="none" w:color="auto" w:sz="0" w:space="0"/>
+                <w:lang w:val="en-US" w:eastAsia="zh-CN" w:bidi="ar"/>
+              </w:rPr>
+              <w:t>未放行 ICMP 但 INPUT ACCEPT 已包含</w:t>
+            </w:r>
+            <w:r>
+              <w:rPr>
+                <w:rFonts w:hint="default" w:ascii="Segoe UI" w:hAnsi="Segoe UI" w:eastAsia="Segoe UI" w:cs="Segoe UI"/>
+                <w:kern w:val="0"/>
+                <w:sz w:val="15"/>
+                <w:szCs w:val="15"/>
+                <w:bdr w:val="none" w:color="auto" w:sz="0" w:space="0"/>
+                <w:lang w:val="en-US" w:eastAsia="zh-CN" w:bidi="ar"/>
+              </w:rPr>
+              <w:t>：ICMP 也被允许（因 INPUT ACCEPT），ping 可以穿透，但不算漏洞，只是信息泄露。</w:t>
+            </w:r>
+          </w:p>
+        </w:tc>
+        <w:tc>
+          <w:tcPr>
+            <w:tcW w:w="846" w:type="dxa"/>
+            <w:shd w:val="clear"/>
+            <w:tcMar>
+              <w:top w:w="100" w:type="dxa"/>
+              <w:left w:w="160" w:type="dxa"/>
+              <w:bottom w:w="100" w:type="dxa"/>
+              <w:right w:w="0" w:type="dxa"/>
+            </w:tcMar>
+            <w:vAlign w:val="center"/>
+          </w:tcPr>
+          <w:p>
+            <w:pPr>
+              <w:keepNext w:val="0"/>
+              <w:keepLines w:val="0"/>
+              <w:widowControl/>
+              <w:suppressLineNumbers w:val="0"/>
+              <w:snapToGrid w:val="0"/>
+              <w:spacing w:line="240" w:lineRule="auto"/>
+              <w:ind w:left="0" w:leftChars="0" w:right="0" w:rightChars="0" w:firstLine="0" w:firstLineChars="0"/>
+              <w:jc w:val="center"/>
+              <w:rPr>
+                <w:rFonts w:hint="default" w:ascii="Segoe UI" w:hAnsi="Segoe UI" w:eastAsia="Segoe UI" w:cs="Segoe UI"/>
+                <w:sz w:val="15"/>
+                <w:szCs w:val="15"/>
+              </w:rPr>
+            </w:pPr>
+            <w:r>
+              <w:rPr>
+                <w:rFonts w:hint="default" w:ascii="Segoe UI" w:hAnsi="Segoe UI" w:eastAsia="Segoe UI" w:cs="Segoe UI"/>
+                <w:kern w:val="0"/>
+                <w:sz w:val="15"/>
+                <w:szCs w:val="15"/>
+                <w:bdr w:val="none" w:color="auto" w:sz="0" w:space="0"/>
+                <w:lang w:val="en-US" w:eastAsia="zh-CN" w:bidi="ar"/>
+              </w:rPr>
+              <w:t>低</w:t>
+            </w:r>
+          </w:p>
+        </w:tc>
+      </w:tr>
+    </w:tbl>
+    <w:p>
+      <w:pPr>
+        <w:rPr>
+          <w:rFonts w:hint="eastAsia"/>
+          <w:lang w:val="en-US" w:eastAsia="zh-CN"/>
+        </w:rPr>
+      </w:pPr>
+    </w:p>
+    <w:p>
+      <w:pPr>
         <w:rPr>
           <w:rFonts w:hint="eastAsia"/>
           <w:lang w:val="en-US" w:eastAsia="zh-CN"/>
@@ -464,7 +2133,1050 @@
     </w:p>
     <w:p>
       <w:pPr>
-        <w:pStyle w:val="2"/>
+        <w:rPr>
+          <w:rFonts w:hint="eastAsia"/>
+          <w:lang w:val="en-US" w:eastAsia="zh-CN"/>
+        </w:rPr>
+      </w:pPr>
+    </w:p>
+    <w:p>
+      <w:pPr>
+        <w:widowControl w:val="0"/>
+        <w:jc w:val="both"/>
+        <w:rPr>
+          <w:rFonts w:hint="eastAsia" w:asciiTheme="minorHAnsi" w:hAnsiTheme="minorHAnsi" w:eastAsiaTheme="minorEastAsia" w:cstheme="minorBidi"/>
+          <w:b/>
+          <w:kern w:val="2"/>
+          <w:sz w:val="21"/>
+          <w:szCs w:val="24"/>
+          <w:lang w:val="en-US" w:eastAsia="zh-CN" w:bidi="ar-SA"/>
+        </w:rPr>
+      </w:pPr>
+      <w:r>
+        <w:rPr>
+          <w:rFonts w:hint="default" w:asciiTheme="minorHAnsi" w:hAnsiTheme="minorHAnsi" w:eastAsiaTheme="minorEastAsia" w:cstheme="minorBidi"/>
+          <w:b/>
+          <w:kern w:val="2"/>
+          <w:sz w:val="21"/>
+          <w:szCs w:val="24"/>
+          <w:lang w:val="en-US" w:eastAsia="zh-CN" w:bidi="ar-SA"/>
+        </w:rPr>
+        <w:t>如何修复</w:t>
+      </w:r>
+    </w:p>
+    <w:tbl>
+      <w:tblPr>
+        <w:tblW w:w="8463" w:type="dxa"/>
+        <w:jc w:val="center"/>
+        <w:tblBorders>
+          <w:top w:val="none" w:color="auto" w:sz="0" w:space="0"/>
+          <w:left w:val="none" w:color="auto" w:sz="0" w:space="0"/>
+          <w:bottom w:val="none" w:color="auto" w:sz="0" w:space="0"/>
+          <w:right w:val="none" w:color="auto" w:sz="0" w:space="0"/>
+          <w:insideH w:val="none" w:color="auto" w:sz="0" w:space="0"/>
+          <w:insideV w:val="none" w:color="auto" w:sz="0" w:space="0"/>
+        </w:tblBorders>
+        <w:shd w:val="clear"/>
+        <w:tblLayout w:type="autofit"/>
+        <w:tblCellMar>
+          <w:top w:w="15" w:type="dxa"/>
+          <w:left w:w="15" w:type="dxa"/>
+          <w:bottom w:w="15" w:type="dxa"/>
+          <w:right w:w="15" w:type="dxa"/>
+        </w:tblCellMar>
+      </w:tblPr>
+      <w:tblGrid>
+        <w:gridCol w:w="2361"/>
+        <w:gridCol w:w="6102"/>
+      </w:tblGrid>
+      <w:tr>
+        <w:tblPrEx>
+          <w:tblBorders>
+            <w:top w:val="none" w:color="auto" w:sz="0" w:space="0"/>
+            <w:left w:val="none" w:color="auto" w:sz="0" w:space="0"/>
+            <w:bottom w:val="none" w:color="auto" w:sz="0" w:space="0"/>
+            <w:right w:val="none" w:color="auto" w:sz="0" w:space="0"/>
+            <w:insideH w:val="none" w:color="auto" w:sz="0" w:space="0"/>
+            <w:insideV w:val="none" w:color="auto" w:sz="0" w:space="0"/>
+          </w:tblBorders>
+          <w:shd w:val="clear"/>
+          <w:tblCellMar>
+            <w:top w:w="15" w:type="dxa"/>
+            <w:left w:w="15" w:type="dxa"/>
+            <w:bottom w:w="15" w:type="dxa"/>
+            <w:right w:w="15" w:type="dxa"/>
+          </w:tblCellMar>
+        </w:tblPrEx>
+        <w:trPr>
+          <w:trHeight w:val="0" w:hRule="atLeast"/>
+          <w:tblHeader/>
+          <w:jc w:val="center"/>
+        </w:trPr>
+        <w:tc>
+          <w:tcPr>
+            <w:tcW w:w="0" w:type="auto"/>
+            <w:tcBorders>
+              <w:top w:val="nil"/>
+            </w:tcBorders>
+            <w:shd w:val="clear"/>
+            <w:tcMar>
+              <w:top w:w="100" w:type="dxa"/>
+              <w:left w:w="0" w:type="dxa"/>
+              <w:bottom w:w="100" w:type="dxa"/>
+              <w:right w:w="160" w:type="dxa"/>
+            </w:tcMar>
+            <w:vAlign w:val="center"/>
+          </w:tcPr>
+          <w:p>
+            <w:pPr>
+              <w:keepNext w:val="0"/>
+              <w:keepLines w:val="0"/>
+              <w:widowControl/>
+              <w:suppressLineNumbers w:val="0"/>
+              <w:snapToGrid w:val="0"/>
+              <w:spacing w:line="240" w:lineRule="auto"/>
+              <w:ind w:left="0" w:leftChars="0" w:right="0" w:rightChars="0" w:firstLine="0" w:firstLineChars="0"/>
+              <w:jc w:val="center"/>
+              <w:rPr>
+                <w:rFonts w:hint="default" w:ascii="Segoe UI" w:hAnsi="Segoe UI" w:eastAsia="Segoe UI" w:cs="Segoe UI"/>
+                <w:b/>
+                <w:sz w:val="15"/>
+                <w:szCs w:val="15"/>
+              </w:rPr>
+            </w:pPr>
+            <w:r>
+              <w:rPr>
+                <w:rFonts w:hint="default" w:ascii="Segoe UI" w:hAnsi="Segoe UI" w:eastAsia="Segoe UI" w:cs="Segoe UI"/>
+                <w:b/>
+                <w:kern w:val="0"/>
+                <w:sz w:val="15"/>
+                <w:szCs w:val="15"/>
+                <w:bdr w:val="none" w:color="auto" w:sz="0" w:space="0"/>
+                <w:lang w:val="en-US" w:eastAsia="zh-CN" w:bidi="ar"/>
+              </w:rPr>
+              <w:t>漏洞</w:t>
+            </w:r>
+          </w:p>
+        </w:tc>
+        <w:tc>
+          <w:tcPr>
+            <w:tcW w:w="6102" w:type="dxa"/>
+            <w:tcBorders>
+              <w:top w:val="nil"/>
+            </w:tcBorders>
+            <w:shd w:val="clear"/>
+            <w:tcMar>
+              <w:top w:w="100" w:type="dxa"/>
+              <w:left w:w="160" w:type="dxa"/>
+              <w:bottom w:w="100" w:type="dxa"/>
+              <w:right w:w="160" w:type="dxa"/>
+            </w:tcMar>
+            <w:vAlign w:val="center"/>
+          </w:tcPr>
+          <w:p>
+            <w:pPr>
+              <w:keepNext w:val="0"/>
+              <w:keepLines w:val="0"/>
+              <w:widowControl/>
+              <w:suppressLineNumbers w:val="0"/>
+              <w:snapToGrid w:val="0"/>
+              <w:spacing w:line="240" w:lineRule="auto"/>
+              <w:ind w:left="0" w:leftChars="0" w:right="0" w:rightChars="0" w:firstLine="0" w:firstLineChars="0"/>
+              <w:jc w:val="center"/>
+              <w:rPr>
+                <w:rFonts w:hint="default" w:ascii="Segoe UI" w:hAnsi="Segoe UI" w:eastAsia="Segoe UI" w:cs="Segoe UI"/>
+                <w:b/>
+                <w:sz w:val="15"/>
+                <w:szCs w:val="15"/>
+              </w:rPr>
+            </w:pPr>
+            <w:r>
+              <w:rPr>
+                <w:rFonts w:hint="default" w:ascii="Segoe UI" w:hAnsi="Segoe UI" w:eastAsia="Segoe UI" w:cs="Segoe UI"/>
+                <w:b/>
+                <w:kern w:val="0"/>
+                <w:sz w:val="15"/>
+                <w:szCs w:val="15"/>
+                <w:bdr w:val="none" w:color="auto" w:sz="0" w:space="0"/>
+                <w:lang w:val="en-US" w:eastAsia="zh-CN" w:bidi="ar"/>
+              </w:rPr>
+              <w:t>修复方法</w:t>
+            </w:r>
+          </w:p>
+        </w:tc>
+      </w:tr>
+      <w:tr>
+        <w:tblPrEx>
+          <w:tblBorders>
+            <w:top w:val="none" w:color="auto" w:sz="0" w:space="0"/>
+            <w:left w:val="none" w:color="auto" w:sz="0" w:space="0"/>
+            <w:bottom w:val="none" w:color="auto" w:sz="0" w:space="0"/>
+            <w:right w:val="none" w:color="auto" w:sz="0" w:space="0"/>
+            <w:insideH w:val="none" w:color="auto" w:sz="0" w:space="0"/>
+            <w:insideV w:val="none" w:color="auto" w:sz="0" w:space="0"/>
+          </w:tblBorders>
+          <w:shd w:val="clear"/>
+          <w:tblCellMar>
+            <w:top w:w="15" w:type="dxa"/>
+            <w:left w:w="15" w:type="dxa"/>
+            <w:bottom w:w="15" w:type="dxa"/>
+            <w:right w:w="15" w:type="dxa"/>
+          </w:tblCellMar>
+        </w:tblPrEx>
+        <w:trPr>
+          <w:trHeight w:val="0" w:hRule="atLeast"/>
+          <w:jc w:val="center"/>
+        </w:trPr>
+        <w:tc>
+          <w:tcPr>
+            <w:tcW w:w="0" w:type="auto"/>
+            <w:shd w:val="clear"/>
+            <w:tcMar>
+              <w:top w:w="100" w:type="dxa"/>
+              <w:left w:w="0" w:type="dxa"/>
+              <w:bottom w:w="100" w:type="dxa"/>
+              <w:right w:w="160" w:type="dxa"/>
+            </w:tcMar>
+            <w:vAlign w:val="center"/>
+          </w:tcPr>
+          <w:p>
+            <w:pPr>
+              <w:keepNext w:val="0"/>
+              <w:keepLines w:val="0"/>
+              <w:widowControl/>
+              <w:suppressLineNumbers w:val="0"/>
+              <w:snapToGrid w:val="0"/>
+              <w:spacing w:line="240" w:lineRule="auto"/>
+              <w:ind w:left="0" w:leftChars="0" w:right="0" w:rightChars="0" w:firstLine="0" w:firstLineChars="0"/>
+              <w:jc w:val="left"/>
+              <w:rPr>
+                <w:rFonts w:hint="default" w:ascii="Segoe UI" w:hAnsi="Segoe UI" w:eastAsia="Segoe UI" w:cs="Segoe UI"/>
+                <w:sz w:val="15"/>
+                <w:szCs w:val="15"/>
+              </w:rPr>
+            </w:pPr>
+            <w:r>
+              <w:rPr>
+                <w:rFonts w:hint="default" w:ascii="Segoe UI" w:hAnsi="Segoe UI" w:eastAsia="Segoe UI" w:cs="Segoe UI"/>
+                <w:kern w:val="0"/>
+                <w:sz w:val="15"/>
+                <w:szCs w:val="15"/>
+                <w:bdr w:val="none" w:color="auto" w:sz="0" w:space="0"/>
+                <w:lang w:val="en-US" w:eastAsia="zh-CN" w:bidi="ar"/>
+              </w:rPr>
+              <w:t>INPUT ACCEPT</w:t>
+            </w:r>
+          </w:p>
+        </w:tc>
+        <w:tc>
+          <w:tcPr>
+            <w:tcW w:w="6102" w:type="dxa"/>
+            <w:shd w:val="clear"/>
+            <w:tcMar>
+              <w:top w:w="100" w:type="dxa"/>
+              <w:left w:w="160" w:type="dxa"/>
+              <w:bottom w:w="100" w:type="dxa"/>
+              <w:right w:w="0" w:type="dxa"/>
+            </w:tcMar>
+            <w:vAlign w:val="center"/>
+          </w:tcPr>
+          <w:p>
+            <w:pPr>
+              <w:keepNext w:val="0"/>
+              <w:keepLines w:val="0"/>
+              <w:widowControl/>
+              <w:suppressLineNumbers w:val="0"/>
+              <w:snapToGrid w:val="0"/>
+              <w:spacing w:line="240" w:lineRule="auto"/>
+              <w:ind w:left="0" w:leftChars="0" w:right="0" w:rightChars="0" w:firstLine="0" w:firstLineChars="0"/>
+              <w:jc w:val="left"/>
+              <w:rPr>
+                <w:rFonts w:hint="default" w:ascii="Segoe UI" w:hAnsi="Segoe UI" w:eastAsia="Segoe UI" w:cs="Segoe UI"/>
+                <w:sz w:val="15"/>
+                <w:szCs w:val="15"/>
+              </w:rPr>
+            </w:pPr>
+            <w:r>
+              <w:rPr>
+                <w:rFonts w:hint="default" w:ascii="Segoe UI" w:hAnsi="Segoe UI" w:eastAsia="Segoe UI" w:cs="Segoe UI"/>
+                <w:kern w:val="0"/>
+                <w:sz w:val="15"/>
+                <w:szCs w:val="15"/>
+                <w:bdr w:val="none" w:color="auto" w:sz="0" w:space="0"/>
+                <w:lang w:val="en-US" w:eastAsia="zh-CN" w:bidi="ar"/>
+              </w:rPr>
+              <w:t>改为 DROP，只放行必要的入站流量（如 80、443、22）</w:t>
+            </w:r>
+          </w:p>
+        </w:tc>
+      </w:tr>
+      <w:tr>
+        <w:tblPrEx>
+          <w:tblBorders>
+            <w:top w:val="none" w:color="auto" w:sz="0" w:space="0"/>
+            <w:left w:val="none" w:color="auto" w:sz="0" w:space="0"/>
+            <w:bottom w:val="none" w:color="auto" w:sz="0" w:space="0"/>
+            <w:right w:val="none" w:color="auto" w:sz="0" w:space="0"/>
+            <w:insideH w:val="none" w:color="auto" w:sz="0" w:space="0"/>
+            <w:insideV w:val="none" w:color="auto" w:sz="0" w:space="0"/>
+          </w:tblBorders>
+          <w:tblCellMar>
+            <w:top w:w="15" w:type="dxa"/>
+            <w:left w:w="15" w:type="dxa"/>
+            <w:bottom w:w="15" w:type="dxa"/>
+            <w:right w:w="15" w:type="dxa"/>
+          </w:tblCellMar>
+        </w:tblPrEx>
+        <w:trPr>
+          <w:trHeight w:val="0" w:hRule="atLeast"/>
+          <w:jc w:val="center"/>
+        </w:trPr>
+        <w:tc>
+          <w:tcPr>
+            <w:tcW w:w="0" w:type="auto"/>
+            <w:shd w:val="clear"/>
+            <w:tcMar>
+              <w:top w:w="100" w:type="dxa"/>
+              <w:left w:w="0" w:type="dxa"/>
+              <w:bottom w:w="100" w:type="dxa"/>
+              <w:right w:w="160" w:type="dxa"/>
+            </w:tcMar>
+            <w:vAlign w:val="center"/>
+          </w:tcPr>
+          <w:p>
+            <w:pPr>
+              <w:keepNext w:val="0"/>
+              <w:keepLines w:val="0"/>
+              <w:widowControl/>
+              <w:suppressLineNumbers w:val="0"/>
+              <w:snapToGrid w:val="0"/>
+              <w:spacing w:line="240" w:lineRule="auto"/>
+              <w:ind w:left="0" w:leftChars="0" w:right="0" w:rightChars="0" w:firstLine="0" w:firstLineChars="0"/>
+              <w:jc w:val="left"/>
+              <w:rPr>
+                <w:rFonts w:hint="default" w:ascii="Segoe UI" w:hAnsi="Segoe UI" w:eastAsia="Segoe UI" w:cs="Segoe UI"/>
+                <w:sz w:val="15"/>
+                <w:szCs w:val="15"/>
+              </w:rPr>
+            </w:pPr>
+            <w:r>
+              <w:rPr>
+                <w:rFonts w:hint="default" w:ascii="Segoe UI" w:hAnsi="Segoe UI" w:eastAsia="Segoe UI" w:cs="Segoe UI"/>
+                <w:kern w:val="0"/>
+                <w:sz w:val="15"/>
+                <w:szCs w:val="15"/>
+                <w:bdr w:val="none" w:color="auto" w:sz="0" w:space="0"/>
+                <w:lang w:val="en-US" w:eastAsia="zh-CN" w:bidi="ar"/>
+              </w:rPr>
+              <w:t>FORWARD ACCEPT</w:t>
+            </w:r>
+          </w:p>
+        </w:tc>
+        <w:tc>
+          <w:tcPr>
+            <w:tcW w:w="6102" w:type="dxa"/>
+            <w:shd w:val="clear"/>
+            <w:tcMar>
+              <w:top w:w="100" w:type="dxa"/>
+              <w:left w:w="160" w:type="dxa"/>
+              <w:bottom w:w="100" w:type="dxa"/>
+              <w:right w:w="0" w:type="dxa"/>
+            </w:tcMar>
+            <w:vAlign w:val="center"/>
+          </w:tcPr>
+          <w:p>
+            <w:pPr>
+              <w:keepNext w:val="0"/>
+              <w:keepLines w:val="0"/>
+              <w:widowControl/>
+              <w:suppressLineNumbers w:val="0"/>
+              <w:snapToGrid w:val="0"/>
+              <w:spacing w:line="240" w:lineRule="auto"/>
+              <w:ind w:left="0" w:leftChars="0" w:right="0" w:rightChars="0" w:firstLine="0" w:firstLineChars="0"/>
+              <w:jc w:val="left"/>
+              <w:rPr>
+                <w:rFonts w:hint="default" w:ascii="Segoe UI" w:hAnsi="Segoe UI" w:eastAsia="Segoe UI" w:cs="Segoe UI"/>
+                <w:sz w:val="15"/>
+                <w:szCs w:val="15"/>
+              </w:rPr>
+            </w:pPr>
+            <w:r>
+              <w:rPr>
+                <w:rFonts w:hint="default" w:ascii="Segoe UI" w:hAnsi="Segoe UI" w:eastAsia="Segoe UI" w:cs="Segoe UI"/>
+                <w:kern w:val="0"/>
+                <w:sz w:val="15"/>
+                <w:szCs w:val="15"/>
+                <w:bdr w:val="none" w:color="auto" w:sz="0" w:space="0"/>
+                <w:lang w:val="en-US" w:eastAsia="zh-CN" w:bidi="ar"/>
+              </w:rPr>
+              <w:t>改为 DROP，只允许明确允许的转发规则</w:t>
+            </w:r>
+          </w:p>
+        </w:tc>
+      </w:tr>
+      <w:tr>
+        <w:tblPrEx>
+          <w:tblBorders>
+            <w:top w:val="none" w:color="auto" w:sz="0" w:space="0"/>
+            <w:left w:val="none" w:color="auto" w:sz="0" w:space="0"/>
+            <w:bottom w:val="none" w:color="auto" w:sz="0" w:space="0"/>
+            <w:right w:val="none" w:color="auto" w:sz="0" w:space="0"/>
+            <w:insideH w:val="none" w:color="auto" w:sz="0" w:space="0"/>
+            <w:insideV w:val="none" w:color="auto" w:sz="0" w:space="0"/>
+          </w:tblBorders>
+          <w:shd w:val="clear"/>
+          <w:tblCellMar>
+            <w:top w:w="15" w:type="dxa"/>
+            <w:left w:w="15" w:type="dxa"/>
+            <w:bottom w:w="15" w:type="dxa"/>
+            <w:right w:w="15" w:type="dxa"/>
+          </w:tblCellMar>
+        </w:tblPrEx>
+        <w:trPr>
+          <w:trHeight w:val="0" w:hRule="atLeast"/>
+          <w:jc w:val="center"/>
+        </w:trPr>
+        <w:tc>
+          <w:tcPr>
+            <w:tcW w:w="0" w:type="auto"/>
+            <w:shd w:val="clear"/>
+            <w:tcMar>
+              <w:top w:w="100" w:type="dxa"/>
+              <w:left w:w="0" w:type="dxa"/>
+              <w:bottom w:w="100" w:type="dxa"/>
+              <w:right w:w="160" w:type="dxa"/>
+            </w:tcMar>
+            <w:vAlign w:val="center"/>
+          </w:tcPr>
+          <w:p>
+            <w:pPr>
+              <w:keepNext w:val="0"/>
+              <w:keepLines w:val="0"/>
+              <w:widowControl/>
+              <w:suppressLineNumbers w:val="0"/>
+              <w:snapToGrid w:val="0"/>
+              <w:spacing w:line="240" w:lineRule="auto"/>
+              <w:ind w:left="0" w:leftChars="0" w:right="0" w:rightChars="0" w:firstLine="0" w:firstLineChars="0"/>
+              <w:jc w:val="left"/>
+              <w:rPr>
+                <w:rFonts w:hint="default" w:ascii="Segoe UI" w:hAnsi="Segoe UI" w:eastAsia="Segoe UI" w:cs="Segoe UI"/>
+                <w:sz w:val="15"/>
+                <w:szCs w:val="15"/>
+              </w:rPr>
+            </w:pPr>
+            <w:r>
+              <w:rPr>
+                <w:rFonts w:hint="default" w:ascii="Segoe UI" w:hAnsi="Segoe UI" w:eastAsia="Segoe UI" w:cs="Segoe UI"/>
+                <w:kern w:val="0"/>
+                <w:sz w:val="15"/>
+                <w:szCs w:val="15"/>
+                <w:bdr w:val="none" w:color="auto" w:sz="0" w:space="0"/>
+                <w:lang w:val="en-US" w:eastAsia="zh-CN" w:bidi="ar"/>
+              </w:rPr>
+              <w:t>OUTPUT ACCEPT</w:t>
+            </w:r>
+          </w:p>
+        </w:tc>
+        <w:tc>
+          <w:tcPr>
+            <w:tcW w:w="6102" w:type="dxa"/>
+            <w:shd w:val="clear"/>
+            <w:tcMar>
+              <w:top w:w="100" w:type="dxa"/>
+              <w:left w:w="160" w:type="dxa"/>
+              <w:bottom w:w="100" w:type="dxa"/>
+              <w:right w:w="0" w:type="dxa"/>
+            </w:tcMar>
+            <w:vAlign w:val="center"/>
+          </w:tcPr>
+          <w:p>
+            <w:pPr>
+              <w:keepNext w:val="0"/>
+              <w:keepLines w:val="0"/>
+              <w:widowControl/>
+              <w:suppressLineNumbers w:val="0"/>
+              <w:snapToGrid w:val="0"/>
+              <w:spacing w:line="240" w:lineRule="auto"/>
+              <w:ind w:left="0" w:leftChars="0" w:right="0" w:rightChars="0" w:firstLine="0" w:firstLineChars="0"/>
+              <w:jc w:val="left"/>
+              <w:rPr>
+                <w:rFonts w:hint="default" w:ascii="Segoe UI" w:hAnsi="Segoe UI" w:eastAsia="Segoe UI" w:cs="Segoe UI"/>
+                <w:sz w:val="15"/>
+                <w:szCs w:val="15"/>
+              </w:rPr>
+            </w:pPr>
+            <w:r>
+              <w:rPr>
+                <w:rFonts w:hint="default" w:ascii="Segoe UI" w:hAnsi="Segoe UI" w:eastAsia="Segoe UI" w:cs="Segoe UI"/>
+                <w:kern w:val="0"/>
+                <w:sz w:val="15"/>
+                <w:szCs w:val="15"/>
+                <w:bdr w:val="none" w:color="auto" w:sz="0" w:space="0"/>
+                <w:lang w:val="en-US" w:eastAsia="zh-CN" w:bidi="ar"/>
+              </w:rPr>
+              <w:t>改为 DROP，只放行必要的出站流量</w:t>
+            </w:r>
+          </w:p>
+        </w:tc>
+      </w:tr>
+      <w:tr>
+        <w:tblPrEx>
+          <w:tblBorders>
+            <w:top w:val="none" w:color="auto" w:sz="0" w:space="0"/>
+            <w:left w:val="none" w:color="auto" w:sz="0" w:space="0"/>
+            <w:bottom w:val="none" w:color="auto" w:sz="0" w:space="0"/>
+            <w:right w:val="none" w:color="auto" w:sz="0" w:space="0"/>
+            <w:insideH w:val="none" w:color="auto" w:sz="0" w:space="0"/>
+            <w:insideV w:val="none" w:color="auto" w:sz="0" w:space="0"/>
+          </w:tblBorders>
+          <w:shd w:val="clear"/>
+          <w:tblCellMar>
+            <w:top w:w="15" w:type="dxa"/>
+            <w:left w:w="15" w:type="dxa"/>
+            <w:bottom w:w="15" w:type="dxa"/>
+            <w:right w:w="15" w:type="dxa"/>
+          </w:tblCellMar>
+        </w:tblPrEx>
+        <w:trPr>
+          <w:trHeight w:val="0" w:hRule="atLeast"/>
+          <w:jc w:val="center"/>
+        </w:trPr>
+        <w:tc>
+          <w:tcPr>
+            <w:tcW w:w="0" w:type="auto"/>
+            <w:shd w:val="clear"/>
+            <w:tcMar>
+              <w:top w:w="100" w:type="dxa"/>
+              <w:left w:w="0" w:type="dxa"/>
+              <w:bottom w:w="100" w:type="dxa"/>
+              <w:right w:w="160" w:type="dxa"/>
+            </w:tcMar>
+            <w:vAlign w:val="center"/>
+          </w:tcPr>
+          <w:p>
+            <w:pPr>
+              <w:keepNext w:val="0"/>
+              <w:keepLines w:val="0"/>
+              <w:widowControl/>
+              <w:suppressLineNumbers w:val="0"/>
+              <w:snapToGrid w:val="0"/>
+              <w:spacing w:line="240" w:lineRule="auto"/>
+              <w:ind w:left="0" w:leftChars="0" w:right="0" w:rightChars="0" w:firstLine="0" w:firstLineChars="0"/>
+              <w:jc w:val="left"/>
+              <w:rPr>
+                <w:rFonts w:hint="default" w:ascii="Segoe UI" w:hAnsi="Segoe UI" w:eastAsia="Segoe UI" w:cs="Segoe UI"/>
+                <w:sz w:val="15"/>
+                <w:szCs w:val="15"/>
+              </w:rPr>
+            </w:pPr>
+            <w:r>
+              <w:rPr>
+                <w:rFonts w:hint="default" w:ascii="Segoe UI" w:hAnsi="Segoe UI" w:eastAsia="Segoe UI" w:cs="Segoe UI"/>
+                <w:kern w:val="0"/>
+                <w:sz w:val="15"/>
+                <w:szCs w:val="15"/>
+                <w:bdr w:val="none" w:color="auto" w:sz="0" w:space="0"/>
+                <w:lang w:val="en-US" w:eastAsia="zh-CN" w:bidi="ar"/>
+              </w:rPr>
+              <w:t>无防攻击</w:t>
+            </w:r>
+          </w:p>
+        </w:tc>
+        <w:tc>
+          <w:tcPr>
+            <w:tcW w:w="6102" w:type="dxa"/>
+            <w:shd w:val="clear"/>
+            <w:tcMar>
+              <w:top w:w="100" w:type="dxa"/>
+              <w:left w:w="160" w:type="dxa"/>
+              <w:bottom w:w="100" w:type="dxa"/>
+              <w:right w:w="0" w:type="dxa"/>
+            </w:tcMar>
+            <w:vAlign w:val="center"/>
+          </w:tcPr>
+          <w:p>
+            <w:pPr>
+              <w:keepNext w:val="0"/>
+              <w:keepLines w:val="0"/>
+              <w:widowControl/>
+              <w:suppressLineNumbers w:val="0"/>
+              <w:snapToGrid w:val="0"/>
+              <w:spacing w:line="240" w:lineRule="auto"/>
+              <w:ind w:left="0" w:leftChars="0" w:right="0" w:rightChars="0" w:firstLine="0" w:firstLineChars="0"/>
+              <w:jc w:val="left"/>
+              <w:rPr>
+                <w:rFonts w:hint="default" w:ascii="Segoe UI" w:hAnsi="Segoe UI" w:eastAsia="Segoe UI" w:cs="Segoe UI"/>
+                <w:sz w:val="15"/>
+                <w:szCs w:val="15"/>
+              </w:rPr>
+            </w:pPr>
+            <w:r>
+              <w:rPr>
+                <w:rFonts w:hint="default" w:ascii="Segoe UI" w:hAnsi="Segoe UI" w:eastAsia="Segoe UI" w:cs="Segoe UI"/>
+                <w:kern w:val="0"/>
+                <w:sz w:val="15"/>
+                <w:szCs w:val="15"/>
+                <w:bdr w:val="none" w:color="auto" w:sz="0" w:space="0"/>
+                <w:lang w:val="en-US" w:eastAsia="zh-CN" w:bidi="ar"/>
+              </w:rPr>
+              <w:t>添加 SYN Flood、端口扫描、SSH 暴力破解防护规则</w:t>
+            </w:r>
+          </w:p>
+        </w:tc>
+      </w:tr>
+      <w:tr>
+        <w:tblPrEx>
+          <w:tblBorders>
+            <w:top w:val="none" w:color="auto" w:sz="0" w:space="0"/>
+            <w:left w:val="none" w:color="auto" w:sz="0" w:space="0"/>
+            <w:bottom w:val="none" w:color="auto" w:sz="0" w:space="0"/>
+            <w:right w:val="none" w:color="auto" w:sz="0" w:space="0"/>
+            <w:insideH w:val="none" w:color="auto" w:sz="0" w:space="0"/>
+            <w:insideV w:val="none" w:color="auto" w:sz="0" w:space="0"/>
+          </w:tblBorders>
+          <w:tblCellMar>
+            <w:top w:w="15" w:type="dxa"/>
+            <w:left w:w="15" w:type="dxa"/>
+            <w:bottom w:w="15" w:type="dxa"/>
+            <w:right w:w="15" w:type="dxa"/>
+          </w:tblCellMar>
+        </w:tblPrEx>
+        <w:trPr>
+          <w:trHeight w:val="0" w:hRule="atLeast"/>
+          <w:jc w:val="center"/>
+        </w:trPr>
+        <w:tc>
+          <w:tcPr>
+            <w:tcW w:w="0" w:type="auto"/>
+            <w:shd w:val="clear"/>
+            <w:tcMar>
+              <w:top w:w="100" w:type="dxa"/>
+              <w:left w:w="0" w:type="dxa"/>
+              <w:bottom w:w="100" w:type="dxa"/>
+              <w:right w:w="160" w:type="dxa"/>
+            </w:tcMar>
+            <w:vAlign w:val="center"/>
+          </w:tcPr>
+          <w:p>
+            <w:pPr>
+              <w:keepNext w:val="0"/>
+              <w:keepLines w:val="0"/>
+              <w:widowControl/>
+              <w:suppressLineNumbers w:val="0"/>
+              <w:snapToGrid w:val="0"/>
+              <w:spacing w:line="240" w:lineRule="auto"/>
+              <w:ind w:left="0" w:leftChars="0" w:right="0" w:rightChars="0" w:firstLine="0" w:firstLineChars="0"/>
+              <w:jc w:val="left"/>
+              <w:rPr>
+                <w:rFonts w:hint="default" w:ascii="Segoe UI" w:hAnsi="Segoe UI" w:eastAsia="Segoe UI" w:cs="Segoe UI"/>
+                <w:sz w:val="15"/>
+                <w:szCs w:val="15"/>
+              </w:rPr>
+            </w:pPr>
+            <w:r>
+              <w:rPr>
+                <w:rFonts w:hint="default" w:ascii="Segoe UI" w:hAnsi="Segoe UI" w:eastAsia="Segoe UI" w:cs="Segoe UI"/>
+                <w:kern w:val="0"/>
+                <w:sz w:val="15"/>
+                <w:szCs w:val="15"/>
+                <w:bdr w:val="none" w:color="auto" w:sz="0" w:space="0"/>
+                <w:lang w:val="en-US" w:eastAsia="zh-CN" w:bidi="ar"/>
+              </w:rPr>
+              <w:t>无日志</w:t>
+            </w:r>
+          </w:p>
+        </w:tc>
+        <w:tc>
+          <w:tcPr>
+            <w:tcW w:w="6102" w:type="dxa"/>
+            <w:shd w:val="clear"/>
+            <w:tcMar>
+              <w:top w:w="100" w:type="dxa"/>
+              <w:left w:w="160" w:type="dxa"/>
+              <w:bottom w:w="100" w:type="dxa"/>
+              <w:right w:w="0" w:type="dxa"/>
+            </w:tcMar>
+            <w:vAlign w:val="center"/>
+          </w:tcPr>
+          <w:p>
+            <w:pPr>
+              <w:keepNext w:val="0"/>
+              <w:keepLines w:val="0"/>
+              <w:widowControl/>
+              <w:suppressLineNumbers w:val="0"/>
+              <w:snapToGrid w:val="0"/>
+              <w:spacing w:line="240" w:lineRule="auto"/>
+              <w:ind w:left="0" w:leftChars="0" w:right="0" w:rightChars="0" w:firstLine="0" w:firstLineChars="0"/>
+              <w:jc w:val="left"/>
+              <w:rPr>
+                <w:rFonts w:hint="default" w:ascii="Segoe UI" w:hAnsi="Segoe UI" w:eastAsia="Segoe UI" w:cs="Segoe UI"/>
+                <w:sz w:val="15"/>
+                <w:szCs w:val="15"/>
+              </w:rPr>
+            </w:pPr>
+            <w:r>
+              <w:rPr>
+                <w:rFonts w:hint="default" w:ascii="Segoe UI" w:hAnsi="Segoe UI" w:eastAsia="Segoe UI" w:cs="Segoe UI"/>
+                <w:kern w:val="0"/>
+                <w:sz w:val="15"/>
+                <w:szCs w:val="15"/>
+                <w:bdr w:val="none" w:color="auto" w:sz="0" w:space="0"/>
+                <w:lang w:val="en-US" w:eastAsia="zh-CN" w:bidi="ar"/>
+              </w:rPr>
+              <w:t>添加 LOG_DROP 链并引用</w:t>
+            </w:r>
+          </w:p>
+        </w:tc>
+      </w:tr>
+      <w:tr>
+        <w:tblPrEx>
+          <w:tblBorders>
+            <w:top w:val="none" w:color="auto" w:sz="0" w:space="0"/>
+            <w:left w:val="none" w:color="auto" w:sz="0" w:space="0"/>
+            <w:bottom w:val="none" w:color="auto" w:sz="0" w:space="0"/>
+            <w:right w:val="none" w:color="auto" w:sz="0" w:space="0"/>
+            <w:insideH w:val="none" w:color="auto" w:sz="0" w:space="0"/>
+            <w:insideV w:val="none" w:color="auto" w:sz="0" w:space="0"/>
+          </w:tblBorders>
+          <w:shd w:val="clear"/>
+          <w:tblCellMar>
+            <w:top w:w="15" w:type="dxa"/>
+            <w:left w:w="15" w:type="dxa"/>
+            <w:bottom w:w="15" w:type="dxa"/>
+            <w:right w:w="15" w:type="dxa"/>
+          </w:tblCellMar>
+        </w:tblPrEx>
+        <w:trPr>
+          <w:trHeight w:val="0" w:hRule="atLeast"/>
+          <w:jc w:val="center"/>
+        </w:trPr>
+        <w:tc>
+          <w:tcPr>
+            <w:tcW w:w="0" w:type="auto"/>
+            <w:shd w:val="clear"/>
+            <w:tcMar>
+              <w:top w:w="100" w:type="dxa"/>
+              <w:left w:w="0" w:type="dxa"/>
+              <w:bottom w:w="100" w:type="dxa"/>
+              <w:right w:w="160" w:type="dxa"/>
+            </w:tcMar>
+            <w:vAlign w:val="center"/>
+          </w:tcPr>
+          <w:p>
+            <w:pPr>
+              <w:keepNext w:val="0"/>
+              <w:keepLines w:val="0"/>
+              <w:widowControl/>
+              <w:suppressLineNumbers w:val="0"/>
+              <w:snapToGrid w:val="0"/>
+              <w:spacing w:line="240" w:lineRule="auto"/>
+              <w:ind w:left="0" w:leftChars="0" w:right="0" w:rightChars="0" w:firstLine="0" w:firstLineChars="0"/>
+              <w:jc w:val="left"/>
+              <w:rPr>
+                <w:rFonts w:hint="default" w:ascii="Segoe UI" w:hAnsi="Segoe UI" w:eastAsia="Segoe UI" w:cs="Segoe UI"/>
+                <w:sz w:val="15"/>
+                <w:szCs w:val="15"/>
+              </w:rPr>
+            </w:pPr>
+            <w:r>
+              <w:rPr>
+                <w:rFonts w:hint="default" w:ascii="Segoe UI" w:hAnsi="Segoe UI" w:eastAsia="Segoe UI" w:cs="Segoe UI"/>
+                <w:kern w:val="0"/>
+                <w:sz w:val="15"/>
+                <w:szCs w:val="15"/>
+                <w:bdr w:val="none" w:color="auto" w:sz="0" w:space="0"/>
+                <w:lang w:val="en-US" w:eastAsia="zh-CN" w:bidi="ar"/>
+              </w:rPr>
+              <w:t>规则不持久</w:t>
+            </w:r>
+          </w:p>
+        </w:tc>
+        <w:tc>
+          <w:tcPr>
+            <w:tcW w:w="6102" w:type="dxa"/>
+            <w:shd w:val="clear"/>
+            <w:tcMar>
+              <w:top w:w="100" w:type="dxa"/>
+              <w:left w:w="160" w:type="dxa"/>
+              <w:bottom w:w="100" w:type="dxa"/>
+              <w:right w:w="0" w:type="dxa"/>
+            </w:tcMar>
+            <w:vAlign w:val="center"/>
+          </w:tcPr>
+          <w:p>
+            <w:pPr>
+              <w:keepNext w:val="0"/>
+              <w:keepLines w:val="0"/>
+              <w:widowControl/>
+              <w:suppressLineNumbers w:val="0"/>
+              <w:snapToGrid w:val="0"/>
+              <w:spacing w:line="240" w:lineRule="auto"/>
+              <w:ind w:left="0" w:leftChars="0" w:right="0" w:rightChars="0" w:firstLine="0" w:firstLineChars="0"/>
+              <w:jc w:val="left"/>
+              <w:rPr>
+                <w:rFonts w:hint="default" w:ascii="Segoe UI" w:hAnsi="Segoe UI" w:eastAsia="Segoe UI" w:cs="Segoe UI"/>
+                <w:sz w:val="15"/>
+                <w:szCs w:val="15"/>
+              </w:rPr>
+            </w:pPr>
+            <w:r>
+              <w:rPr>
+                <w:rFonts w:hint="default" w:ascii="Segoe UI" w:hAnsi="Segoe UI" w:eastAsia="Segoe UI" w:cs="Segoe UI"/>
+                <w:kern w:val="0"/>
+                <w:sz w:val="15"/>
+                <w:szCs w:val="15"/>
+                <w:bdr w:val="none" w:color="auto" w:sz="0" w:space="0"/>
+                <w:lang w:val="en-US" w:eastAsia="zh-CN" w:bidi="ar"/>
+              </w:rPr>
+              <w:t>使用 </w:t>
+            </w:r>
+            <w:r>
+              <w:rPr>
+                <w:rStyle w:val="7"/>
+                <w:rFonts w:ascii="Segoe UI" w:hAnsi="Consolas" w:eastAsia="Segoe UI" w:cs="Consolas"/>
+                <w:kern w:val="0"/>
+                <w:sz w:val="15"/>
+                <w:szCs w:val="13"/>
+                <w:bdr w:val="none" w:color="auto" w:sz="0" w:space="0"/>
+                <w:shd w:val="clear" w:fill="EBEEF2"/>
+                <w:lang w:val="en-US" w:eastAsia="zh-CN" w:bidi="ar"/>
+              </w:rPr>
+              <w:t>iptables-persistent</w:t>
+            </w:r>
+            <w:r>
+              <w:rPr>
+                <w:rFonts w:hint="default" w:ascii="Segoe UI" w:hAnsi="Segoe UI" w:eastAsia="Segoe UI" w:cs="Segoe UI"/>
+                <w:kern w:val="0"/>
+                <w:sz w:val="15"/>
+                <w:szCs w:val="15"/>
+                <w:bdr w:val="none" w:color="auto" w:sz="0" w:space="0"/>
+                <w:lang w:val="en-US" w:eastAsia="zh-CN" w:bidi="ar"/>
+              </w:rPr>
+              <w:t> 保存</w:t>
+            </w:r>
+          </w:p>
+        </w:tc>
+      </w:tr>
+      <w:tr>
+        <w:tblPrEx>
+          <w:tblBorders>
+            <w:top w:val="none" w:color="auto" w:sz="0" w:space="0"/>
+            <w:left w:val="none" w:color="auto" w:sz="0" w:space="0"/>
+            <w:bottom w:val="none" w:color="auto" w:sz="0" w:space="0"/>
+            <w:right w:val="none" w:color="auto" w:sz="0" w:space="0"/>
+            <w:insideH w:val="none" w:color="auto" w:sz="0" w:space="0"/>
+            <w:insideV w:val="none" w:color="auto" w:sz="0" w:space="0"/>
+          </w:tblBorders>
+          <w:tblCellMar>
+            <w:top w:w="15" w:type="dxa"/>
+            <w:left w:w="15" w:type="dxa"/>
+            <w:bottom w:w="15" w:type="dxa"/>
+            <w:right w:w="15" w:type="dxa"/>
+          </w:tblCellMar>
+        </w:tblPrEx>
+        <w:trPr>
+          <w:trHeight w:val="0" w:hRule="atLeast"/>
+          <w:jc w:val="center"/>
+        </w:trPr>
+        <w:tc>
+          <w:tcPr>
+            <w:tcW w:w="0" w:type="auto"/>
+            <w:shd w:val="clear"/>
+            <w:tcMar>
+              <w:top w:w="100" w:type="dxa"/>
+              <w:left w:w="0" w:type="dxa"/>
+              <w:bottom w:w="100" w:type="dxa"/>
+              <w:right w:w="160" w:type="dxa"/>
+            </w:tcMar>
+            <w:vAlign w:val="center"/>
+          </w:tcPr>
+          <w:p>
+            <w:pPr>
+              <w:keepNext w:val="0"/>
+              <w:keepLines w:val="0"/>
+              <w:widowControl/>
+              <w:suppressLineNumbers w:val="0"/>
+              <w:snapToGrid w:val="0"/>
+              <w:spacing w:line="240" w:lineRule="auto"/>
+              <w:ind w:left="0" w:leftChars="0" w:right="0" w:rightChars="0" w:firstLine="0" w:firstLineChars="0"/>
+              <w:jc w:val="left"/>
+              <w:rPr>
+                <w:rFonts w:hint="default" w:ascii="Segoe UI" w:hAnsi="Segoe UI" w:eastAsia="Segoe UI" w:cs="Segoe UI"/>
+                <w:sz w:val="15"/>
+                <w:szCs w:val="15"/>
+              </w:rPr>
+            </w:pPr>
+            <w:r>
+              <w:rPr>
+                <w:rFonts w:hint="default" w:ascii="Segoe UI" w:hAnsi="Segoe UI" w:eastAsia="Segoe UI" w:cs="Segoe UI"/>
+                <w:kern w:val="0"/>
+                <w:sz w:val="15"/>
+                <w:szCs w:val="15"/>
+                <w:bdr w:val="none" w:color="auto" w:sz="0" w:space="0"/>
+                <w:lang w:val="en-US" w:eastAsia="zh-CN" w:bidi="ar"/>
+              </w:rPr>
+              <w:t>内网到 DMZ 无限制</w:t>
+            </w:r>
+          </w:p>
+        </w:tc>
+        <w:tc>
+          <w:tcPr>
+            <w:tcW w:w="6102" w:type="dxa"/>
+            <w:shd w:val="clear"/>
+            <w:tcMar>
+              <w:top w:w="100" w:type="dxa"/>
+              <w:left w:w="160" w:type="dxa"/>
+              <w:bottom w:w="100" w:type="dxa"/>
+              <w:right w:w="0" w:type="dxa"/>
+            </w:tcMar>
+            <w:vAlign w:val="center"/>
+          </w:tcPr>
+          <w:p>
+            <w:pPr>
+              <w:keepNext w:val="0"/>
+              <w:keepLines w:val="0"/>
+              <w:widowControl/>
+              <w:suppressLineNumbers w:val="0"/>
+              <w:snapToGrid w:val="0"/>
+              <w:spacing w:line="240" w:lineRule="auto"/>
+              <w:ind w:left="0" w:leftChars="0" w:right="0" w:rightChars="0" w:firstLine="0" w:firstLineChars="0"/>
+              <w:jc w:val="left"/>
+              <w:rPr>
+                <w:rFonts w:hint="default" w:ascii="Segoe UI" w:hAnsi="Segoe UI" w:eastAsia="Segoe UI" w:cs="Segoe UI"/>
+                <w:sz w:val="15"/>
+                <w:szCs w:val="15"/>
+              </w:rPr>
+            </w:pPr>
+            <w:r>
+              <w:rPr>
+                <w:rFonts w:hint="default" w:ascii="Segoe UI" w:hAnsi="Segoe UI" w:eastAsia="Segoe UI" w:cs="Segoe UI"/>
+                <w:kern w:val="0"/>
+                <w:sz w:val="15"/>
+                <w:szCs w:val="15"/>
+                <w:bdr w:val="none" w:color="auto" w:sz="0" w:space="0"/>
+                <w:lang w:val="en-US" w:eastAsia="zh-CN" w:bidi="ar"/>
+              </w:rPr>
+              <w:t>限制仅允许必要端口（如 80、443、22、21）</w:t>
+            </w:r>
+          </w:p>
+        </w:tc>
+      </w:tr>
+      <w:tr>
+        <w:tblPrEx>
+          <w:tblBorders>
+            <w:top w:val="none" w:color="auto" w:sz="0" w:space="0"/>
+            <w:left w:val="none" w:color="auto" w:sz="0" w:space="0"/>
+            <w:bottom w:val="none" w:color="auto" w:sz="0" w:space="0"/>
+            <w:right w:val="none" w:color="auto" w:sz="0" w:space="0"/>
+            <w:insideH w:val="none" w:color="auto" w:sz="0" w:space="0"/>
+            <w:insideV w:val="none" w:color="auto" w:sz="0" w:space="0"/>
+          </w:tblBorders>
+          <w:tblCellMar>
+            <w:top w:w="15" w:type="dxa"/>
+            <w:left w:w="15" w:type="dxa"/>
+            <w:bottom w:w="15" w:type="dxa"/>
+            <w:right w:w="15" w:type="dxa"/>
+          </w:tblCellMar>
+        </w:tblPrEx>
+        <w:trPr>
+          <w:trHeight w:val="0" w:hRule="atLeast"/>
+          <w:jc w:val="center"/>
+        </w:trPr>
+        <w:tc>
+          <w:tcPr>
+            <w:tcW w:w="2361" w:type="dxa"/>
+            <w:shd w:val="clear"/>
+            <w:tcMar>
+              <w:top w:w="100" w:type="dxa"/>
+              <w:left w:w="0" w:type="dxa"/>
+              <w:bottom w:w="100" w:type="dxa"/>
+              <w:right w:w="160" w:type="dxa"/>
+            </w:tcMar>
+            <w:vAlign w:val="center"/>
+          </w:tcPr>
+          <w:p>
+            <w:pPr>
+              <w:keepNext w:val="0"/>
+              <w:keepLines w:val="0"/>
+              <w:widowControl/>
+              <w:suppressLineNumbers w:val="0"/>
+              <w:snapToGrid w:val="0"/>
+              <w:spacing w:line="240" w:lineRule="auto"/>
+              <w:ind w:left="0" w:leftChars="0" w:right="0" w:rightChars="0" w:firstLine="0" w:firstLineChars="0"/>
+              <w:jc w:val="left"/>
+              <w:rPr>
+                <w:rFonts w:hint="default" w:ascii="Segoe UI" w:hAnsi="Segoe UI" w:eastAsia="Segoe UI" w:cs="Segoe UI"/>
+                <w:sz w:val="15"/>
+                <w:szCs w:val="15"/>
+              </w:rPr>
+            </w:pPr>
+            <w:r>
+              <w:rPr>
+                <w:rFonts w:hint="default" w:ascii="Segoe UI" w:hAnsi="Segoe UI" w:eastAsia="Segoe UI" w:cs="Segoe UI"/>
+                <w:kern w:val="0"/>
+                <w:sz w:val="15"/>
+                <w:szCs w:val="15"/>
+                <w:bdr w:val="none" w:color="auto" w:sz="0" w:space="0"/>
+                <w:lang w:val="en-US" w:eastAsia="zh-CN" w:bidi="ar"/>
+              </w:rPr>
+              <w:t>DNAT 无源限制</w:t>
+            </w:r>
+          </w:p>
+        </w:tc>
+        <w:tc>
+          <w:tcPr>
+            <w:tcW w:w="6102" w:type="dxa"/>
+            <w:shd w:val="clear"/>
+            <w:tcMar>
+              <w:top w:w="100" w:type="dxa"/>
+              <w:left w:w="160" w:type="dxa"/>
+              <w:bottom w:w="100" w:type="dxa"/>
+              <w:right w:w="0" w:type="dxa"/>
+            </w:tcMar>
+            <w:vAlign w:val="center"/>
+          </w:tcPr>
+          <w:p>
+            <w:pPr>
+              <w:keepNext w:val="0"/>
+              <w:keepLines w:val="0"/>
+              <w:widowControl/>
+              <w:suppressLineNumbers w:val="0"/>
+              <w:snapToGrid w:val="0"/>
+              <w:spacing w:line="240" w:lineRule="auto"/>
+              <w:ind w:left="0" w:leftChars="0" w:right="0" w:rightChars="0" w:firstLine="0" w:firstLineChars="0"/>
+              <w:jc w:val="left"/>
+              <w:rPr>
+                <w:rFonts w:hint="default" w:ascii="Segoe UI" w:hAnsi="Segoe UI" w:eastAsia="Segoe UI" w:cs="Segoe UI"/>
+                <w:sz w:val="15"/>
+                <w:szCs w:val="15"/>
+              </w:rPr>
+            </w:pPr>
+            <w:r>
+              <w:rPr>
+                <w:rFonts w:hint="default" w:ascii="Segoe UI" w:hAnsi="Segoe UI" w:eastAsia="Segoe UI" w:cs="Segoe UI"/>
+                <w:kern w:val="0"/>
+                <w:sz w:val="15"/>
+                <w:szCs w:val="15"/>
+                <w:bdr w:val="none" w:color="auto" w:sz="0" w:space="0"/>
+                <w:lang w:val="en-US" w:eastAsia="zh-CN" w:bidi="ar"/>
+              </w:rPr>
+              <w:t>根据业务需要，可限制允许的源 IP 范围</w:t>
+            </w:r>
+          </w:p>
+        </w:tc>
+      </w:tr>
+    </w:tbl>
+    <w:p>
+      <w:pPr>
+        <w:rPr>
+          <w:rFonts w:hint="eastAsia"/>
+          <w:lang w:val="en-US" w:eastAsia="zh-CN"/>
+        </w:rPr>
+      </w:pPr>
+    </w:p>
+    <w:p>
+      <w:pPr>
+        <w:pStyle w:val="4"/>
         <w:keepNext w:val="0"/>
         <w:keepLines w:val="0"/>
         <w:widowControl/>
@@ -516,7 +3228,7 @@
     </w:p>
     <w:p>
       <w:pPr>
-        <w:pStyle w:val="2"/>
+        <w:pStyle w:val="4"/>
         <w:keepNext w:val="0"/>
         <w:keepLines w:val="0"/>
         <w:widowControl/>
@@ -568,6 +3280,4778 @@
     </w:p>
     <w:p>
       <w:pPr>
+        <w:pStyle w:val="4"/>
+        <w:keepNext w:val="0"/>
+        <w:keepLines w:val="0"/>
+        <w:widowControl/>
+        <w:suppressLineNumbers w:val="0"/>
+        <w:rPr>
+          <w:rFonts w:hint="default" w:eastAsiaTheme="minorEastAsia"/>
+          <w:lang w:val="en-US" w:eastAsia="zh-CN"/>
+        </w:rPr>
+      </w:pPr>
+      <w:r>
+        <w:rPr>
+          <w:rFonts w:hint="eastAsia"/>
+          <w:lang w:val="en-US" w:eastAsia="zh-CN"/>
+        </w:rPr>
+        <w:t>优化后效果</w:t>
+      </w:r>
+    </w:p>
+    <w:p>
+      <w:pPr>
+        <w:pStyle w:val="3"/>
+        <w:keepNext w:val="0"/>
+        <w:keepLines w:val="0"/>
+        <w:widowControl/>
+        <w:suppressLineNumbers w:val="0"/>
+        <w:spacing w:before="0" w:beforeAutospacing="0" w:after="120" w:afterAutospacing="0" w:line="360" w:lineRule="auto"/>
+        <w:ind w:right="440"/>
+        <w:jc w:val="both"/>
+        <w:rPr>
+          <w:rFonts w:ascii="Segoe UI" w:hAnsi="Segoe UI" w:eastAsia="宋体" w:cs="Segoe UI"/>
+          <w:b w:val="0"/>
+          <w:bCs/>
+          <w:i w:val="0"/>
+          <w:strike w:val="0"/>
+          <w:color w:val="auto"/>
+          <w:sz w:val="24"/>
+          <w:szCs w:val="20"/>
+          <w:u w:val="none"/>
+        </w:rPr>
+      </w:pPr>
+      <w:r>
+        <w:rPr>
+          <w:rFonts w:hint="default" w:ascii="Segoe UI" w:hAnsi="Segoe UI" w:eastAsia="宋体" w:cs="Segoe UI"/>
+          <w:b w:val="0"/>
+          <w:bCs/>
+          <w:i w:val="0"/>
+          <w:iCs w:val="0"/>
+          <w:caps w:val="0"/>
+          <w:strike w:val="0"/>
+          <w:color w:val="auto"/>
+          <w:spacing w:val="0"/>
+          <w:sz w:val="24"/>
+          <w:szCs w:val="20"/>
+          <w:u w:val="none"/>
+        </w:rPr>
+        <w:t>一、默认策略加固</w:t>
+      </w:r>
+    </w:p>
+    <w:tbl>
+      <w:tblPr>
+        <w:tblW w:w="7520" w:type="dxa"/>
+        <w:tblInd w:w="440" w:type="dxa"/>
+        <w:tblBorders>
+          <w:top w:val="none" w:color="auto" w:sz="0" w:space="0"/>
+          <w:left w:val="none" w:color="auto" w:sz="0" w:space="0"/>
+          <w:bottom w:val="none" w:color="auto" w:sz="0" w:space="0"/>
+          <w:right w:val="none" w:color="auto" w:sz="0" w:space="0"/>
+          <w:insideH w:val="none" w:color="auto" w:sz="0" w:space="0"/>
+          <w:insideV w:val="none" w:color="auto" w:sz="0" w:space="0"/>
+        </w:tblBorders>
+        <w:shd w:val="clear"/>
+        <w:tblLayout w:type="autofit"/>
+        <w:tblCellMar>
+          <w:top w:w="15" w:type="dxa"/>
+          <w:left w:w="15" w:type="dxa"/>
+          <w:bottom w:w="15" w:type="dxa"/>
+          <w:right w:w="15" w:type="dxa"/>
+        </w:tblCellMar>
+      </w:tblPr>
+      <w:tblGrid>
+        <w:gridCol w:w="1941"/>
+        <w:gridCol w:w="5579"/>
+      </w:tblGrid>
+      <w:tr>
+        <w:tblPrEx>
+          <w:tblBorders>
+            <w:top w:val="none" w:color="auto" w:sz="0" w:space="0"/>
+            <w:left w:val="none" w:color="auto" w:sz="0" w:space="0"/>
+            <w:bottom w:val="none" w:color="auto" w:sz="0" w:space="0"/>
+            <w:right w:val="none" w:color="auto" w:sz="0" w:space="0"/>
+            <w:insideH w:val="none" w:color="auto" w:sz="0" w:space="0"/>
+            <w:insideV w:val="none" w:color="auto" w:sz="0" w:space="0"/>
+          </w:tblBorders>
+          <w:shd w:val="clear"/>
+          <w:tblCellMar>
+            <w:top w:w="15" w:type="dxa"/>
+            <w:left w:w="15" w:type="dxa"/>
+            <w:bottom w:w="15" w:type="dxa"/>
+            <w:right w:w="15" w:type="dxa"/>
+          </w:tblCellMar>
+        </w:tblPrEx>
+        <w:trPr>
+          <w:trHeight w:val="0" w:hRule="atLeast"/>
+          <w:tblHeader/>
+        </w:trPr>
+        <w:tc>
+          <w:tcPr>
+            <w:tcW w:w="1941" w:type="dxa"/>
+            <w:tcBorders>
+              <w:top w:val="nil"/>
+            </w:tcBorders>
+            <w:shd w:val="clear"/>
+            <w:tcMar>
+              <w:top w:w="100" w:type="dxa"/>
+              <w:left w:w="0" w:type="dxa"/>
+              <w:bottom w:w="100" w:type="dxa"/>
+              <w:right w:w="160" w:type="dxa"/>
+            </w:tcMar>
+            <w:vAlign w:val="center"/>
+          </w:tcPr>
+          <w:p>
+            <w:pPr>
+              <w:keepNext w:val="0"/>
+              <w:keepLines w:val="0"/>
+              <w:widowControl/>
+              <w:suppressLineNumbers w:val="0"/>
+              <w:snapToGrid w:val="0"/>
+              <w:spacing w:line="240" w:lineRule="auto"/>
+              <w:ind w:left="0" w:leftChars="0" w:right="0" w:rightChars="0" w:firstLine="0" w:firstLineChars="0"/>
+              <w:jc w:val="center"/>
+              <w:rPr>
+                <w:rFonts w:hint="default" w:ascii="Segoe UI" w:hAnsi="Segoe UI" w:eastAsia="Segoe UI" w:cs="Segoe UI"/>
+                <w:b/>
+                <w:sz w:val="15"/>
+                <w:szCs w:val="15"/>
+              </w:rPr>
+            </w:pPr>
+            <w:r>
+              <w:rPr>
+                <w:rFonts w:hint="default" w:ascii="Segoe UI" w:hAnsi="Segoe UI" w:eastAsia="Segoe UI" w:cs="Segoe UI"/>
+                <w:b/>
+                <w:kern w:val="0"/>
+                <w:sz w:val="15"/>
+                <w:szCs w:val="15"/>
+                <w:bdr w:val="none" w:color="auto" w:sz="0" w:space="0"/>
+                <w:lang w:val="en-US" w:eastAsia="zh-CN" w:bidi="ar"/>
+              </w:rPr>
+              <w:t>加固项</w:t>
+            </w:r>
+          </w:p>
+        </w:tc>
+        <w:tc>
+          <w:tcPr>
+            <w:tcW w:w="5579" w:type="dxa"/>
+            <w:tcBorders>
+              <w:top w:val="nil"/>
+            </w:tcBorders>
+            <w:shd w:val="clear"/>
+            <w:tcMar>
+              <w:top w:w="100" w:type="dxa"/>
+              <w:left w:w="160" w:type="dxa"/>
+              <w:bottom w:w="100" w:type="dxa"/>
+              <w:right w:w="160" w:type="dxa"/>
+            </w:tcMar>
+            <w:vAlign w:val="center"/>
+          </w:tcPr>
+          <w:p>
+            <w:pPr>
+              <w:keepNext w:val="0"/>
+              <w:keepLines w:val="0"/>
+              <w:widowControl/>
+              <w:suppressLineNumbers w:val="0"/>
+              <w:snapToGrid w:val="0"/>
+              <w:spacing w:line="240" w:lineRule="auto"/>
+              <w:ind w:left="0" w:leftChars="0" w:right="0" w:rightChars="0" w:firstLine="0" w:firstLineChars="0"/>
+              <w:jc w:val="center"/>
+              <w:rPr>
+                <w:rFonts w:hint="default" w:ascii="Segoe UI" w:hAnsi="Segoe UI" w:eastAsia="Segoe UI" w:cs="Segoe UI"/>
+                <w:b/>
+                <w:sz w:val="15"/>
+                <w:szCs w:val="15"/>
+              </w:rPr>
+            </w:pPr>
+            <w:r>
+              <w:rPr>
+                <w:rFonts w:hint="default" w:ascii="Segoe UI" w:hAnsi="Segoe UI" w:eastAsia="Segoe UI" w:cs="Segoe UI"/>
+                <w:b/>
+                <w:kern w:val="0"/>
+                <w:sz w:val="15"/>
+                <w:szCs w:val="15"/>
+                <w:bdr w:val="none" w:color="auto" w:sz="0" w:space="0"/>
+                <w:lang w:val="en-US" w:eastAsia="zh-CN" w:bidi="ar"/>
+              </w:rPr>
+              <w:t>说明</w:t>
+            </w:r>
+          </w:p>
+        </w:tc>
+      </w:tr>
+      <w:tr>
+        <w:tblPrEx>
+          <w:tblBorders>
+            <w:top w:val="none" w:color="auto" w:sz="0" w:space="0"/>
+            <w:left w:val="none" w:color="auto" w:sz="0" w:space="0"/>
+            <w:bottom w:val="none" w:color="auto" w:sz="0" w:space="0"/>
+            <w:right w:val="none" w:color="auto" w:sz="0" w:space="0"/>
+            <w:insideH w:val="none" w:color="auto" w:sz="0" w:space="0"/>
+            <w:insideV w:val="none" w:color="auto" w:sz="0" w:space="0"/>
+          </w:tblBorders>
+          <w:tblCellMar>
+            <w:top w:w="15" w:type="dxa"/>
+            <w:left w:w="15" w:type="dxa"/>
+            <w:bottom w:w="15" w:type="dxa"/>
+            <w:right w:w="15" w:type="dxa"/>
+          </w:tblCellMar>
+        </w:tblPrEx>
+        <w:trPr>
+          <w:trHeight w:val="0" w:hRule="atLeast"/>
+        </w:trPr>
+        <w:tc>
+          <w:tcPr>
+            <w:tcW w:w="1941" w:type="dxa"/>
+            <w:shd w:val="clear"/>
+            <w:tcMar>
+              <w:top w:w="100" w:type="dxa"/>
+              <w:left w:w="0" w:type="dxa"/>
+              <w:bottom w:w="100" w:type="dxa"/>
+              <w:right w:w="160" w:type="dxa"/>
+            </w:tcMar>
+            <w:vAlign w:val="center"/>
+          </w:tcPr>
+          <w:p>
+            <w:pPr>
+              <w:keepNext w:val="0"/>
+              <w:keepLines w:val="0"/>
+              <w:widowControl/>
+              <w:suppressLineNumbers w:val="0"/>
+              <w:snapToGrid w:val="0"/>
+              <w:spacing w:line="240" w:lineRule="auto"/>
+              <w:ind w:left="0" w:leftChars="0" w:right="0" w:rightChars="0" w:firstLine="0" w:firstLineChars="0"/>
+              <w:jc w:val="center"/>
+              <w:rPr>
+                <w:rFonts w:hint="default" w:ascii="Segoe UI" w:hAnsi="Segoe UI" w:eastAsia="Segoe UI" w:cs="Segoe UI"/>
+                <w:sz w:val="15"/>
+                <w:szCs w:val="15"/>
+              </w:rPr>
+            </w:pPr>
+            <w:r>
+              <w:rPr>
+                <w:rFonts w:hint="default" w:ascii="Segoe UI" w:hAnsi="Segoe UI" w:eastAsia="Segoe UI" w:cs="Segoe UI"/>
+                <w:b/>
+                <w:bCs/>
+                <w:kern w:val="0"/>
+                <w:sz w:val="15"/>
+                <w:szCs w:val="15"/>
+                <w:bdr w:val="none" w:color="auto" w:sz="0" w:space="0"/>
+                <w:lang w:val="en-US" w:eastAsia="zh-CN" w:bidi="ar"/>
+              </w:rPr>
+              <w:t>INPUT 默认 DROP</w:t>
+            </w:r>
+          </w:p>
+        </w:tc>
+        <w:tc>
+          <w:tcPr>
+            <w:tcW w:w="5579" w:type="dxa"/>
+            <w:shd w:val="clear"/>
+            <w:tcMar>
+              <w:top w:w="100" w:type="dxa"/>
+              <w:left w:w="160" w:type="dxa"/>
+              <w:bottom w:w="100" w:type="dxa"/>
+              <w:right w:w="0" w:type="dxa"/>
+            </w:tcMar>
+            <w:vAlign w:val="center"/>
+          </w:tcPr>
+          <w:p>
+            <w:pPr>
+              <w:keepNext w:val="0"/>
+              <w:keepLines w:val="0"/>
+              <w:widowControl/>
+              <w:suppressLineNumbers w:val="0"/>
+              <w:snapToGrid w:val="0"/>
+              <w:spacing w:line="240" w:lineRule="auto"/>
+              <w:ind w:left="0" w:leftChars="0" w:right="0" w:rightChars="0" w:firstLine="0" w:firstLineChars="0"/>
+              <w:jc w:val="center"/>
+              <w:rPr>
+                <w:rFonts w:hint="default" w:ascii="Segoe UI" w:hAnsi="Segoe UI" w:eastAsia="Segoe UI" w:cs="Segoe UI"/>
+                <w:sz w:val="15"/>
+                <w:szCs w:val="15"/>
+              </w:rPr>
+            </w:pPr>
+            <w:r>
+              <w:rPr>
+                <w:rFonts w:hint="default" w:ascii="Segoe UI" w:hAnsi="Segoe UI" w:eastAsia="Segoe UI" w:cs="Segoe UI"/>
+                <w:kern w:val="0"/>
+                <w:sz w:val="15"/>
+                <w:szCs w:val="15"/>
+                <w:bdr w:val="none" w:color="auto" w:sz="0" w:space="0"/>
+                <w:lang w:val="en-US" w:eastAsia="zh-CN" w:bidi="ar"/>
+              </w:rPr>
+              <w:t>禁止所有入站流量，只有明确允许的流量才能进入防火墙自身，大幅减少攻击面</w:t>
+            </w:r>
+          </w:p>
+        </w:tc>
+      </w:tr>
+      <w:tr>
+        <w:tblPrEx>
+          <w:tblBorders>
+            <w:top w:val="none" w:color="auto" w:sz="0" w:space="0"/>
+            <w:left w:val="none" w:color="auto" w:sz="0" w:space="0"/>
+            <w:bottom w:val="none" w:color="auto" w:sz="0" w:space="0"/>
+            <w:right w:val="none" w:color="auto" w:sz="0" w:space="0"/>
+            <w:insideH w:val="none" w:color="auto" w:sz="0" w:space="0"/>
+            <w:insideV w:val="none" w:color="auto" w:sz="0" w:space="0"/>
+          </w:tblBorders>
+          <w:tblCellMar>
+            <w:top w:w="15" w:type="dxa"/>
+            <w:left w:w="15" w:type="dxa"/>
+            <w:bottom w:w="15" w:type="dxa"/>
+            <w:right w:w="15" w:type="dxa"/>
+          </w:tblCellMar>
+        </w:tblPrEx>
+        <w:trPr>
+          <w:trHeight w:val="0" w:hRule="atLeast"/>
+        </w:trPr>
+        <w:tc>
+          <w:tcPr>
+            <w:tcW w:w="1941" w:type="dxa"/>
+            <w:shd w:val="clear"/>
+            <w:tcMar>
+              <w:top w:w="100" w:type="dxa"/>
+              <w:left w:w="0" w:type="dxa"/>
+              <w:bottom w:w="100" w:type="dxa"/>
+              <w:right w:w="160" w:type="dxa"/>
+            </w:tcMar>
+            <w:vAlign w:val="center"/>
+          </w:tcPr>
+          <w:p>
+            <w:pPr>
+              <w:keepNext w:val="0"/>
+              <w:keepLines w:val="0"/>
+              <w:widowControl/>
+              <w:suppressLineNumbers w:val="0"/>
+              <w:snapToGrid w:val="0"/>
+              <w:spacing w:line="240" w:lineRule="auto"/>
+              <w:ind w:left="0" w:leftChars="0" w:right="0" w:rightChars="0" w:firstLine="0" w:firstLineChars="0"/>
+              <w:jc w:val="center"/>
+              <w:rPr>
+                <w:rFonts w:hint="default" w:ascii="Segoe UI" w:hAnsi="Segoe UI" w:eastAsia="Segoe UI" w:cs="Segoe UI"/>
+                <w:sz w:val="15"/>
+                <w:szCs w:val="15"/>
+              </w:rPr>
+            </w:pPr>
+            <w:r>
+              <w:rPr>
+                <w:rFonts w:hint="default" w:ascii="Segoe UI" w:hAnsi="Segoe UI" w:eastAsia="Segoe UI" w:cs="Segoe UI"/>
+                <w:b/>
+                <w:bCs/>
+                <w:kern w:val="0"/>
+                <w:sz w:val="15"/>
+                <w:szCs w:val="15"/>
+                <w:bdr w:val="none" w:color="auto" w:sz="0" w:space="0"/>
+                <w:lang w:val="en-US" w:eastAsia="zh-CN" w:bidi="ar"/>
+              </w:rPr>
+              <w:t>FORWARD 默认 DROP</w:t>
+            </w:r>
+          </w:p>
+        </w:tc>
+        <w:tc>
+          <w:tcPr>
+            <w:tcW w:w="5579" w:type="dxa"/>
+            <w:shd w:val="clear"/>
+            <w:tcMar>
+              <w:top w:w="100" w:type="dxa"/>
+              <w:left w:w="160" w:type="dxa"/>
+              <w:bottom w:w="100" w:type="dxa"/>
+              <w:right w:w="0" w:type="dxa"/>
+            </w:tcMar>
+            <w:vAlign w:val="center"/>
+          </w:tcPr>
+          <w:p>
+            <w:pPr>
+              <w:keepNext w:val="0"/>
+              <w:keepLines w:val="0"/>
+              <w:widowControl/>
+              <w:suppressLineNumbers w:val="0"/>
+              <w:snapToGrid w:val="0"/>
+              <w:spacing w:line="240" w:lineRule="auto"/>
+              <w:ind w:left="0" w:leftChars="0" w:right="0" w:rightChars="0" w:firstLine="0" w:firstLineChars="0"/>
+              <w:jc w:val="center"/>
+              <w:rPr>
+                <w:rFonts w:hint="default" w:ascii="Segoe UI" w:hAnsi="Segoe UI" w:eastAsia="Segoe UI" w:cs="Segoe UI"/>
+                <w:sz w:val="15"/>
+                <w:szCs w:val="15"/>
+              </w:rPr>
+            </w:pPr>
+            <w:r>
+              <w:rPr>
+                <w:rFonts w:hint="default" w:ascii="Segoe UI" w:hAnsi="Segoe UI" w:eastAsia="Segoe UI" w:cs="Segoe UI"/>
+                <w:kern w:val="0"/>
+                <w:sz w:val="15"/>
+                <w:szCs w:val="15"/>
+                <w:bdr w:val="none" w:color="auto" w:sz="0" w:space="0"/>
+                <w:lang w:val="en-US" w:eastAsia="zh-CN" w:bidi="ar"/>
+              </w:rPr>
+              <w:t>禁止所有转发流量，确保只有明确允许的跨网段通信才能通过，防止未授权访问</w:t>
+            </w:r>
+          </w:p>
+        </w:tc>
+      </w:tr>
+      <w:tr>
+        <w:tblPrEx>
+          <w:tblBorders>
+            <w:top w:val="none" w:color="auto" w:sz="0" w:space="0"/>
+            <w:left w:val="none" w:color="auto" w:sz="0" w:space="0"/>
+            <w:bottom w:val="none" w:color="auto" w:sz="0" w:space="0"/>
+            <w:right w:val="none" w:color="auto" w:sz="0" w:space="0"/>
+            <w:insideH w:val="none" w:color="auto" w:sz="0" w:space="0"/>
+            <w:insideV w:val="none" w:color="auto" w:sz="0" w:space="0"/>
+          </w:tblBorders>
+          <w:tblCellMar>
+            <w:top w:w="15" w:type="dxa"/>
+            <w:left w:w="15" w:type="dxa"/>
+            <w:bottom w:w="15" w:type="dxa"/>
+            <w:right w:w="15" w:type="dxa"/>
+          </w:tblCellMar>
+        </w:tblPrEx>
+        <w:trPr>
+          <w:trHeight w:val="0" w:hRule="atLeast"/>
+        </w:trPr>
+        <w:tc>
+          <w:tcPr>
+            <w:tcW w:w="1941" w:type="dxa"/>
+            <w:shd w:val="clear"/>
+            <w:tcMar>
+              <w:top w:w="100" w:type="dxa"/>
+              <w:left w:w="0" w:type="dxa"/>
+              <w:bottom w:w="100" w:type="dxa"/>
+              <w:right w:w="160" w:type="dxa"/>
+            </w:tcMar>
+            <w:vAlign w:val="center"/>
+          </w:tcPr>
+          <w:p>
+            <w:pPr>
+              <w:keepNext w:val="0"/>
+              <w:keepLines w:val="0"/>
+              <w:widowControl/>
+              <w:suppressLineNumbers w:val="0"/>
+              <w:snapToGrid w:val="0"/>
+              <w:spacing w:line="240" w:lineRule="auto"/>
+              <w:ind w:left="0" w:leftChars="0" w:right="0" w:rightChars="0" w:firstLine="0" w:firstLineChars="0"/>
+              <w:jc w:val="center"/>
+              <w:rPr>
+                <w:rFonts w:hint="default" w:ascii="Segoe UI" w:hAnsi="Segoe UI" w:eastAsia="Segoe UI" w:cs="Segoe UI"/>
+                <w:sz w:val="15"/>
+                <w:szCs w:val="15"/>
+              </w:rPr>
+            </w:pPr>
+            <w:r>
+              <w:rPr>
+                <w:rFonts w:hint="default" w:ascii="Segoe UI" w:hAnsi="Segoe UI" w:eastAsia="Segoe UI" w:cs="Segoe UI"/>
+                <w:b/>
+                <w:bCs/>
+                <w:kern w:val="0"/>
+                <w:sz w:val="15"/>
+                <w:szCs w:val="15"/>
+                <w:bdr w:val="none" w:color="auto" w:sz="0" w:space="0"/>
+                <w:lang w:val="en-US" w:eastAsia="zh-CN" w:bidi="ar"/>
+              </w:rPr>
+              <w:t>OUTPUT ACCEPT</w:t>
+            </w:r>
+          </w:p>
+        </w:tc>
+        <w:tc>
+          <w:tcPr>
+            <w:tcW w:w="5579" w:type="dxa"/>
+            <w:shd w:val="clear"/>
+            <w:tcMar>
+              <w:top w:w="100" w:type="dxa"/>
+              <w:left w:w="160" w:type="dxa"/>
+              <w:bottom w:w="100" w:type="dxa"/>
+              <w:right w:w="0" w:type="dxa"/>
+            </w:tcMar>
+            <w:vAlign w:val="center"/>
+          </w:tcPr>
+          <w:p>
+            <w:pPr>
+              <w:keepNext w:val="0"/>
+              <w:keepLines w:val="0"/>
+              <w:widowControl/>
+              <w:suppressLineNumbers w:val="0"/>
+              <w:snapToGrid w:val="0"/>
+              <w:spacing w:line="240" w:lineRule="auto"/>
+              <w:ind w:left="0" w:leftChars="0" w:right="0" w:rightChars="0" w:firstLine="0" w:firstLineChars="0"/>
+              <w:jc w:val="center"/>
+              <w:rPr>
+                <w:rFonts w:hint="default" w:ascii="Segoe UI" w:hAnsi="Segoe UI" w:eastAsia="Segoe UI" w:cs="Segoe UI"/>
+                <w:sz w:val="15"/>
+                <w:szCs w:val="15"/>
+              </w:rPr>
+            </w:pPr>
+            <w:r>
+              <w:rPr>
+                <w:rFonts w:hint="default" w:ascii="Segoe UI" w:hAnsi="Segoe UI" w:eastAsia="Segoe UI" w:cs="Segoe UI"/>
+                <w:kern w:val="0"/>
+                <w:sz w:val="15"/>
+                <w:szCs w:val="15"/>
+                <w:bdr w:val="none" w:color="auto" w:sz="0" w:space="0"/>
+                <w:lang w:val="en-US" w:eastAsia="zh-CN" w:bidi="ar"/>
+              </w:rPr>
+              <w:t>允许防火墙自身发起出站连接（如更新软件、DNS查询），但生产环境可进一步收紧</w:t>
+            </w:r>
+          </w:p>
+        </w:tc>
+      </w:tr>
+    </w:tbl>
+    <w:p>
+      <w:pPr>
+        <w:keepNext w:val="0"/>
+        <w:keepLines w:val="0"/>
+        <w:widowControl/>
+        <w:suppressLineNumbers w:val="0"/>
+        <w:pBdr>
+          <w:top w:val="none" w:color="auto" w:sz="0" w:space="0"/>
+          <w:left w:val="none" w:color="auto" w:sz="0" w:space="0"/>
+          <w:bottom w:val="none" w:color="auto" w:sz="0" w:space="0"/>
+          <w:right w:val="none" w:color="auto" w:sz="0" w:space="0"/>
+        </w:pBdr>
+        <w:spacing w:before="320" w:beforeAutospacing="0" w:after="320" w:afterAutospacing="0" w:line="240" w:lineRule="auto"/>
+        <w:ind w:left="440" w:right="440"/>
+        <w:rPr>
+          <w:rFonts w:hint="default" w:ascii="Segoe UI" w:hAnsi="Segoe UI" w:eastAsia="宋体" w:cs="Segoe UI"/>
+          <w:b w:val="0"/>
+          <w:bCs/>
+          <w:i w:val="0"/>
+          <w:strike w:val="0"/>
+          <w:color w:val="auto"/>
+          <w:sz w:val="24"/>
+          <w:szCs w:val="20"/>
+          <w:u w:val="none"/>
+        </w:rPr>
+      </w:pPr>
+      <w:r>
+        <w:rPr>
+          <w:rFonts w:hint="default" w:ascii="Segoe UI" w:hAnsi="Segoe UI" w:eastAsia="宋体" w:cs="Segoe UI"/>
+          <w:b w:val="0"/>
+          <w:bCs/>
+          <w:i w:val="0"/>
+          <w:iCs w:val="0"/>
+          <w:caps w:val="0"/>
+          <w:strike w:val="0"/>
+          <w:color w:val="auto"/>
+          <w:spacing w:val="0"/>
+          <w:sz w:val="24"/>
+          <w:szCs w:val="20"/>
+          <w:u w:val="none"/>
+        </w:rPr>
+        <w:t>二、入站流量控制（INPUT 链）</w:t>
+      </w:r>
+    </w:p>
+    <w:tbl>
+      <w:tblPr>
+        <w:tblW w:w="7520" w:type="dxa"/>
+        <w:tblInd w:w="440" w:type="dxa"/>
+        <w:tblBorders>
+          <w:top w:val="none" w:color="auto" w:sz="0" w:space="0"/>
+          <w:left w:val="none" w:color="auto" w:sz="0" w:space="0"/>
+          <w:bottom w:val="none" w:color="auto" w:sz="0" w:space="0"/>
+          <w:right w:val="none" w:color="auto" w:sz="0" w:space="0"/>
+          <w:insideH w:val="none" w:color="auto" w:sz="0" w:space="0"/>
+          <w:insideV w:val="none" w:color="auto" w:sz="0" w:space="0"/>
+        </w:tblBorders>
+        <w:shd w:val="clear"/>
+        <w:tblLayout w:type="autofit"/>
+        <w:tblCellMar>
+          <w:top w:w="15" w:type="dxa"/>
+          <w:left w:w="15" w:type="dxa"/>
+          <w:bottom w:w="15" w:type="dxa"/>
+          <w:right w:w="15" w:type="dxa"/>
+        </w:tblCellMar>
+      </w:tblPr>
+      <w:tblGrid>
+        <w:gridCol w:w="1378"/>
+        <w:gridCol w:w="6142"/>
+      </w:tblGrid>
+      <w:tr>
+        <w:tblPrEx>
+          <w:tblBorders>
+            <w:top w:val="none" w:color="auto" w:sz="0" w:space="0"/>
+            <w:left w:val="none" w:color="auto" w:sz="0" w:space="0"/>
+            <w:bottom w:val="none" w:color="auto" w:sz="0" w:space="0"/>
+            <w:right w:val="none" w:color="auto" w:sz="0" w:space="0"/>
+            <w:insideH w:val="none" w:color="auto" w:sz="0" w:space="0"/>
+            <w:insideV w:val="none" w:color="auto" w:sz="0" w:space="0"/>
+          </w:tblBorders>
+          <w:tblCellMar>
+            <w:top w:w="15" w:type="dxa"/>
+            <w:left w:w="15" w:type="dxa"/>
+            <w:bottom w:w="15" w:type="dxa"/>
+            <w:right w:w="15" w:type="dxa"/>
+          </w:tblCellMar>
+        </w:tblPrEx>
+        <w:trPr>
+          <w:trHeight w:val="0" w:hRule="atLeast"/>
+          <w:tblHeader/>
+        </w:trPr>
+        <w:tc>
+          <w:tcPr>
+            <w:tcW w:w="1378" w:type="dxa"/>
+            <w:tcBorders>
+              <w:top w:val="nil"/>
+            </w:tcBorders>
+            <w:shd w:val="clear"/>
+            <w:tcMar>
+              <w:top w:w="100" w:type="dxa"/>
+              <w:left w:w="0" w:type="dxa"/>
+              <w:bottom w:w="100" w:type="dxa"/>
+              <w:right w:w="160" w:type="dxa"/>
+            </w:tcMar>
+            <w:vAlign w:val="center"/>
+          </w:tcPr>
+          <w:p>
+            <w:pPr>
+              <w:keepNext w:val="0"/>
+              <w:keepLines w:val="0"/>
+              <w:widowControl/>
+              <w:suppressLineNumbers w:val="0"/>
+              <w:snapToGrid w:val="0"/>
+              <w:spacing w:line="240" w:lineRule="auto"/>
+              <w:ind w:left="0" w:leftChars="0" w:right="0" w:rightChars="0" w:firstLine="0" w:firstLineChars="0"/>
+              <w:jc w:val="center"/>
+              <w:rPr>
+                <w:rFonts w:hint="default" w:ascii="Segoe UI" w:hAnsi="Segoe UI" w:eastAsia="Segoe UI" w:cs="Segoe UI"/>
+                <w:b/>
+                <w:sz w:val="15"/>
+                <w:szCs w:val="15"/>
+              </w:rPr>
+            </w:pPr>
+            <w:r>
+              <w:rPr>
+                <w:rFonts w:hint="default" w:ascii="Segoe UI" w:hAnsi="Segoe UI" w:eastAsia="Segoe UI" w:cs="Segoe UI"/>
+                <w:b/>
+                <w:kern w:val="0"/>
+                <w:sz w:val="15"/>
+                <w:szCs w:val="15"/>
+                <w:bdr w:val="none" w:color="auto" w:sz="0" w:space="0"/>
+                <w:lang w:val="en-US" w:eastAsia="zh-CN" w:bidi="ar"/>
+              </w:rPr>
+              <w:t>加固项</w:t>
+            </w:r>
+          </w:p>
+        </w:tc>
+        <w:tc>
+          <w:tcPr>
+            <w:tcW w:w="6142" w:type="dxa"/>
+            <w:tcBorders>
+              <w:top w:val="nil"/>
+            </w:tcBorders>
+            <w:shd w:val="clear"/>
+            <w:tcMar>
+              <w:top w:w="100" w:type="dxa"/>
+              <w:left w:w="160" w:type="dxa"/>
+              <w:bottom w:w="100" w:type="dxa"/>
+              <w:right w:w="160" w:type="dxa"/>
+            </w:tcMar>
+            <w:vAlign w:val="center"/>
+          </w:tcPr>
+          <w:p>
+            <w:pPr>
+              <w:keepNext w:val="0"/>
+              <w:keepLines w:val="0"/>
+              <w:widowControl/>
+              <w:suppressLineNumbers w:val="0"/>
+              <w:snapToGrid w:val="0"/>
+              <w:spacing w:line="240" w:lineRule="auto"/>
+              <w:ind w:left="0" w:leftChars="0" w:right="0" w:rightChars="0" w:firstLine="0" w:firstLineChars="0"/>
+              <w:jc w:val="center"/>
+              <w:rPr>
+                <w:rFonts w:hint="default" w:ascii="Segoe UI" w:hAnsi="Segoe UI" w:eastAsia="Segoe UI" w:cs="Segoe UI"/>
+                <w:b/>
+                <w:sz w:val="15"/>
+                <w:szCs w:val="15"/>
+              </w:rPr>
+            </w:pPr>
+            <w:r>
+              <w:rPr>
+                <w:rFonts w:hint="default" w:ascii="Segoe UI" w:hAnsi="Segoe UI" w:eastAsia="Segoe UI" w:cs="Segoe UI"/>
+                <w:b/>
+                <w:kern w:val="0"/>
+                <w:sz w:val="15"/>
+                <w:szCs w:val="15"/>
+                <w:bdr w:val="none" w:color="auto" w:sz="0" w:space="0"/>
+                <w:lang w:val="en-US" w:eastAsia="zh-CN" w:bidi="ar"/>
+              </w:rPr>
+              <w:t>说明</w:t>
+            </w:r>
+          </w:p>
+        </w:tc>
+      </w:tr>
+      <w:tr>
+        <w:tblPrEx>
+          <w:tblBorders>
+            <w:top w:val="none" w:color="auto" w:sz="0" w:space="0"/>
+            <w:left w:val="none" w:color="auto" w:sz="0" w:space="0"/>
+            <w:bottom w:val="none" w:color="auto" w:sz="0" w:space="0"/>
+            <w:right w:val="none" w:color="auto" w:sz="0" w:space="0"/>
+            <w:insideH w:val="none" w:color="auto" w:sz="0" w:space="0"/>
+            <w:insideV w:val="none" w:color="auto" w:sz="0" w:space="0"/>
+          </w:tblBorders>
+          <w:shd w:val="clear"/>
+          <w:tblCellMar>
+            <w:top w:w="15" w:type="dxa"/>
+            <w:left w:w="15" w:type="dxa"/>
+            <w:bottom w:w="15" w:type="dxa"/>
+            <w:right w:w="15" w:type="dxa"/>
+          </w:tblCellMar>
+        </w:tblPrEx>
+        <w:trPr>
+          <w:trHeight w:val="0" w:hRule="atLeast"/>
+        </w:trPr>
+        <w:tc>
+          <w:tcPr>
+            <w:tcW w:w="1378" w:type="dxa"/>
+            <w:shd w:val="clear"/>
+            <w:tcMar>
+              <w:top w:w="100" w:type="dxa"/>
+              <w:left w:w="0" w:type="dxa"/>
+              <w:bottom w:w="100" w:type="dxa"/>
+              <w:right w:w="160" w:type="dxa"/>
+            </w:tcMar>
+            <w:vAlign w:val="center"/>
+          </w:tcPr>
+          <w:p>
+            <w:pPr>
+              <w:keepNext w:val="0"/>
+              <w:keepLines w:val="0"/>
+              <w:widowControl/>
+              <w:suppressLineNumbers w:val="0"/>
+              <w:snapToGrid w:val="0"/>
+              <w:spacing w:line="240" w:lineRule="auto"/>
+              <w:ind w:left="0" w:leftChars="0" w:right="0" w:rightChars="0" w:firstLine="0" w:firstLineChars="0"/>
+              <w:jc w:val="center"/>
+              <w:rPr>
+                <w:rFonts w:hint="default" w:ascii="Segoe UI" w:hAnsi="Segoe UI" w:eastAsia="Segoe UI" w:cs="Segoe UI"/>
+                <w:sz w:val="15"/>
+                <w:szCs w:val="15"/>
+              </w:rPr>
+            </w:pPr>
+            <w:r>
+              <w:rPr>
+                <w:rFonts w:hint="default" w:ascii="Segoe UI" w:hAnsi="Segoe UI" w:eastAsia="Segoe UI" w:cs="Segoe UI"/>
+                <w:b/>
+                <w:bCs/>
+                <w:kern w:val="0"/>
+                <w:sz w:val="15"/>
+                <w:szCs w:val="15"/>
+                <w:bdr w:val="none" w:color="auto" w:sz="0" w:space="0"/>
+                <w:lang w:val="en-US" w:eastAsia="zh-CN" w:bidi="ar"/>
+              </w:rPr>
+              <w:t>仅允许本地回环</w:t>
+            </w:r>
+          </w:p>
+        </w:tc>
+        <w:tc>
+          <w:tcPr>
+            <w:tcW w:w="6142" w:type="dxa"/>
+            <w:shd w:val="clear"/>
+            <w:tcMar>
+              <w:top w:w="100" w:type="dxa"/>
+              <w:left w:w="160" w:type="dxa"/>
+              <w:bottom w:w="100" w:type="dxa"/>
+              <w:right w:w="0" w:type="dxa"/>
+            </w:tcMar>
+            <w:vAlign w:val="center"/>
+          </w:tcPr>
+          <w:p>
+            <w:pPr>
+              <w:keepNext w:val="0"/>
+              <w:keepLines w:val="0"/>
+              <w:widowControl/>
+              <w:suppressLineNumbers w:val="0"/>
+              <w:snapToGrid w:val="0"/>
+              <w:spacing w:line="240" w:lineRule="auto"/>
+              <w:ind w:left="0" w:leftChars="0" w:right="0" w:rightChars="0" w:firstLine="0" w:firstLineChars="0"/>
+              <w:jc w:val="left"/>
+              <w:rPr>
+                <w:rFonts w:hint="default" w:ascii="Segoe UI" w:hAnsi="Segoe UI" w:eastAsia="Segoe UI" w:cs="Segoe UI"/>
+                <w:sz w:val="15"/>
+                <w:szCs w:val="15"/>
+              </w:rPr>
+            </w:pPr>
+            <w:r>
+              <w:rPr>
+                <w:rStyle w:val="7"/>
+                <w:rFonts w:ascii="Segoe UI" w:hAnsi="Consolas" w:eastAsia="Segoe UI" w:cs="Consolas"/>
+                <w:kern w:val="0"/>
+                <w:sz w:val="15"/>
+                <w:szCs w:val="13"/>
+                <w:bdr w:val="none" w:color="auto" w:sz="0" w:space="0"/>
+                <w:shd w:val="clear" w:fill="EBEEF2"/>
+                <w:lang w:val="en-US" w:eastAsia="zh-CN" w:bidi="ar"/>
+              </w:rPr>
+              <w:t>lo</w:t>
+            </w:r>
+            <w:r>
+              <w:rPr>
+                <w:rFonts w:hint="default" w:ascii="Segoe UI" w:hAnsi="Segoe UI" w:eastAsia="Segoe UI" w:cs="Segoe UI"/>
+                <w:kern w:val="0"/>
+                <w:sz w:val="15"/>
+                <w:szCs w:val="15"/>
+                <w:bdr w:val="none" w:color="auto" w:sz="0" w:space="0"/>
+                <w:lang w:val="en-US" w:eastAsia="zh-CN" w:bidi="ar"/>
+              </w:rPr>
+              <w:t> 接口全部放行，确保本机进程间通信正常</w:t>
+            </w:r>
+          </w:p>
+        </w:tc>
+      </w:tr>
+      <w:tr>
+        <w:tblPrEx>
+          <w:tblBorders>
+            <w:top w:val="none" w:color="auto" w:sz="0" w:space="0"/>
+            <w:left w:val="none" w:color="auto" w:sz="0" w:space="0"/>
+            <w:bottom w:val="none" w:color="auto" w:sz="0" w:space="0"/>
+            <w:right w:val="none" w:color="auto" w:sz="0" w:space="0"/>
+            <w:insideH w:val="none" w:color="auto" w:sz="0" w:space="0"/>
+            <w:insideV w:val="none" w:color="auto" w:sz="0" w:space="0"/>
+          </w:tblBorders>
+          <w:tblCellMar>
+            <w:top w:w="15" w:type="dxa"/>
+            <w:left w:w="15" w:type="dxa"/>
+            <w:bottom w:w="15" w:type="dxa"/>
+            <w:right w:w="15" w:type="dxa"/>
+          </w:tblCellMar>
+        </w:tblPrEx>
+        <w:trPr>
+          <w:trHeight w:val="0" w:hRule="atLeast"/>
+        </w:trPr>
+        <w:tc>
+          <w:tcPr>
+            <w:tcW w:w="1378" w:type="dxa"/>
+            <w:shd w:val="clear"/>
+            <w:tcMar>
+              <w:top w:w="100" w:type="dxa"/>
+              <w:left w:w="0" w:type="dxa"/>
+              <w:bottom w:w="100" w:type="dxa"/>
+              <w:right w:w="160" w:type="dxa"/>
+            </w:tcMar>
+            <w:vAlign w:val="center"/>
+          </w:tcPr>
+          <w:p>
+            <w:pPr>
+              <w:keepNext w:val="0"/>
+              <w:keepLines w:val="0"/>
+              <w:widowControl/>
+              <w:suppressLineNumbers w:val="0"/>
+              <w:snapToGrid w:val="0"/>
+              <w:spacing w:line="240" w:lineRule="auto"/>
+              <w:ind w:left="0" w:leftChars="0" w:right="0" w:rightChars="0" w:firstLine="0" w:firstLineChars="0"/>
+              <w:jc w:val="center"/>
+              <w:rPr>
+                <w:rFonts w:hint="default" w:ascii="Segoe UI" w:hAnsi="Segoe UI" w:eastAsia="Segoe UI" w:cs="Segoe UI"/>
+                <w:sz w:val="15"/>
+                <w:szCs w:val="15"/>
+              </w:rPr>
+            </w:pPr>
+            <w:r>
+              <w:rPr>
+                <w:rFonts w:hint="default" w:ascii="Segoe UI" w:hAnsi="Segoe UI" w:eastAsia="Segoe UI" w:cs="Segoe UI"/>
+                <w:b/>
+                <w:bCs/>
+                <w:kern w:val="0"/>
+                <w:sz w:val="15"/>
+                <w:szCs w:val="15"/>
+                <w:bdr w:val="none" w:color="auto" w:sz="0" w:space="0"/>
+                <w:lang w:val="en-US" w:eastAsia="zh-CN" w:bidi="ar"/>
+              </w:rPr>
+              <w:t>仅允许已建立连接</w:t>
+            </w:r>
+          </w:p>
+        </w:tc>
+        <w:tc>
+          <w:tcPr>
+            <w:tcW w:w="6142" w:type="dxa"/>
+            <w:shd w:val="clear"/>
+            <w:tcMar>
+              <w:top w:w="100" w:type="dxa"/>
+              <w:left w:w="160" w:type="dxa"/>
+              <w:bottom w:w="100" w:type="dxa"/>
+              <w:right w:w="0" w:type="dxa"/>
+            </w:tcMar>
+            <w:vAlign w:val="center"/>
+          </w:tcPr>
+          <w:p>
+            <w:pPr>
+              <w:keepNext w:val="0"/>
+              <w:keepLines w:val="0"/>
+              <w:widowControl/>
+              <w:suppressLineNumbers w:val="0"/>
+              <w:snapToGrid w:val="0"/>
+              <w:spacing w:line="240" w:lineRule="auto"/>
+              <w:ind w:left="0" w:leftChars="0" w:right="0" w:rightChars="0" w:firstLine="0" w:firstLineChars="0"/>
+              <w:jc w:val="left"/>
+              <w:rPr>
+                <w:rFonts w:hint="default" w:ascii="Segoe UI" w:hAnsi="Segoe UI" w:eastAsia="Segoe UI" w:cs="Segoe UI"/>
+                <w:sz w:val="15"/>
+                <w:szCs w:val="15"/>
+              </w:rPr>
+            </w:pPr>
+            <w:r>
+              <w:rPr>
+                <w:rFonts w:hint="default" w:ascii="Segoe UI" w:hAnsi="Segoe UI" w:eastAsia="Segoe UI" w:cs="Segoe UI"/>
+                <w:kern w:val="0"/>
+                <w:sz w:val="15"/>
+                <w:szCs w:val="15"/>
+                <w:bdr w:val="none" w:color="auto" w:sz="0" w:space="0"/>
+                <w:lang w:val="en-US" w:eastAsia="zh-CN" w:bidi="ar"/>
+              </w:rPr>
+              <w:t>放行 </w:t>
+            </w:r>
+            <w:r>
+              <w:rPr>
+                <w:rStyle w:val="7"/>
+                <w:rFonts w:hint="default" w:ascii="Segoe UI" w:hAnsi="Consolas" w:eastAsia="Segoe UI" w:cs="Consolas"/>
+                <w:kern w:val="0"/>
+                <w:sz w:val="15"/>
+                <w:szCs w:val="13"/>
+                <w:bdr w:val="none" w:color="auto" w:sz="0" w:space="0"/>
+                <w:shd w:val="clear" w:fill="EBEEF2"/>
+                <w:lang w:val="en-US" w:eastAsia="zh-CN" w:bidi="ar"/>
+              </w:rPr>
+              <w:t>ESTABLISHED,RELATED</w:t>
+            </w:r>
+            <w:r>
+              <w:rPr>
+                <w:rFonts w:hint="default" w:ascii="Segoe UI" w:hAnsi="Segoe UI" w:eastAsia="Segoe UI" w:cs="Segoe UI"/>
+                <w:kern w:val="0"/>
+                <w:sz w:val="15"/>
+                <w:szCs w:val="15"/>
+                <w:bdr w:val="none" w:color="auto" w:sz="0" w:space="0"/>
+                <w:lang w:val="en-US" w:eastAsia="zh-CN" w:bidi="ar"/>
+              </w:rPr>
+              <w:t> 状态的连接，阻止外部主动发起的恶意连接</w:t>
+            </w:r>
+          </w:p>
+        </w:tc>
+      </w:tr>
+      <w:tr>
+        <w:tblPrEx>
+          <w:tblBorders>
+            <w:top w:val="none" w:color="auto" w:sz="0" w:space="0"/>
+            <w:left w:val="none" w:color="auto" w:sz="0" w:space="0"/>
+            <w:bottom w:val="none" w:color="auto" w:sz="0" w:space="0"/>
+            <w:right w:val="none" w:color="auto" w:sz="0" w:space="0"/>
+            <w:insideH w:val="none" w:color="auto" w:sz="0" w:space="0"/>
+            <w:insideV w:val="none" w:color="auto" w:sz="0" w:space="0"/>
+          </w:tblBorders>
+          <w:shd w:val="clear"/>
+          <w:tblCellMar>
+            <w:top w:w="15" w:type="dxa"/>
+            <w:left w:w="15" w:type="dxa"/>
+            <w:bottom w:w="15" w:type="dxa"/>
+            <w:right w:w="15" w:type="dxa"/>
+          </w:tblCellMar>
+        </w:tblPrEx>
+        <w:trPr>
+          <w:trHeight w:val="0" w:hRule="atLeast"/>
+        </w:trPr>
+        <w:tc>
+          <w:tcPr>
+            <w:tcW w:w="1378" w:type="dxa"/>
+            <w:shd w:val="clear"/>
+            <w:tcMar>
+              <w:top w:w="100" w:type="dxa"/>
+              <w:left w:w="0" w:type="dxa"/>
+              <w:bottom w:w="100" w:type="dxa"/>
+              <w:right w:w="160" w:type="dxa"/>
+            </w:tcMar>
+            <w:vAlign w:val="center"/>
+          </w:tcPr>
+          <w:p>
+            <w:pPr>
+              <w:keepNext w:val="0"/>
+              <w:keepLines w:val="0"/>
+              <w:widowControl/>
+              <w:suppressLineNumbers w:val="0"/>
+              <w:snapToGrid w:val="0"/>
+              <w:spacing w:line="240" w:lineRule="auto"/>
+              <w:ind w:left="0" w:leftChars="0" w:right="0" w:rightChars="0" w:firstLine="0" w:firstLineChars="0"/>
+              <w:jc w:val="center"/>
+              <w:rPr>
+                <w:rFonts w:hint="default" w:ascii="Segoe UI" w:hAnsi="Segoe UI" w:eastAsia="Segoe UI" w:cs="Segoe UI"/>
+                <w:sz w:val="15"/>
+                <w:szCs w:val="15"/>
+              </w:rPr>
+            </w:pPr>
+            <w:r>
+              <w:rPr>
+                <w:rFonts w:hint="default" w:ascii="Segoe UI" w:hAnsi="Segoe UI" w:eastAsia="Segoe UI" w:cs="Segoe UI"/>
+                <w:b/>
+                <w:bCs/>
+                <w:kern w:val="0"/>
+                <w:sz w:val="15"/>
+                <w:szCs w:val="15"/>
+                <w:bdr w:val="none" w:color="auto" w:sz="0" w:space="0"/>
+                <w:lang w:val="en-US" w:eastAsia="zh-CN" w:bidi="ar"/>
+              </w:rPr>
+              <w:t>SSH 来源限制</w:t>
+            </w:r>
+          </w:p>
+        </w:tc>
+        <w:tc>
+          <w:tcPr>
+            <w:tcW w:w="6142" w:type="dxa"/>
+            <w:shd w:val="clear"/>
+            <w:tcMar>
+              <w:top w:w="100" w:type="dxa"/>
+              <w:left w:w="160" w:type="dxa"/>
+              <w:bottom w:w="100" w:type="dxa"/>
+              <w:right w:w="0" w:type="dxa"/>
+            </w:tcMar>
+            <w:vAlign w:val="center"/>
+          </w:tcPr>
+          <w:p>
+            <w:pPr>
+              <w:keepNext w:val="0"/>
+              <w:keepLines w:val="0"/>
+              <w:widowControl/>
+              <w:suppressLineNumbers w:val="0"/>
+              <w:snapToGrid w:val="0"/>
+              <w:spacing w:line="240" w:lineRule="auto"/>
+              <w:ind w:left="0" w:leftChars="0" w:right="0" w:rightChars="0" w:firstLine="0" w:firstLineChars="0"/>
+              <w:jc w:val="left"/>
+              <w:rPr>
+                <w:rFonts w:hint="default" w:ascii="Segoe UI" w:hAnsi="Segoe UI" w:eastAsia="Segoe UI" w:cs="Segoe UI"/>
+                <w:sz w:val="15"/>
+                <w:szCs w:val="15"/>
+              </w:rPr>
+            </w:pPr>
+            <w:r>
+              <w:rPr>
+                <w:rFonts w:hint="default" w:ascii="Segoe UI" w:hAnsi="Segoe UI" w:eastAsia="Segoe UI" w:cs="Segoe UI"/>
+                <w:kern w:val="0"/>
+                <w:sz w:val="15"/>
+                <w:szCs w:val="15"/>
+                <w:bdr w:val="none" w:color="auto" w:sz="0" w:space="0"/>
+                <w:lang w:val="en-US" w:eastAsia="zh-CN" w:bidi="ar"/>
+              </w:rPr>
+              <w:t>只允许内网（</w:t>
+            </w:r>
+            <w:r>
+              <w:rPr>
+                <w:rStyle w:val="7"/>
+                <w:rFonts w:hint="default" w:ascii="Segoe UI" w:hAnsi="Consolas" w:eastAsia="Segoe UI" w:cs="Consolas"/>
+                <w:kern w:val="0"/>
+                <w:sz w:val="15"/>
+                <w:szCs w:val="13"/>
+                <w:bdr w:val="none" w:color="auto" w:sz="0" w:space="0"/>
+                <w:shd w:val="clear" w:fill="EBEEF2"/>
+                <w:lang w:val="en-US" w:eastAsia="zh-CN" w:bidi="ar"/>
+              </w:rPr>
+              <w:t>192.168.1.0/24</w:t>
+            </w:r>
+            <w:r>
+              <w:rPr>
+                <w:rFonts w:hint="default" w:ascii="Segoe UI" w:hAnsi="Segoe UI" w:eastAsia="Segoe UI" w:cs="Segoe UI"/>
+                <w:kern w:val="0"/>
+                <w:sz w:val="15"/>
+                <w:szCs w:val="15"/>
+                <w:bdr w:val="none" w:color="auto" w:sz="0" w:space="0"/>
+                <w:lang w:val="en-US" w:eastAsia="zh-CN" w:bidi="ar"/>
+              </w:rPr>
+              <w:t>）和 DMZ（</w:t>
+            </w:r>
+            <w:r>
+              <w:rPr>
+                <w:rStyle w:val="7"/>
+                <w:rFonts w:hint="default" w:ascii="Segoe UI" w:hAnsi="Consolas" w:eastAsia="Segoe UI" w:cs="Consolas"/>
+                <w:kern w:val="0"/>
+                <w:sz w:val="15"/>
+                <w:szCs w:val="13"/>
+                <w:bdr w:val="none" w:color="auto" w:sz="0" w:space="0"/>
+                <w:shd w:val="clear" w:fill="EBEEF2"/>
+                <w:lang w:val="en-US" w:eastAsia="zh-CN" w:bidi="ar"/>
+              </w:rPr>
+              <w:t>10.0.0.0/24</w:t>
+            </w:r>
+            <w:r>
+              <w:rPr>
+                <w:rFonts w:hint="default" w:ascii="Segoe UI" w:hAnsi="Segoe UI" w:eastAsia="Segoe UI" w:cs="Segoe UI"/>
+                <w:kern w:val="0"/>
+                <w:sz w:val="15"/>
+                <w:szCs w:val="15"/>
+                <w:bdr w:val="none" w:color="auto" w:sz="0" w:space="0"/>
+                <w:lang w:val="en-US" w:eastAsia="zh-CN" w:bidi="ar"/>
+              </w:rPr>
+              <w:t>）访问防火墙 SSH，</w:t>
+            </w:r>
+            <w:r>
+              <w:rPr>
+                <w:rFonts w:hint="default" w:ascii="Segoe UI" w:hAnsi="Segoe UI" w:eastAsia="Segoe UI" w:cs="Segoe UI"/>
+                <w:b/>
+                <w:bCs/>
+                <w:kern w:val="0"/>
+                <w:sz w:val="15"/>
+                <w:szCs w:val="15"/>
+                <w:bdr w:val="none" w:color="auto" w:sz="0" w:space="0"/>
+                <w:lang w:val="en-US" w:eastAsia="zh-CN" w:bidi="ar"/>
+              </w:rPr>
+              <w:t>禁止外网直接 SSH 到防火墙</w:t>
+            </w:r>
+          </w:p>
+        </w:tc>
+      </w:tr>
+      <w:tr>
+        <w:tblPrEx>
+          <w:tblBorders>
+            <w:top w:val="none" w:color="auto" w:sz="0" w:space="0"/>
+            <w:left w:val="none" w:color="auto" w:sz="0" w:space="0"/>
+            <w:bottom w:val="none" w:color="auto" w:sz="0" w:space="0"/>
+            <w:right w:val="none" w:color="auto" w:sz="0" w:space="0"/>
+            <w:insideH w:val="none" w:color="auto" w:sz="0" w:space="0"/>
+            <w:insideV w:val="none" w:color="auto" w:sz="0" w:space="0"/>
+          </w:tblBorders>
+          <w:tblCellMar>
+            <w:top w:w="15" w:type="dxa"/>
+            <w:left w:w="15" w:type="dxa"/>
+            <w:bottom w:w="15" w:type="dxa"/>
+            <w:right w:w="15" w:type="dxa"/>
+          </w:tblCellMar>
+        </w:tblPrEx>
+        <w:trPr>
+          <w:trHeight w:val="0" w:hRule="atLeast"/>
+        </w:trPr>
+        <w:tc>
+          <w:tcPr>
+            <w:tcW w:w="1378" w:type="dxa"/>
+            <w:shd w:val="clear"/>
+            <w:tcMar>
+              <w:top w:w="100" w:type="dxa"/>
+              <w:left w:w="0" w:type="dxa"/>
+              <w:bottom w:w="100" w:type="dxa"/>
+              <w:right w:w="160" w:type="dxa"/>
+            </w:tcMar>
+            <w:vAlign w:val="center"/>
+          </w:tcPr>
+          <w:p>
+            <w:pPr>
+              <w:keepNext w:val="0"/>
+              <w:keepLines w:val="0"/>
+              <w:widowControl/>
+              <w:suppressLineNumbers w:val="0"/>
+              <w:snapToGrid w:val="0"/>
+              <w:spacing w:line="240" w:lineRule="auto"/>
+              <w:ind w:left="0" w:leftChars="0" w:right="0" w:rightChars="0" w:firstLine="0" w:firstLineChars="0"/>
+              <w:jc w:val="center"/>
+              <w:rPr>
+                <w:rFonts w:hint="default" w:ascii="Segoe UI" w:hAnsi="Segoe UI" w:eastAsia="Segoe UI" w:cs="Segoe UI"/>
+                <w:sz w:val="15"/>
+                <w:szCs w:val="15"/>
+              </w:rPr>
+            </w:pPr>
+            <w:r>
+              <w:rPr>
+                <w:rFonts w:hint="default" w:ascii="Segoe UI" w:hAnsi="Segoe UI" w:eastAsia="Segoe UI" w:cs="Segoe UI"/>
+                <w:b/>
+                <w:bCs/>
+                <w:kern w:val="0"/>
+                <w:sz w:val="15"/>
+                <w:szCs w:val="15"/>
+                <w:bdr w:val="none" w:color="auto" w:sz="0" w:space="0"/>
+                <w:lang w:val="en-US" w:eastAsia="zh-CN" w:bidi="ar"/>
+              </w:rPr>
+              <w:t>ICMP 放行</w:t>
+            </w:r>
+          </w:p>
+        </w:tc>
+        <w:tc>
+          <w:tcPr>
+            <w:tcW w:w="6142" w:type="dxa"/>
+            <w:shd w:val="clear"/>
+            <w:tcMar>
+              <w:top w:w="100" w:type="dxa"/>
+              <w:left w:w="160" w:type="dxa"/>
+              <w:bottom w:w="100" w:type="dxa"/>
+              <w:right w:w="0" w:type="dxa"/>
+            </w:tcMar>
+            <w:vAlign w:val="center"/>
+          </w:tcPr>
+          <w:p>
+            <w:pPr>
+              <w:keepNext w:val="0"/>
+              <w:keepLines w:val="0"/>
+              <w:widowControl/>
+              <w:suppressLineNumbers w:val="0"/>
+              <w:snapToGrid w:val="0"/>
+              <w:spacing w:line="240" w:lineRule="auto"/>
+              <w:ind w:left="0" w:leftChars="0" w:right="0" w:rightChars="0" w:firstLine="0" w:firstLineChars="0"/>
+              <w:jc w:val="left"/>
+              <w:rPr>
+                <w:rFonts w:hint="default" w:ascii="Segoe UI" w:hAnsi="Segoe UI" w:eastAsia="Segoe UI" w:cs="Segoe UI"/>
+                <w:sz w:val="15"/>
+                <w:szCs w:val="15"/>
+              </w:rPr>
+            </w:pPr>
+            <w:r>
+              <w:rPr>
+                <w:rFonts w:hint="default" w:ascii="Segoe UI" w:hAnsi="Segoe UI" w:eastAsia="Segoe UI" w:cs="Segoe UI"/>
+                <w:kern w:val="0"/>
+                <w:sz w:val="15"/>
+                <w:szCs w:val="15"/>
+                <w:bdr w:val="none" w:color="auto" w:sz="0" w:space="0"/>
+                <w:lang w:val="en-US" w:eastAsia="zh-CN" w:bidi="ar"/>
+              </w:rPr>
+              <w:t>允许 ping，便于网络连通性测试和监控（可选项，不影响安全性）</w:t>
+            </w:r>
+          </w:p>
+        </w:tc>
+      </w:tr>
+    </w:tbl>
+    <w:p>
+      <w:pPr>
+        <w:keepNext w:val="0"/>
+        <w:keepLines w:val="0"/>
+        <w:widowControl/>
+        <w:suppressLineNumbers w:val="0"/>
+        <w:pBdr>
+          <w:top w:val="none" w:color="auto" w:sz="0" w:space="0"/>
+          <w:left w:val="none" w:color="auto" w:sz="0" w:space="0"/>
+          <w:bottom w:val="none" w:color="auto" w:sz="0" w:space="0"/>
+          <w:right w:val="none" w:color="auto" w:sz="0" w:space="0"/>
+        </w:pBdr>
+        <w:spacing w:before="320" w:beforeAutospacing="0" w:after="320" w:afterAutospacing="0" w:line="240" w:lineRule="auto"/>
+        <w:ind w:left="440" w:right="440"/>
+      </w:pPr>
+    </w:p>
+    <w:p>
+      <w:pPr>
+        <w:pStyle w:val="3"/>
+        <w:keepNext w:val="0"/>
+        <w:keepLines w:val="0"/>
+        <w:widowControl/>
+        <w:suppressLineNumbers w:val="0"/>
+        <w:spacing w:before="0" w:beforeAutospacing="0" w:after="120" w:afterAutospacing="0" w:line="360" w:lineRule="auto"/>
+        <w:ind w:left="439" w:leftChars="209" w:right="440" w:firstLine="480" w:firstLineChars="200"/>
+        <w:jc w:val="both"/>
+        <w:rPr>
+          <w:rFonts w:hint="default" w:ascii="Segoe UI" w:hAnsi="Segoe UI" w:eastAsia="宋体" w:cs="Segoe UI"/>
+          <w:b w:val="0"/>
+          <w:bCs/>
+          <w:i w:val="0"/>
+          <w:strike w:val="0"/>
+          <w:color w:val="auto"/>
+          <w:sz w:val="24"/>
+          <w:szCs w:val="20"/>
+          <w:u w:val="none"/>
+        </w:rPr>
+      </w:pPr>
+      <w:r>
+        <w:rPr>
+          <w:rFonts w:hint="default" w:ascii="Segoe UI" w:hAnsi="Segoe UI" w:eastAsia="宋体" w:cs="Segoe UI"/>
+          <w:b w:val="0"/>
+          <w:bCs/>
+          <w:i w:val="0"/>
+          <w:iCs w:val="0"/>
+          <w:caps w:val="0"/>
+          <w:strike w:val="0"/>
+          <w:color w:val="auto"/>
+          <w:spacing w:val="0"/>
+          <w:sz w:val="24"/>
+          <w:szCs w:val="20"/>
+          <w:u w:val="none"/>
+        </w:rPr>
+        <w:t>三、防攻击机制</w:t>
+      </w:r>
+    </w:p>
+    <w:tbl>
+      <w:tblPr>
+        <w:tblW w:w="7520" w:type="dxa"/>
+        <w:tblInd w:w="440" w:type="dxa"/>
+        <w:tblBorders>
+          <w:top w:val="none" w:color="auto" w:sz="0" w:space="0"/>
+          <w:left w:val="none" w:color="auto" w:sz="0" w:space="0"/>
+          <w:bottom w:val="none" w:color="auto" w:sz="0" w:space="0"/>
+          <w:right w:val="none" w:color="auto" w:sz="0" w:space="0"/>
+          <w:insideH w:val="none" w:color="auto" w:sz="0" w:space="0"/>
+          <w:insideV w:val="none" w:color="auto" w:sz="0" w:space="0"/>
+        </w:tblBorders>
+        <w:shd w:val="clear"/>
+        <w:tblLayout w:type="autofit"/>
+        <w:tblCellMar>
+          <w:top w:w="15" w:type="dxa"/>
+          <w:left w:w="15" w:type="dxa"/>
+          <w:bottom w:w="15" w:type="dxa"/>
+          <w:right w:w="15" w:type="dxa"/>
+        </w:tblCellMar>
+      </w:tblPr>
+      <w:tblGrid>
+        <w:gridCol w:w="1674"/>
+        <w:gridCol w:w="5846"/>
+      </w:tblGrid>
+      <w:tr>
+        <w:tblPrEx>
+          <w:tblBorders>
+            <w:top w:val="none" w:color="auto" w:sz="0" w:space="0"/>
+            <w:left w:val="none" w:color="auto" w:sz="0" w:space="0"/>
+            <w:bottom w:val="none" w:color="auto" w:sz="0" w:space="0"/>
+            <w:right w:val="none" w:color="auto" w:sz="0" w:space="0"/>
+            <w:insideH w:val="none" w:color="auto" w:sz="0" w:space="0"/>
+            <w:insideV w:val="none" w:color="auto" w:sz="0" w:space="0"/>
+          </w:tblBorders>
+          <w:shd w:val="clear"/>
+          <w:tblCellMar>
+            <w:top w:w="15" w:type="dxa"/>
+            <w:left w:w="15" w:type="dxa"/>
+            <w:bottom w:w="15" w:type="dxa"/>
+            <w:right w:w="15" w:type="dxa"/>
+          </w:tblCellMar>
+        </w:tblPrEx>
+        <w:trPr>
+          <w:trHeight w:val="0" w:hRule="atLeast"/>
+          <w:tblHeader/>
+        </w:trPr>
+        <w:tc>
+          <w:tcPr>
+            <w:tcW w:w="1674" w:type="dxa"/>
+            <w:tcBorders>
+              <w:top w:val="nil"/>
+            </w:tcBorders>
+            <w:shd w:val="clear"/>
+            <w:tcMar>
+              <w:top w:w="100" w:type="dxa"/>
+              <w:left w:w="0" w:type="dxa"/>
+              <w:bottom w:w="100" w:type="dxa"/>
+              <w:right w:w="160" w:type="dxa"/>
+            </w:tcMar>
+            <w:vAlign w:val="center"/>
+          </w:tcPr>
+          <w:p>
+            <w:pPr>
+              <w:keepNext w:val="0"/>
+              <w:keepLines w:val="0"/>
+              <w:widowControl/>
+              <w:suppressLineNumbers w:val="0"/>
+              <w:snapToGrid w:val="0"/>
+              <w:spacing w:line="240" w:lineRule="auto"/>
+              <w:ind w:left="0" w:leftChars="0" w:right="0" w:rightChars="0" w:firstLine="0" w:firstLineChars="0"/>
+              <w:jc w:val="center"/>
+              <w:rPr>
+                <w:rFonts w:hint="default" w:ascii="Segoe UI" w:hAnsi="Segoe UI" w:eastAsia="Segoe UI" w:cs="Segoe UI"/>
+                <w:b/>
+                <w:sz w:val="15"/>
+                <w:szCs w:val="15"/>
+              </w:rPr>
+            </w:pPr>
+            <w:r>
+              <w:rPr>
+                <w:rFonts w:hint="default" w:ascii="Segoe UI" w:hAnsi="Segoe UI" w:eastAsia="Segoe UI" w:cs="Segoe UI"/>
+                <w:b/>
+                <w:kern w:val="0"/>
+                <w:sz w:val="15"/>
+                <w:szCs w:val="15"/>
+                <w:bdr w:val="none" w:color="auto" w:sz="0" w:space="0"/>
+                <w:lang w:val="en-US" w:eastAsia="zh-CN" w:bidi="ar"/>
+              </w:rPr>
+              <w:t>加固项</w:t>
+            </w:r>
+          </w:p>
+        </w:tc>
+        <w:tc>
+          <w:tcPr>
+            <w:tcW w:w="5846" w:type="dxa"/>
+            <w:tcBorders>
+              <w:top w:val="nil"/>
+            </w:tcBorders>
+            <w:shd w:val="clear"/>
+            <w:tcMar>
+              <w:top w:w="100" w:type="dxa"/>
+              <w:left w:w="160" w:type="dxa"/>
+              <w:bottom w:w="100" w:type="dxa"/>
+              <w:right w:w="160" w:type="dxa"/>
+            </w:tcMar>
+            <w:vAlign w:val="center"/>
+          </w:tcPr>
+          <w:p>
+            <w:pPr>
+              <w:keepNext w:val="0"/>
+              <w:keepLines w:val="0"/>
+              <w:widowControl/>
+              <w:suppressLineNumbers w:val="0"/>
+              <w:snapToGrid w:val="0"/>
+              <w:spacing w:line="240" w:lineRule="auto"/>
+              <w:ind w:left="0" w:leftChars="0" w:right="0" w:rightChars="0" w:firstLine="0" w:firstLineChars="0"/>
+              <w:jc w:val="center"/>
+              <w:rPr>
+                <w:rFonts w:hint="default" w:ascii="Segoe UI" w:hAnsi="Segoe UI" w:eastAsia="Segoe UI" w:cs="Segoe UI"/>
+                <w:b/>
+                <w:sz w:val="15"/>
+                <w:szCs w:val="15"/>
+              </w:rPr>
+            </w:pPr>
+            <w:r>
+              <w:rPr>
+                <w:rFonts w:hint="default" w:ascii="Segoe UI" w:hAnsi="Segoe UI" w:eastAsia="Segoe UI" w:cs="Segoe UI"/>
+                <w:b/>
+                <w:kern w:val="0"/>
+                <w:sz w:val="15"/>
+                <w:szCs w:val="15"/>
+                <w:bdr w:val="none" w:color="auto" w:sz="0" w:space="0"/>
+                <w:lang w:val="en-US" w:eastAsia="zh-CN" w:bidi="ar"/>
+              </w:rPr>
+              <w:t>说明</w:t>
+            </w:r>
+          </w:p>
+        </w:tc>
+      </w:tr>
+      <w:tr>
+        <w:tblPrEx>
+          <w:tblBorders>
+            <w:top w:val="none" w:color="auto" w:sz="0" w:space="0"/>
+            <w:left w:val="none" w:color="auto" w:sz="0" w:space="0"/>
+            <w:bottom w:val="none" w:color="auto" w:sz="0" w:space="0"/>
+            <w:right w:val="none" w:color="auto" w:sz="0" w:space="0"/>
+            <w:insideH w:val="none" w:color="auto" w:sz="0" w:space="0"/>
+            <w:insideV w:val="none" w:color="auto" w:sz="0" w:space="0"/>
+          </w:tblBorders>
+          <w:shd w:val="clear"/>
+          <w:tblCellMar>
+            <w:top w:w="15" w:type="dxa"/>
+            <w:left w:w="15" w:type="dxa"/>
+            <w:bottom w:w="15" w:type="dxa"/>
+            <w:right w:w="15" w:type="dxa"/>
+          </w:tblCellMar>
+        </w:tblPrEx>
+        <w:trPr>
+          <w:trHeight w:val="0" w:hRule="atLeast"/>
+        </w:trPr>
+        <w:tc>
+          <w:tcPr>
+            <w:tcW w:w="1674" w:type="dxa"/>
+            <w:shd w:val="clear"/>
+            <w:tcMar>
+              <w:top w:w="100" w:type="dxa"/>
+              <w:left w:w="0" w:type="dxa"/>
+              <w:bottom w:w="100" w:type="dxa"/>
+              <w:right w:w="160" w:type="dxa"/>
+            </w:tcMar>
+            <w:vAlign w:val="center"/>
+          </w:tcPr>
+          <w:p>
+            <w:pPr>
+              <w:keepNext w:val="0"/>
+              <w:keepLines w:val="0"/>
+              <w:widowControl/>
+              <w:suppressLineNumbers w:val="0"/>
+              <w:snapToGrid w:val="0"/>
+              <w:spacing w:line="240" w:lineRule="auto"/>
+              <w:ind w:left="0" w:leftChars="0" w:right="0" w:rightChars="0" w:firstLine="0" w:firstLineChars="0"/>
+              <w:jc w:val="left"/>
+              <w:rPr>
+                <w:rFonts w:hint="default" w:ascii="Segoe UI" w:hAnsi="Segoe UI" w:eastAsia="Segoe UI" w:cs="Segoe UI"/>
+                <w:sz w:val="15"/>
+                <w:szCs w:val="15"/>
+              </w:rPr>
+            </w:pPr>
+            <w:r>
+              <w:rPr>
+                <w:rFonts w:hint="default" w:ascii="Segoe UI" w:hAnsi="Segoe UI" w:eastAsia="Segoe UI" w:cs="Segoe UI"/>
+                <w:b/>
+                <w:bCs/>
+                <w:kern w:val="0"/>
+                <w:sz w:val="15"/>
+                <w:szCs w:val="15"/>
+                <w:bdr w:val="none" w:color="auto" w:sz="0" w:space="0"/>
+                <w:lang w:val="en-US" w:eastAsia="zh-CN" w:bidi="ar"/>
+              </w:rPr>
+              <w:t>SYN Flood 防护</w:t>
+            </w:r>
+          </w:p>
+        </w:tc>
+        <w:tc>
+          <w:tcPr>
+            <w:tcW w:w="5846" w:type="dxa"/>
+            <w:shd w:val="clear"/>
+            <w:tcMar>
+              <w:top w:w="100" w:type="dxa"/>
+              <w:left w:w="160" w:type="dxa"/>
+              <w:bottom w:w="100" w:type="dxa"/>
+              <w:right w:w="0" w:type="dxa"/>
+            </w:tcMar>
+            <w:vAlign w:val="center"/>
+          </w:tcPr>
+          <w:p>
+            <w:pPr>
+              <w:keepNext w:val="0"/>
+              <w:keepLines w:val="0"/>
+              <w:widowControl/>
+              <w:suppressLineNumbers w:val="0"/>
+              <w:snapToGrid w:val="0"/>
+              <w:spacing w:line="240" w:lineRule="auto"/>
+              <w:ind w:left="0" w:leftChars="0" w:right="0" w:rightChars="0" w:firstLine="0" w:firstLineChars="0"/>
+              <w:jc w:val="left"/>
+              <w:rPr>
+                <w:rFonts w:hint="default" w:ascii="Segoe UI" w:hAnsi="Segoe UI" w:eastAsia="Segoe UI" w:cs="Segoe UI"/>
+                <w:sz w:val="15"/>
+                <w:szCs w:val="15"/>
+              </w:rPr>
+            </w:pPr>
+            <w:r>
+              <w:rPr>
+                <w:rFonts w:hint="default" w:ascii="Segoe UI" w:hAnsi="Segoe UI" w:eastAsia="Segoe UI" w:cs="Segoe UI"/>
+                <w:kern w:val="0"/>
+                <w:sz w:val="15"/>
+                <w:szCs w:val="15"/>
+                <w:bdr w:val="none" w:color="auto" w:sz="0" w:space="0"/>
+                <w:lang w:val="en-US" w:eastAsia="zh-CN" w:bidi="ar"/>
+              </w:rPr>
+              <w:t>限制每秒 SYN 包数量（10/s），超过则丢弃，有效防御 SYN Flood DDoS 攻击</w:t>
+            </w:r>
+          </w:p>
+        </w:tc>
+      </w:tr>
+      <w:tr>
+        <w:tblPrEx>
+          <w:tblBorders>
+            <w:top w:val="none" w:color="auto" w:sz="0" w:space="0"/>
+            <w:left w:val="none" w:color="auto" w:sz="0" w:space="0"/>
+            <w:bottom w:val="none" w:color="auto" w:sz="0" w:space="0"/>
+            <w:right w:val="none" w:color="auto" w:sz="0" w:space="0"/>
+            <w:insideH w:val="none" w:color="auto" w:sz="0" w:space="0"/>
+            <w:insideV w:val="none" w:color="auto" w:sz="0" w:space="0"/>
+          </w:tblBorders>
+          <w:shd w:val="clear"/>
+          <w:tblCellMar>
+            <w:top w:w="15" w:type="dxa"/>
+            <w:left w:w="15" w:type="dxa"/>
+            <w:bottom w:w="15" w:type="dxa"/>
+            <w:right w:w="15" w:type="dxa"/>
+          </w:tblCellMar>
+        </w:tblPrEx>
+        <w:trPr>
+          <w:trHeight w:val="0" w:hRule="atLeast"/>
+        </w:trPr>
+        <w:tc>
+          <w:tcPr>
+            <w:tcW w:w="1674" w:type="dxa"/>
+            <w:shd w:val="clear"/>
+            <w:tcMar>
+              <w:top w:w="100" w:type="dxa"/>
+              <w:left w:w="0" w:type="dxa"/>
+              <w:bottom w:w="100" w:type="dxa"/>
+              <w:right w:w="160" w:type="dxa"/>
+            </w:tcMar>
+            <w:vAlign w:val="center"/>
+          </w:tcPr>
+          <w:p>
+            <w:pPr>
+              <w:keepNext w:val="0"/>
+              <w:keepLines w:val="0"/>
+              <w:widowControl/>
+              <w:suppressLineNumbers w:val="0"/>
+              <w:snapToGrid w:val="0"/>
+              <w:spacing w:line="240" w:lineRule="auto"/>
+              <w:ind w:left="0" w:leftChars="0" w:right="0" w:rightChars="0" w:firstLine="0" w:firstLineChars="0"/>
+              <w:jc w:val="left"/>
+              <w:rPr>
+                <w:rFonts w:hint="default" w:ascii="Segoe UI" w:hAnsi="Segoe UI" w:eastAsia="Segoe UI" w:cs="Segoe UI"/>
+                <w:sz w:val="15"/>
+                <w:szCs w:val="15"/>
+              </w:rPr>
+            </w:pPr>
+            <w:r>
+              <w:rPr>
+                <w:rFonts w:hint="default" w:ascii="Segoe UI" w:hAnsi="Segoe UI" w:eastAsia="Segoe UI" w:cs="Segoe UI"/>
+                <w:b/>
+                <w:bCs/>
+                <w:kern w:val="0"/>
+                <w:sz w:val="15"/>
+                <w:szCs w:val="15"/>
+                <w:bdr w:val="none" w:color="auto" w:sz="0" w:space="0"/>
+                <w:lang w:val="en-US" w:eastAsia="zh-CN" w:bidi="ar"/>
+              </w:rPr>
+              <w:t>端口扫描防护</w:t>
+            </w:r>
+          </w:p>
+        </w:tc>
+        <w:tc>
+          <w:tcPr>
+            <w:tcW w:w="5846" w:type="dxa"/>
+            <w:shd w:val="clear"/>
+            <w:tcMar>
+              <w:top w:w="100" w:type="dxa"/>
+              <w:left w:w="160" w:type="dxa"/>
+              <w:bottom w:w="100" w:type="dxa"/>
+              <w:right w:w="0" w:type="dxa"/>
+            </w:tcMar>
+            <w:vAlign w:val="center"/>
+          </w:tcPr>
+          <w:p>
+            <w:pPr>
+              <w:keepNext w:val="0"/>
+              <w:keepLines w:val="0"/>
+              <w:widowControl/>
+              <w:suppressLineNumbers w:val="0"/>
+              <w:snapToGrid w:val="0"/>
+              <w:spacing w:line="240" w:lineRule="auto"/>
+              <w:ind w:left="0" w:leftChars="0" w:right="0" w:rightChars="0" w:firstLine="0" w:firstLineChars="0"/>
+              <w:jc w:val="left"/>
+              <w:rPr>
+                <w:rFonts w:hint="default" w:ascii="Segoe UI" w:hAnsi="Segoe UI" w:eastAsia="Segoe UI" w:cs="Segoe UI"/>
+                <w:sz w:val="15"/>
+                <w:szCs w:val="15"/>
+              </w:rPr>
+            </w:pPr>
+            <w:r>
+              <w:rPr>
+                <w:rFonts w:hint="default" w:ascii="Segoe UI" w:hAnsi="Segoe UI" w:eastAsia="Segoe UI" w:cs="Segoe UI"/>
+                <w:kern w:val="0"/>
+                <w:sz w:val="15"/>
+                <w:szCs w:val="15"/>
+                <w:bdr w:val="none" w:color="auto" w:sz="0" w:space="0"/>
+                <w:lang w:val="en-US" w:eastAsia="zh-CN" w:bidi="ar"/>
+              </w:rPr>
+              <w:t>限制每分钟新连接数（30/min），超过则丢弃，防御端口扫描行为</w:t>
+            </w:r>
+          </w:p>
+        </w:tc>
+      </w:tr>
+      <w:tr>
+        <w:tblPrEx>
+          <w:tblBorders>
+            <w:top w:val="none" w:color="auto" w:sz="0" w:space="0"/>
+            <w:left w:val="none" w:color="auto" w:sz="0" w:space="0"/>
+            <w:bottom w:val="none" w:color="auto" w:sz="0" w:space="0"/>
+            <w:right w:val="none" w:color="auto" w:sz="0" w:space="0"/>
+            <w:insideH w:val="none" w:color="auto" w:sz="0" w:space="0"/>
+            <w:insideV w:val="none" w:color="auto" w:sz="0" w:space="0"/>
+          </w:tblBorders>
+          <w:shd w:val="clear"/>
+          <w:tblCellMar>
+            <w:top w:w="15" w:type="dxa"/>
+            <w:left w:w="15" w:type="dxa"/>
+            <w:bottom w:w="15" w:type="dxa"/>
+            <w:right w:w="15" w:type="dxa"/>
+          </w:tblCellMar>
+        </w:tblPrEx>
+        <w:trPr>
+          <w:trHeight w:val="0" w:hRule="atLeast"/>
+        </w:trPr>
+        <w:tc>
+          <w:tcPr>
+            <w:tcW w:w="1674" w:type="dxa"/>
+            <w:shd w:val="clear"/>
+            <w:tcMar>
+              <w:top w:w="100" w:type="dxa"/>
+              <w:left w:w="0" w:type="dxa"/>
+              <w:bottom w:w="100" w:type="dxa"/>
+              <w:right w:w="160" w:type="dxa"/>
+            </w:tcMar>
+            <w:vAlign w:val="center"/>
+          </w:tcPr>
+          <w:p>
+            <w:pPr>
+              <w:keepNext w:val="0"/>
+              <w:keepLines w:val="0"/>
+              <w:widowControl/>
+              <w:suppressLineNumbers w:val="0"/>
+              <w:snapToGrid w:val="0"/>
+              <w:spacing w:line="240" w:lineRule="auto"/>
+              <w:ind w:left="0" w:leftChars="0" w:right="0" w:rightChars="0" w:firstLine="0" w:firstLineChars="0"/>
+              <w:jc w:val="left"/>
+              <w:rPr>
+                <w:rFonts w:hint="default" w:ascii="Segoe UI" w:hAnsi="Segoe UI" w:eastAsia="Segoe UI" w:cs="Segoe UI"/>
+                <w:sz w:val="15"/>
+                <w:szCs w:val="15"/>
+              </w:rPr>
+            </w:pPr>
+            <w:r>
+              <w:rPr>
+                <w:rFonts w:hint="default" w:ascii="Segoe UI" w:hAnsi="Segoe UI" w:eastAsia="Segoe UI" w:cs="Segoe UI"/>
+                <w:b/>
+                <w:bCs/>
+                <w:kern w:val="0"/>
+                <w:sz w:val="15"/>
+                <w:szCs w:val="15"/>
+                <w:bdr w:val="none" w:color="auto" w:sz="0" w:space="0"/>
+                <w:lang w:val="en-US" w:eastAsia="zh-CN" w:bidi="ar"/>
+              </w:rPr>
+              <w:t>SSH 暴力破解防护</w:t>
+            </w:r>
+          </w:p>
+        </w:tc>
+        <w:tc>
+          <w:tcPr>
+            <w:tcW w:w="5846" w:type="dxa"/>
+            <w:shd w:val="clear"/>
+            <w:tcMar>
+              <w:top w:w="100" w:type="dxa"/>
+              <w:left w:w="160" w:type="dxa"/>
+              <w:bottom w:w="100" w:type="dxa"/>
+              <w:right w:w="0" w:type="dxa"/>
+            </w:tcMar>
+            <w:vAlign w:val="center"/>
+          </w:tcPr>
+          <w:p>
+            <w:pPr>
+              <w:keepNext w:val="0"/>
+              <w:keepLines w:val="0"/>
+              <w:widowControl/>
+              <w:suppressLineNumbers w:val="0"/>
+              <w:snapToGrid w:val="0"/>
+              <w:spacing w:line="240" w:lineRule="auto"/>
+              <w:ind w:left="0" w:leftChars="0" w:right="0" w:rightChars="0" w:firstLine="0" w:firstLineChars="0"/>
+              <w:jc w:val="left"/>
+              <w:rPr>
+                <w:rFonts w:hint="default" w:ascii="Segoe UI" w:hAnsi="Segoe UI" w:eastAsia="Segoe UI" w:cs="Segoe UI"/>
+                <w:sz w:val="15"/>
+                <w:szCs w:val="15"/>
+              </w:rPr>
+            </w:pPr>
+            <w:r>
+              <w:rPr>
+                <w:rFonts w:hint="default" w:ascii="Segoe UI" w:hAnsi="Segoe UI" w:eastAsia="Segoe UI" w:cs="Segoe UI"/>
+                <w:kern w:val="0"/>
+                <w:sz w:val="15"/>
+                <w:szCs w:val="15"/>
+                <w:bdr w:val="none" w:color="auto" w:sz="0" w:space="0"/>
+                <w:lang w:val="en-US" w:eastAsia="zh-CN" w:bidi="ar"/>
+              </w:rPr>
+              <w:t>同一 IP 在 60 秒内超过 4 次 SSH 连接尝试则丢弃，有效防御密码爆破攻击</w:t>
+            </w:r>
+          </w:p>
+        </w:tc>
+      </w:tr>
+    </w:tbl>
+    <w:p>
+      <w:pPr>
+        <w:keepNext w:val="0"/>
+        <w:keepLines w:val="0"/>
+        <w:widowControl/>
+        <w:suppressLineNumbers w:val="0"/>
+        <w:pBdr>
+          <w:top w:val="none" w:color="auto" w:sz="0" w:space="0"/>
+          <w:left w:val="none" w:color="auto" w:sz="0" w:space="0"/>
+          <w:bottom w:val="none" w:color="auto" w:sz="0" w:space="0"/>
+          <w:right w:val="none" w:color="auto" w:sz="0" w:space="0"/>
+        </w:pBdr>
+        <w:spacing w:before="320" w:beforeAutospacing="0" w:after="320" w:afterAutospacing="0" w:line="240" w:lineRule="auto"/>
+        <w:ind w:left="440" w:right="440"/>
+      </w:pPr>
+    </w:p>
+    <w:p>
+      <w:pPr>
+        <w:pStyle w:val="3"/>
+        <w:keepNext w:val="0"/>
+        <w:keepLines w:val="0"/>
+        <w:widowControl/>
+        <w:suppressLineNumbers w:val="0"/>
+        <w:spacing w:before="0" w:beforeAutospacing="0" w:after="120" w:afterAutospacing="0" w:line="360" w:lineRule="auto"/>
+        <w:ind w:left="439" w:leftChars="209" w:right="440" w:firstLine="480" w:firstLineChars="200"/>
+        <w:jc w:val="both"/>
+        <w:rPr>
+          <w:rFonts w:hint="default" w:ascii="Segoe UI" w:hAnsi="Segoe UI" w:eastAsia="宋体" w:cs="Segoe UI"/>
+          <w:b w:val="0"/>
+          <w:bCs/>
+          <w:i w:val="0"/>
+          <w:strike w:val="0"/>
+          <w:color w:val="auto"/>
+          <w:sz w:val="24"/>
+          <w:szCs w:val="20"/>
+          <w:u w:val="none"/>
+        </w:rPr>
+      </w:pPr>
+      <w:r>
+        <w:rPr>
+          <w:rFonts w:hint="default" w:ascii="Segoe UI" w:hAnsi="Segoe UI" w:eastAsia="宋体" w:cs="Segoe UI"/>
+          <w:b w:val="0"/>
+          <w:bCs/>
+          <w:i w:val="0"/>
+          <w:iCs w:val="0"/>
+          <w:caps w:val="0"/>
+          <w:strike w:val="0"/>
+          <w:color w:val="auto"/>
+          <w:spacing w:val="0"/>
+          <w:sz w:val="24"/>
+          <w:szCs w:val="20"/>
+          <w:u w:val="none"/>
+        </w:rPr>
+        <w:t>四、网络地址转换（NAT）安全</w:t>
+      </w:r>
+    </w:p>
+    <w:tbl>
+      <w:tblPr>
+        <w:tblW w:w="7520" w:type="dxa"/>
+        <w:tblInd w:w="440" w:type="dxa"/>
+        <w:tblBorders>
+          <w:top w:val="none" w:color="auto" w:sz="0" w:space="0"/>
+          <w:left w:val="none" w:color="auto" w:sz="0" w:space="0"/>
+          <w:bottom w:val="none" w:color="auto" w:sz="0" w:space="0"/>
+          <w:right w:val="none" w:color="auto" w:sz="0" w:space="0"/>
+          <w:insideH w:val="none" w:color="auto" w:sz="0" w:space="0"/>
+          <w:insideV w:val="none" w:color="auto" w:sz="0" w:space="0"/>
+        </w:tblBorders>
+        <w:shd w:val="clear"/>
+        <w:tblLayout w:type="autofit"/>
+        <w:tblCellMar>
+          <w:top w:w="15" w:type="dxa"/>
+          <w:left w:w="15" w:type="dxa"/>
+          <w:bottom w:w="15" w:type="dxa"/>
+          <w:right w:w="15" w:type="dxa"/>
+        </w:tblCellMar>
+      </w:tblPr>
+      <w:tblGrid>
+        <w:gridCol w:w="1576"/>
+        <w:gridCol w:w="5944"/>
+      </w:tblGrid>
+      <w:tr>
+        <w:tblPrEx>
+          <w:tblBorders>
+            <w:top w:val="none" w:color="auto" w:sz="0" w:space="0"/>
+            <w:left w:val="none" w:color="auto" w:sz="0" w:space="0"/>
+            <w:bottom w:val="none" w:color="auto" w:sz="0" w:space="0"/>
+            <w:right w:val="none" w:color="auto" w:sz="0" w:space="0"/>
+            <w:insideH w:val="none" w:color="auto" w:sz="0" w:space="0"/>
+            <w:insideV w:val="none" w:color="auto" w:sz="0" w:space="0"/>
+          </w:tblBorders>
+          <w:shd w:val="clear"/>
+          <w:tblCellMar>
+            <w:top w:w="15" w:type="dxa"/>
+            <w:left w:w="15" w:type="dxa"/>
+            <w:bottom w:w="15" w:type="dxa"/>
+            <w:right w:w="15" w:type="dxa"/>
+          </w:tblCellMar>
+        </w:tblPrEx>
+        <w:trPr>
+          <w:trHeight w:val="0" w:hRule="atLeast"/>
+          <w:tblHeader/>
+        </w:trPr>
+        <w:tc>
+          <w:tcPr>
+            <w:tcW w:w="1576" w:type="dxa"/>
+            <w:tcBorders>
+              <w:top w:val="nil"/>
+            </w:tcBorders>
+            <w:shd w:val="clear"/>
+            <w:tcMar>
+              <w:top w:w="100" w:type="dxa"/>
+              <w:left w:w="0" w:type="dxa"/>
+              <w:bottom w:w="100" w:type="dxa"/>
+              <w:right w:w="160" w:type="dxa"/>
+            </w:tcMar>
+            <w:vAlign w:val="center"/>
+          </w:tcPr>
+          <w:p>
+            <w:pPr>
+              <w:keepNext w:val="0"/>
+              <w:keepLines w:val="0"/>
+              <w:widowControl/>
+              <w:suppressLineNumbers w:val="0"/>
+              <w:snapToGrid w:val="0"/>
+              <w:spacing w:line="240" w:lineRule="auto"/>
+              <w:ind w:left="0" w:leftChars="0" w:right="0" w:rightChars="0" w:firstLine="0" w:firstLineChars="0"/>
+              <w:jc w:val="center"/>
+              <w:rPr>
+                <w:rFonts w:hint="default" w:ascii="Segoe UI" w:hAnsi="Segoe UI" w:eastAsia="Segoe UI" w:cs="Segoe UI"/>
+                <w:b/>
+                <w:sz w:val="15"/>
+                <w:szCs w:val="15"/>
+              </w:rPr>
+            </w:pPr>
+            <w:r>
+              <w:rPr>
+                <w:rFonts w:hint="default" w:ascii="Segoe UI" w:hAnsi="Segoe UI" w:eastAsia="Segoe UI" w:cs="Segoe UI"/>
+                <w:b/>
+                <w:kern w:val="0"/>
+                <w:sz w:val="15"/>
+                <w:szCs w:val="15"/>
+                <w:bdr w:val="none" w:color="auto" w:sz="0" w:space="0"/>
+                <w:lang w:val="en-US" w:eastAsia="zh-CN" w:bidi="ar"/>
+              </w:rPr>
+              <w:t>加固项</w:t>
+            </w:r>
+          </w:p>
+        </w:tc>
+        <w:tc>
+          <w:tcPr>
+            <w:tcW w:w="5944" w:type="dxa"/>
+            <w:tcBorders>
+              <w:top w:val="nil"/>
+            </w:tcBorders>
+            <w:shd w:val="clear"/>
+            <w:tcMar>
+              <w:top w:w="100" w:type="dxa"/>
+              <w:left w:w="160" w:type="dxa"/>
+              <w:bottom w:w="100" w:type="dxa"/>
+              <w:right w:w="160" w:type="dxa"/>
+            </w:tcMar>
+            <w:vAlign w:val="center"/>
+          </w:tcPr>
+          <w:p>
+            <w:pPr>
+              <w:keepNext w:val="0"/>
+              <w:keepLines w:val="0"/>
+              <w:widowControl/>
+              <w:suppressLineNumbers w:val="0"/>
+              <w:snapToGrid w:val="0"/>
+              <w:spacing w:line="240" w:lineRule="auto"/>
+              <w:ind w:left="0" w:leftChars="0" w:right="0" w:rightChars="0" w:firstLine="0" w:firstLineChars="0"/>
+              <w:jc w:val="center"/>
+              <w:rPr>
+                <w:rFonts w:hint="default" w:ascii="Segoe UI" w:hAnsi="Segoe UI" w:eastAsia="Segoe UI" w:cs="Segoe UI"/>
+                <w:b/>
+                <w:sz w:val="15"/>
+                <w:szCs w:val="15"/>
+              </w:rPr>
+            </w:pPr>
+            <w:r>
+              <w:rPr>
+                <w:rFonts w:hint="default" w:ascii="Segoe UI" w:hAnsi="Segoe UI" w:eastAsia="Segoe UI" w:cs="Segoe UI"/>
+                <w:b/>
+                <w:kern w:val="0"/>
+                <w:sz w:val="15"/>
+                <w:szCs w:val="15"/>
+                <w:bdr w:val="none" w:color="auto" w:sz="0" w:space="0"/>
+                <w:lang w:val="en-US" w:eastAsia="zh-CN" w:bidi="ar"/>
+              </w:rPr>
+              <w:t>说明</w:t>
+            </w:r>
+          </w:p>
+        </w:tc>
+      </w:tr>
+      <w:tr>
+        <w:tblPrEx>
+          <w:tblBorders>
+            <w:top w:val="none" w:color="auto" w:sz="0" w:space="0"/>
+            <w:left w:val="none" w:color="auto" w:sz="0" w:space="0"/>
+            <w:bottom w:val="none" w:color="auto" w:sz="0" w:space="0"/>
+            <w:right w:val="none" w:color="auto" w:sz="0" w:space="0"/>
+            <w:insideH w:val="none" w:color="auto" w:sz="0" w:space="0"/>
+            <w:insideV w:val="none" w:color="auto" w:sz="0" w:space="0"/>
+          </w:tblBorders>
+          <w:shd w:val="clear"/>
+          <w:tblCellMar>
+            <w:top w:w="15" w:type="dxa"/>
+            <w:left w:w="15" w:type="dxa"/>
+            <w:bottom w:w="15" w:type="dxa"/>
+            <w:right w:w="15" w:type="dxa"/>
+          </w:tblCellMar>
+        </w:tblPrEx>
+        <w:trPr>
+          <w:trHeight w:val="0" w:hRule="atLeast"/>
+        </w:trPr>
+        <w:tc>
+          <w:tcPr>
+            <w:tcW w:w="1576" w:type="dxa"/>
+            <w:shd w:val="clear"/>
+            <w:tcMar>
+              <w:top w:w="100" w:type="dxa"/>
+              <w:left w:w="0" w:type="dxa"/>
+              <w:bottom w:w="100" w:type="dxa"/>
+              <w:right w:w="160" w:type="dxa"/>
+            </w:tcMar>
+            <w:vAlign w:val="center"/>
+          </w:tcPr>
+          <w:p>
+            <w:pPr>
+              <w:keepNext w:val="0"/>
+              <w:keepLines w:val="0"/>
+              <w:widowControl/>
+              <w:suppressLineNumbers w:val="0"/>
+              <w:snapToGrid w:val="0"/>
+              <w:spacing w:line="240" w:lineRule="auto"/>
+              <w:ind w:left="0" w:leftChars="0" w:right="0" w:rightChars="0" w:firstLine="0" w:firstLineChars="0"/>
+              <w:jc w:val="center"/>
+              <w:rPr>
+                <w:rFonts w:hint="default" w:ascii="Segoe UI" w:hAnsi="Segoe UI" w:eastAsia="Segoe UI" w:cs="Segoe UI"/>
+                <w:sz w:val="15"/>
+                <w:szCs w:val="15"/>
+              </w:rPr>
+            </w:pPr>
+            <w:r>
+              <w:rPr>
+                <w:rFonts w:hint="default" w:ascii="Segoe UI" w:hAnsi="Segoe UI" w:eastAsia="Segoe UI" w:cs="Segoe UI"/>
+                <w:b/>
+                <w:bCs/>
+                <w:kern w:val="0"/>
+                <w:sz w:val="15"/>
+                <w:szCs w:val="15"/>
+                <w:bdr w:val="none" w:color="auto" w:sz="0" w:space="0"/>
+                <w:lang w:val="en-US" w:eastAsia="zh-CN" w:bidi="ar"/>
+              </w:rPr>
+              <w:t>SNAT 伪装</w:t>
+            </w:r>
+          </w:p>
+        </w:tc>
+        <w:tc>
+          <w:tcPr>
+            <w:tcW w:w="5944" w:type="dxa"/>
+            <w:shd w:val="clear"/>
+            <w:tcMar>
+              <w:top w:w="100" w:type="dxa"/>
+              <w:left w:w="160" w:type="dxa"/>
+              <w:bottom w:w="100" w:type="dxa"/>
+              <w:right w:w="0" w:type="dxa"/>
+            </w:tcMar>
+            <w:vAlign w:val="center"/>
+          </w:tcPr>
+          <w:p>
+            <w:pPr>
+              <w:keepNext w:val="0"/>
+              <w:keepLines w:val="0"/>
+              <w:widowControl/>
+              <w:suppressLineNumbers w:val="0"/>
+              <w:snapToGrid w:val="0"/>
+              <w:spacing w:line="240" w:lineRule="auto"/>
+              <w:ind w:left="0" w:leftChars="0" w:right="0" w:rightChars="0" w:firstLine="0" w:firstLineChars="0"/>
+              <w:jc w:val="center"/>
+              <w:rPr>
+                <w:rFonts w:hint="default" w:ascii="Segoe UI" w:hAnsi="Segoe UI" w:eastAsia="Segoe UI" w:cs="Segoe UI"/>
+                <w:sz w:val="15"/>
+                <w:szCs w:val="15"/>
+              </w:rPr>
+            </w:pPr>
+            <w:r>
+              <w:rPr>
+                <w:rFonts w:hint="default" w:ascii="Segoe UI" w:hAnsi="Segoe UI" w:eastAsia="Segoe UI" w:cs="Segoe UI"/>
+                <w:kern w:val="0"/>
+                <w:sz w:val="15"/>
+                <w:szCs w:val="15"/>
+                <w:bdr w:val="none" w:color="auto" w:sz="0" w:space="0"/>
+                <w:lang w:val="en-US" w:eastAsia="zh-CN" w:bidi="ar"/>
+              </w:rPr>
+              <w:t>内网和 DMZ 访问外网时源 IP 被伪装为 WAN 口 IP，隐藏内部网络结构</w:t>
+            </w:r>
+          </w:p>
+        </w:tc>
+      </w:tr>
+      <w:tr>
+        <w:tblPrEx>
+          <w:tblBorders>
+            <w:top w:val="none" w:color="auto" w:sz="0" w:space="0"/>
+            <w:left w:val="none" w:color="auto" w:sz="0" w:space="0"/>
+            <w:bottom w:val="none" w:color="auto" w:sz="0" w:space="0"/>
+            <w:right w:val="none" w:color="auto" w:sz="0" w:space="0"/>
+            <w:insideH w:val="none" w:color="auto" w:sz="0" w:space="0"/>
+            <w:insideV w:val="none" w:color="auto" w:sz="0" w:space="0"/>
+          </w:tblBorders>
+          <w:shd w:val="clear"/>
+          <w:tblCellMar>
+            <w:top w:w="15" w:type="dxa"/>
+            <w:left w:w="15" w:type="dxa"/>
+            <w:bottom w:w="15" w:type="dxa"/>
+            <w:right w:w="15" w:type="dxa"/>
+          </w:tblCellMar>
+        </w:tblPrEx>
+        <w:trPr>
+          <w:trHeight w:val="0" w:hRule="atLeast"/>
+        </w:trPr>
+        <w:tc>
+          <w:tcPr>
+            <w:tcW w:w="1576" w:type="dxa"/>
+            <w:shd w:val="clear"/>
+            <w:tcMar>
+              <w:top w:w="100" w:type="dxa"/>
+              <w:left w:w="0" w:type="dxa"/>
+              <w:bottom w:w="100" w:type="dxa"/>
+              <w:right w:w="160" w:type="dxa"/>
+            </w:tcMar>
+            <w:vAlign w:val="center"/>
+          </w:tcPr>
+          <w:p>
+            <w:pPr>
+              <w:keepNext w:val="0"/>
+              <w:keepLines w:val="0"/>
+              <w:widowControl/>
+              <w:suppressLineNumbers w:val="0"/>
+              <w:snapToGrid w:val="0"/>
+              <w:spacing w:line="240" w:lineRule="auto"/>
+              <w:ind w:left="0" w:leftChars="0" w:right="0" w:rightChars="0" w:firstLine="0" w:firstLineChars="0"/>
+              <w:jc w:val="center"/>
+              <w:rPr>
+                <w:rFonts w:hint="default" w:ascii="Segoe UI" w:hAnsi="Segoe UI" w:eastAsia="Segoe UI" w:cs="Segoe UI"/>
+                <w:sz w:val="15"/>
+                <w:szCs w:val="15"/>
+              </w:rPr>
+            </w:pPr>
+            <w:r>
+              <w:rPr>
+                <w:rFonts w:hint="default" w:ascii="Segoe UI" w:hAnsi="Segoe UI" w:eastAsia="Segoe UI" w:cs="Segoe UI"/>
+                <w:b/>
+                <w:bCs/>
+                <w:kern w:val="0"/>
+                <w:sz w:val="15"/>
+                <w:szCs w:val="15"/>
+                <w:bdr w:val="none" w:color="auto" w:sz="0" w:space="0"/>
+                <w:lang w:val="en-US" w:eastAsia="zh-CN" w:bidi="ar"/>
+              </w:rPr>
+              <w:t>DNAT 端口限制</w:t>
+            </w:r>
+          </w:p>
+        </w:tc>
+        <w:tc>
+          <w:tcPr>
+            <w:tcW w:w="5944" w:type="dxa"/>
+            <w:shd w:val="clear"/>
+            <w:tcMar>
+              <w:top w:w="100" w:type="dxa"/>
+              <w:left w:w="160" w:type="dxa"/>
+              <w:bottom w:w="100" w:type="dxa"/>
+              <w:right w:w="0" w:type="dxa"/>
+            </w:tcMar>
+            <w:vAlign w:val="center"/>
+          </w:tcPr>
+          <w:p>
+            <w:pPr>
+              <w:keepNext w:val="0"/>
+              <w:keepLines w:val="0"/>
+              <w:widowControl/>
+              <w:suppressLineNumbers w:val="0"/>
+              <w:snapToGrid w:val="0"/>
+              <w:spacing w:line="240" w:lineRule="auto"/>
+              <w:ind w:left="0" w:leftChars="0" w:right="0" w:rightChars="0" w:firstLine="0" w:firstLineChars="0"/>
+              <w:jc w:val="center"/>
+              <w:rPr>
+                <w:rFonts w:hint="default" w:ascii="Segoe UI" w:hAnsi="Segoe UI" w:eastAsia="Segoe UI" w:cs="Segoe UI"/>
+                <w:sz w:val="15"/>
+                <w:szCs w:val="15"/>
+              </w:rPr>
+            </w:pPr>
+            <w:r>
+              <w:rPr>
+                <w:rFonts w:hint="default" w:ascii="Segoe UI" w:hAnsi="Segoe UI" w:eastAsia="Segoe UI" w:cs="Segoe UI"/>
+                <w:kern w:val="0"/>
+                <w:sz w:val="15"/>
+                <w:szCs w:val="15"/>
+                <w:bdr w:val="none" w:color="auto" w:sz="0" w:space="0"/>
+                <w:lang w:val="en-US" w:eastAsia="zh-CN" w:bidi="ar"/>
+              </w:rPr>
+              <w:t>仅将 80、443、21、22 端口转发到 DMZ 服务器，</w:t>
+            </w:r>
+            <w:r>
+              <w:rPr>
+                <w:rFonts w:hint="default" w:ascii="Segoe UI" w:hAnsi="Segoe UI" w:eastAsia="Segoe UI" w:cs="Segoe UI"/>
+                <w:b/>
+                <w:bCs/>
+                <w:kern w:val="0"/>
+                <w:sz w:val="15"/>
+                <w:szCs w:val="15"/>
+                <w:bdr w:val="none" w:color="auto" w:sz="0" w:space="0"/>
+                <w:lang w:val="en-US" w:eastAsia="zh-CN" w:bidi="ar"/>
+              </w:rPr>
+              <w:t>只暴露必要的服务端口</w:t>
+            </w:r>
+          </w:p>
+        </w:tc>
+      </w:tr>
+    </w:tbl>
+    <w:p>
+      <w:pPr>
+        <w:keepNext w:val="0"/>
+        <w:keepLines w:val="0"/>
+        <w:widowControl/>
+        <w:suppressLineNumbers w:val="0"/>
+        <w:pBdr>
+          <w:top w:val="none" w:color="auto" w:sz="0" w:space="0"/>
+          <w:left w:val="none" w:color="auto" w:sz="0" w:space="0"/>
+          <w:bottom w:val="none" w:color="auto" w:sz="0" w:space="0"/>
+          <w:right w:val="none" w:color="auto" w:sz="0" w:space="0"/>
+        </w:pBdr>
+        <w:spacing w:before="320" w:beforeAutospacing="0" w:after="320" w:afterAutospacing="0" w:line="240" w:lineRule="auto"/>
+        <w:ind w:right="440"/>
+      </w:pPr>
+    </w:p>
+    <w:p>
+      <w:pPr>
+        <w:pStyle w:val="3"/>
+        <w:keepNext w:val="0"/>
+        <w:keepLines w:val="0"/>
+        <w:widowControl/>
+        <w:suppressLineNumbers w:val="0"/>
+        <w:spacing w:before="0" w:beforeAutospacing="0" w:after="120" w:afterAutospacing="0" w:line="360" w:lineRule="auto"/>
+        <w:ind w:left="439" w:leftChars="209" w:right="440" w:firstLine="480" w:firstLineChars="200"/>
+        <w:jc w:val="both"/>
+        <w:rPr>
+          <w:rFonts w:hint="default" w:ascii="Segoe UI" w:hAnsi="Segoe UI" w:eastAsia="宋体" w:cs="Segoe UI"/>
+          <w:b w:val="0"/>
+          <w:bCs/>
+          <w:i w:val="0"/>
+          <w:strike w:val="0"/>
+          <w:color w:val="auto"/>
+          <w:sz w:val="24"/>
+          <w:szCs w:val="20"/>
+          <w:u w:val="none"/>
+        </w:rPr>
+      </w:pPr>
+      <w:r>
+        <w:rPr>
+          <w:rFonts w:hint="default" w:ascii="Segoe UI" w:hAnsi="Segoe UI" w:eastAsia="宋体" w:cs="Segoe UI"/>
+          <w:b w:val="0"/>
+          <w:bCs/>
+          <w:i w:val="0"/>
+          <w:iCs w:val="0"/>
+          <w:caps w:val="0"/>
+          <w:strike w:val="0"/>
+          <w:color w:val="auto"/>
+          <w:spacing w:val="0"/>
+          <w:sz w:val="24"/>
+          <w:szCs w:val="20"/>
+          <w:u w:val="none"/>
+        </w:rPr>
+        <w:t>五、转发控制（FORWARD 链）</w:t>
+      </w:r>
+    </w:p>
+    <w:tbl>
+      <w:tblPr>
+        <w:tblW w:w="7520" w:type="dxa"/>
+        <w:tblInd w:w="440" w:type="dxa"/>
+        <w:tblBorders>
+          <w:top w:val="none" w:color="auto" w:sz="0" w:space="0"/>
+          <w:left w:val="none" w:color="auto" w:sz="0" w:space="0"/>
+          <w:bottom w:val="none" w:color="auto" w:sz="0" w:space="0"/>
+          <w:right w:val="none" w:color="auto" w:sz="0" w:space="0"/>
+          <w:insideH w:val="none" w:color="auto" w:sz="0" w:space="0"/>
+          <w:insideV w:val="none" w:color="auto" w:sz="0" w:space="0"/>
+        </w:tblBorders>
+        <w:shd w:val="clear"/>
+        <w:tblLayout w:type="autofit"/>
+        <w:tblCellMar>
+          <w:top w:w="15" w:type="dxa"/>
+          <w:left w:w="15" w:type="dxa"/>
+          <w:bottom w:w="15" w:type="dxa"/>
+          <w:right w:w="15" w:type="dxa"/>
+        </w:tblCellMar>
+      </w:tblPr>
+      <w:tblGrid>
+        <w:gridCol w:w="1659"/>
+        <w:gridCol w:w="5861"/>
+      </w:tblGrid>
+      <w:tr>
+        <w:tblPrEx>
+          <w:tblBorders>
+            <w:top w:val="none" w:color="auto" w:sz="0" w:space="0"/>
+            <w:left w:val="none" w:color="auto" w:sz="0" w:space="0"/>
+            <w:bottom w:val="none" w:color="auto" w:sz="0" w:space="0"/>
+            <w:right w:val="none" w:color="auto" w:sz="0" w:space="0"/>
+            <w:insideH w:val="none" w:color="auto" w:sz="0" w:space="0"/>
+            <w:insideV w:val="none" w:color="auto" w:sz="0" w:space="0"/>
+          </w:tblBorders>
+          <w:tblCellMar>
+            <w:top w:w="15" w:type="dxa"/>
+            <w:left w:w="15" w:type="dxa"/>
+            <w:bottom w:w="15" w:type="dxa"/>
+            <w:right w:w="15" w:type="dxa"/>
+          </w:tblCellMar>
+        </w:tblPrEx>
+        <w:trPr>
+          <w:trHeight w:val="0" w:hRule="atLeast"/>
+          <w:tblHeader/>
+        </w:trPr>
+        <w:tc>
+          <w:tcPr>
+            <w:tcW w:w="1659" w:type="dxa"/>
+            <w:tcBorders>
+              <w:top w:val="nil"/>
+            </w:tcBorders>
+            <w:shd w:val="clear"/>
+            <w:tcMar>
+              <w:top w:w="100" w:type="dxa"/>
+              <w:left w:w="0" w:type="dxa"/>
+              <w:bottom w:w="100" w:type="dxa"/>
+              <w:right w:w="160" w:type="dxa"/>
+            </w:tcMar>
+            <w:vAlign w:val="center"/>
+          </w:tcPr>
+          <w:p>
+            <w:pPr>
+              <w:keepNext w:val="0"/>
+              <w:keepLines w:val="0"/>
+              <w:widowControl/>
+              <w:suppressLineNumbers w:val="0"/>
+              <w:snapToGrid w:val="0"/>
+              <w:spacing w:line="240" w:lineRule="auto"/>
+              <w:ind w:left="0" w:leftChars="0" w:right="0" w:rightChars="0" w:firstLine="0" w:firstLineChars="0"/>
+              <w:jc w:val="center"/>
+              <w:rPr>
+                <w:rFonts w:hint="default" w:ascii="Segoe UI" w:hAnsi="Segoe UI" w:eastAsia="Segoe UI" w:cs="Segoe UI"/>
+                <w:b/>
+                <w:sz w:val="15"/>
+                <w:szCs w:val="15"/>
+              </w:rPr>
+            </w:pPr>
+            <w:r>
+              <w:rPr>
+                <w:rFonts w:hint="default" w:ascii="Segoe UI" w:hAnsi="Segoe UI" w:eastAsia="Segoe UI" w:cs="Segoe UI"/>
+                <w:b/>
+                <w:kern w:val="0"/>
+                <w:sz w:val="15"/>
+                <w:szCs w:val="15"/>
+                <w:bdr w:val="none" w:color="auto" w:sz="0" w:space="0"/>
+                <w:lang w:val="en-US" w:eastAsia="zh-CN" w:bidi="ar"/>
+              </w:rPr>
+              <w:t>加固项</w:t>
+            </w:r>
+          </w:p>
+        </w:tc>
+        <w:tc>
+          <w:tcPr>
+            <w:tcW w:w="5861" w:type="dxa"/>
+            <w:tcBorders>
+              <w:top w:val="nil"/>
+            </w:tcBorders>
+            <w:shd w:val="clear"/>
+            <w:tcMar>
+              <w:top w:w="100" w:type="dxa"/>
+              <w:left w:w="160" w:type="dxa"/>
+              <w:bottom w:w="100" w:type="dxa"/>
+              <w:right w:w="160" w:type="dxa"/>
+            </w:tcMar>
+            <w:vAlign w:val="center"/>
+          </w:tcPr>
+          <w:p>
+            <w:pPr>
+              <w:keepNext w:val="0"/>
+              <w:keepLines w:val="0"/>
+              <w:widowControl/>
+              <w:suppressLineNumbers w:val="0"/>
+              <w:snapToGrid w:val="0"/>
+              <w:spacing w:line="240" w:lineRule="auto"/>
+              <w:ind w:left="0" w:leftChars="0" w:right="0" w:rightChars="0" w:firstLine="0" w:firstLineChars="0"/>
+              <w:jc w:val="center"/>
+              <w:rPr>
+                <w:rFonts w:hint="default" w:ascii="Segoe UI" w:hAnsi="Segoe UI" w:eastAsia="Segoe UI" w:cs="Segoe UI"/>
+                <w:b/>
+                <w:sz w:val="15"/>
+                <w:szCs w:val="15"/>
+              </w:rPr>
+            </w:pPr>
+            <w:r>
+              <w:rPr>
+                <w:rFonts w:hint="default" w:ascii="Segoe UI" w:hAnsi="Segoe UI" w:eastAsia="Segoe UI" w:cs="Segoe UI"/>
+                <w:b/>
+                <w:kern w:val="0"/>
+                <w:sz w:val="15"/>
+                <w:szCs w:val="15"/>
+                <w:bdr w:val="none" w:color="auto" w:sz="0" w:space="0"/>
+                <w:lang w:val="en-US" w:eastAsia="zh-CN" w:bidi="ar"/>
+              </w:rPr>
+              <w:t>说明</w:t>
+            </w:r>
+          </w:p>
+        </w:tc>
+      </w:tr>
+      <w:tr>
+        <w:tblPrEx>
+          <w:tblBorders>
+            <w:top w:val="none" w:color="auto" w:sz="0" w:space="0"/>
+            <w:left w:val="none" w:color="auto" w:sz="0" w:space="0"/>
+            <w:bottom w:val="none" w:color="auto" w:sz="0" w:space="0"/>
+            <w:right w:val="none" w:color="auto" w:sz="0" w:space="0"/>
+            <w:insideH w:val="none" w:color="auto" w:sz="0" w:space="0"/>
+            <w:insideV w:val="none" w:color="auto" w:sz="0" w:space="0"/>
+          </w:tblBorders>
+          <w:tblCellMar>
+            <w:top w:w="15" w:type="dxa"/>
+            <w:left w:w="15" w:type="dxa"/>
+            <w:bottom w:w="15" w:type="dxa"/>
+            <w:right w:w="15" w:type="dxa"/>
+          </w:tblCellMar>
+        </w:tblPrEx>
+        <w:trPr>
+          <w:trHeight w:val="0" w:hRule="atLeast"/>
+        </w:trPr>
+        <w:tc>
+          <w:tcPr>
+            <w:tcW w:w="1659" w:type="dxa"/>
+            <w:shd w:val="clear"/>
+            <w:tcMar>
+              <w:top w:w="100" w:type="dxa"/>
+              <w:left w:w="0" w:type="dxa"/>
+              <w:bottom w:w="100" w:type="dxa"/>
+              <w:right w:w="160" w:type="dxa"/>
+            </w:tcMar>
+            <w:vAlign w:val="center"/>
+          </w:tcPr>
+          <w:p>
+            <w:pPr>
+              <w:keepNext w:val="0"/>
+              <w:keepLines w:val="0"/>
+              <w:widowControl/>
+              <w:suppressLineNumbers w:val="0"/>
+              <w:snapToGrid w:val="0"/>
+              <w:spacing w:line="240" w:lineRule="auto"/>
+              <w:ind w:left="0" w:leftChars="0" w:right="0" w:rightChars="0" w:firstLine="0" w:firstLineChars="0"/>
+              <w:jc w:val="left"/>
+              <w:rPr>
+                <w:rFonts w:hint="default" w:ascii="Segoe UI" w:hAnsi="Segoe UI" w:eastAsia="Segoe UI" w:cs="Segoe UI"/>
+                <w:sz w:val="15"/>
+                <w:szCs w:val="15"/>
+              </w:rPr>
+            </w:pPr>
+            <w:r>
+              <w:rPr>
+                <w:rFonts w:hint="default" w:ascii="Segoe UI" w:hAnsi="Segoe UI" w:eastAsia="Segoe UI" w:cs="Segoe UI"/>
+                <w:b/>
+                <w:bCs/>
+                <w:kern w:val="0"/>
+                <w:sz w:val="15"/>
+                <w:szCs w:val="15"/>
+                <w:bdr w:val="none" w:color="auto" w:sz="0" w:space="0"/>
+                <w:lang w:val="en-US" w:eastAsia="zh-CN" w:bidi="ar"/>
+              </w:rPr>
+              <w:t>内网/DMZ 出站受限</w:t>
+            </w:r>
+          </w:p>
+        </w:tc>
+        <w:tc>
+          <w:tcPr>
+            <w:tcW w:w="5861" w:type="dxa"/>
+            <w:shd w:val="clear"/>
+            <w:tcMar>
+              <w:top w:w="100" w:type="dxa"/>
+              <w:left w:w="160" w:type="dxa"/>
+              <w:bottom w:w="100" w:type="dxa"/>
+              <w:right w:w="0" w:type="dxa"/>
+            </w:tcMar>
+            <w:vAlign w:val="center"/>
+          </w:tcPr>
+          <w:p>
+            <w:pPr>
+              <w:keepNext w:val="0"/>
+              <w:keepLines w:val="0"/>
+              <w:widowControl/>
+              <w:suppressLineNumbers w:val="0"/>
+              <w:snapToGrid w:val="0"/>
+              <w:spacing w:line="240" w:lineRule="auto"/>
+              <w:ind w:left="0" w:leftChars="0" w:right="0" w:rightChars="0" w:firstLine="0" w:firstLineChars="0"/>
+              <w:jc w:val="left"/>
+              <w:rPr>
+                <w:rFonts w:hint="default" w:ascii="Segoe UI" w:hAnsi="Segoe UI" w:eastAsia="Segoe UI" w:cs="Segoe UI"/>
+                <w:sz w:val="15"/>
+                <w:szCs w:val="15"/>
+              </w:rPr>
+            </w:pPr>
+            <w:r>
+              <w:rPr>
+                <w:rFonts w:hint="default" w:ascii="Segoe UI" w:hAnsi="Segoe UI" w:eastAsia="Segoe UI" w:cs="Segoe UI"/>
+                <w:kern w:val="0"/>
+                <w:sz w:val="15"/>
+                <w:szCs w:val="15"/>
+                <w:bdr w:val="none" w:color="auto" w:sz="0" w:space="0"/>
+                <w:lang w:val="en-US" w:eastAsia="zh-CN" w:bidi="ar"/>
+              </w:rPr>
+              <w:t>只允许内网和 DMZ 主动访问外网，且需通过 SNAT</w:t>
+            </w:r>
+          </w:p>
+        </w:tc>
+      </w:tr>
+      <w:tr>
+        <w:tblPrEx>
+          <w:tblBorders>
+            <w:top w:val="none" w:color="auto" w:sz="0" w:space="0"/>
+            <w:left w:val="none" w:color="auto" w:sz="0" w:space="0"/>
+            <w:bottom w:val="none" w:color="auto" w:sz="0" w:space="0"/>
+            <w:right w:val="none" w:color="auto" w:sz="0" w:space="0"/>
+            <w:insideH w:val="none" w:color="auto" w:sz="0" w:space="0"/>
+            <w:insideV w:val="none" w:color="auto" w:sz="0" w:space="0"/>
+          </w:tblBorders>
+          <w:tblCellMar>
+            <w:top w:w="15" w:type="dxa"/>
+            <w:left w:w="15" w:type="dxa"/>
+            <w:bottom w:w="15" w:type="dxa"/>
+            <w:right w:w="15" w:type="dxa"/>
+          </w:tblCellMar>
+        </w:tblPrEx>
+        <w:trPr>
+          <w:trHeight w:val="0" w:hRule="atLeast"/>
+        </w:trPr>
+        <w:tc>
+          <w:tcPr>
+            <w:tcW w:w="1659" w:type="dxa"/>
+            <w:shd w:val="clear"/>
+            <w:tcMar>
+              <w:top w:w="100" w:type="dxa"/>
+              <w:left w:w="0" w:type="dxa"/>
+              <w:bottom w:w="100" w:type="dxa"/>
+              <w:right w:w="160" w:type="dxa"/>
+            </w:tcMar>
+            <w:vAlign w:val="center"/>
+          </w:tcPr>
+          <w:p>
+            <w:pPr>
+              <w:keepNext w:val="0"/>
+              <w:keepLines w:val="0"/>
+              <w:widowControl/>
+              <w:suppressLineNumbers w:val="0"/>
+              <w:snapToGrid w:val="0"/>
+              <w:spacing w:line="240" w:lineRule="auto"/>
+              <w:ind w:left="0" w:leftChars="0" w:right="0" w:rightChars="0" w:firstLine="0" w:firstLineChars="0"/>
+              <w:jc w:val="left"/>
+              <w:rPr>
+                <w:rFonts w:hint="default" w:ascii="Segoe UI" w:hAnsi="Segoe UI" w:eastAsia="Segoe UI" w:cs="Segoe UI"/>
+                <w:sz w:val="15"/>
+                <w:szCs w:val="15"/>
+              </w:rPr>
+            </w:pPr>
+            <w:r>
+              <w:rPr>
+                <w:rFonts w:hint="default" w:ascii="Segoe UI" w:hAnsi="Segoe UI" w:eastAsia="Segoe UI" w:cs="Segoe UI"/>
+                <w:b/>
+                <w:bCs/>
+                <w:kern w:val="0"/>
+                <w:sz w:val="15"/>
+                <w:szCs w:val="15"/>
+                <w:bdr w:val="none" w:color="auto" w:sz="0" w:space="0"/>
+                <w:lang w:val="en-US" w:eastAsia="zh-CN" w:bidi="ar"/>
+              </w:rPr>
+              <w:t>外网入站受限</w:t>
+            </w:r>
+          </w:p>
+        </w:tc>
+        <w:tc>
+          <w:tcPr>
+            <w:tcW w:w="5861" w:type="dxa"/>
+            <w:shd w:val="clear"/>
+            <w:tcMar>
+              <w:top w:w="100" w:type="dxa"/>
+              <w:left w:w="160" w:type="dxa"/>
+              <w:bottom w:w="100" w:type="dxa"/>
+              <w:right w:w="0" w:type="dxa"/>
+            </w:tcMar>
+            <w:vAlign w:val="center"/>
+          </w:tcPr>
+          <w:p>
+            <w:pPr>
+              <w:keepNext w:val="0"/>
+              <w:keepLines w:val="0"/>
+              <w:widowControl/>
+              <w:suppressLineNumbers w:val="0"/>
+              <w:snapToGrid w:val="0"/>
+              <w:spacing w:line="240" w:lineRule="auto"/>
+              <w:ind w:left="0" w:leftChars="0" w:right="0" w:rightChars="0" w:firstLine="0" w:firstLineChars="0"/>
+              <w:jc w:val="left"/>
+              <w:rPr>
+                <w:rFonts w:hint="default" w:ascii="Segoe UI" w:hAnsi="Segoe UI" w:eastAsia="Segoe UI" w:cs="Segoe UI"/>
+                <w:sz w:val="15"/>
+                <w:szCs w:val="15"/>
+              </w:rPr>
+            </w:pPr>
+            <w:r>
+              <w:rPr>
+                <w:rFonts w:hint="default" w:ascii="Segoe UI" w:hAnsi="Segoe UI" w:eastAsia="Segoe UI" w:cs="Segoe UI"/>
+                <w:kern w:val="0"/>
+                <w:sz w:val="15"/>
+                <w:szCs w:val="15"/>
+                <w:bdr w:val="none" w:color="auto" w:sz="0" w:space="0"/>
+                <w:lang w:val="en-US" w:eastAsia="zh-CN" w:bidi="ar"/>
+              </w:rPr>
+              <w:t>外网只能访问 DMZ 的 Web（80/443）、FTP（21）、SSH（22）端口，</w:t>
+            </w:r>
+            <w:r>
+              <w:rPr>
+                <w:rFonts w:hint="default" w:ascii="Segoe UI" w:hAnsi="Segoe UI" w:eastAsia="Segoe UI" w:cs="Segoe UI"/>
+                <w:b/>
+                <w:bCs/>
+                <w:kern w:val="0"/>
+                <w:sz w:val="15"/>
+                <w:szCs w:val="15"/>
+                <w:bdr w:val="none" w:color="auto" w:sz="0" w:space="0"/>
+                <w:lang w:val="en-US" w:eastAsia="zh-CN" w:bidi="ar"/>
+              </w:rPr>
+              <w:t>其他端口全部拒绝</w:t>
+            </w:r>
+          </w:p>
+        </w:tc>
+      </w:tr>
+      <w:tr>
+        <w:tblPrEx>
+          <w:tblBorders>
+            <w:top w:val="none" w:color="auto" w:sz="0" w:space="0"/>
+            <w:left w:val="none" w:color="auto" w:sz="0" w:space="0"/>
+            <w:bottom w:val="none" w:color="auto" w:sz="0" w:space="0"/>
+            <w:right w:val="none" w:color="auto" w:sz="0" w:space="0"/>
+            <w:insideH w:val="none" w:color="auto" w:sz="0" w:space="0"/>
+            <w:insideV w:val="none" w:color="auto" w:sz="0" w:space="0"/>
+          </w:tblBorders>
+          <w:tblCellMar>
+            <w:top w:w="15" w:type="dxa"/>
+            <w:left w:w="15" w:type="dxa"/>
+            <w:bottom w:w="15" w:type="dxa"/>
+            <w:right w:w="15" w:type="dxa"/>
+          </w:tblCellMar>
+        </w:tblPrEx>
+        <w:trPr>
+          <w:trHeight w:val="0" w:hRule="atLeast"/>
+        </w:trPr>
+        <w:tc>
+          <w:tcPr>
+            <w:tcW w:w="1659" w:type="dxa"/>
+            <w:shd w:val="clear"/>
+            <w:tcMar>
+              <w:top w:w="100" w:type="dxa"/>
+              <w:left w:w="0" w:type="dxa"/>
+              <w:bottom w:w="100" w:type="dxa"/>
+              <w:right w:w="160" w:type="dxa"/>
+            </w:tcMar>
+            <w:vAlign w:val="center"/>
+          </w:tcPr>
+          <w:p>
+            <w:pPr>
+              <w:keepNext w:val="0"/>
+              <w:keepLines w:val="0"/>
+              <w:widowControl/>
+              <w:suppressLineNumbers w:val="0"/>
+              <w:snapToGrid w:val="0"/>
+              <w:spacing w:line="240" w:lineRule="auto"/>
+              <w:ind w:left="0" w:leftChars="0" w:right="0" w:rightChars="0" w:firstLine="0" w:firstLineChars="0"/>
+              <w:jc w:val="left"/>
+              <w:rPr>
+                <w:rFonts w:hint="default" w:ascii="Segoe UI" w:hAnsi="Segoe UI" w:eastAsia="Segoe UI" w:cs="Segoe UI"/>
+                <w:sz w:val="15"/>
+                <w:szCs w:val="15"/>
+              </w:rPr>
+            </w:pPr>
+            <w:r>
+              <w:rPr>
+                <w:rFonts w:hint="default" w:ascii="Segoe UI" w:hAnsi="Segoe UI" w:eastAsia="Segoe UI" w:cs="Segoe UI"/>
+                <w:b/>
+                <w:bCs/>
+                <w:kern w:val="0"/>
+                <w:sz w:val="15"/>
+                <w:szCs w:val="15"/>
+                <w:bdr w:val="none" w:color="auto" w:sz="0" w:space="0"/>
+                <w:lang w:val="en-US" w:eastAsia="zh-CN" w:bidi="ar"/>
+              </w:rPr>
+              <w:t>内网访问 DMZ 受限</w:t>
+            </w:r>
+          </w:p>
+        </w:tc>
+        <w:tc>
+          <w:tcPr>
+            <w:tcW w:w="5861" w:type="dxa"/>
+            <w:shd w:val="clear"/>
+            <w:tcMar>
+              <w:top w:w="100" w:type="dxa"/>
+              <w:left w:w="160" w:type="dxa"/>
+              <w:bottom w:w="100" w:type="dxa"/>
+              <w:right w:w="0" w:type="dxa"/>
+            </w:tcMar>
+            <w:vAlign w:val="center"/>
+          </w:tcPr>
+          <w:p>
+            <w:pPr>
+              <w:keepNext w:val="0"/>
+              <w:keepLines w:val="0"/>
+              <w:widowControl/>
+              <w:suppressLineNumbers w:val="0"/>
+              <w:snapToGrid w:val="0"/>
+              <w:spacing w:line="240" w:lineRule="auto"/>
+              <w:ind w:left="0" w:leftChars="0" w:right="0" w:rightChars="0" w:firstLine="0" w:firstLineChars="0"/>
+              <w:jc w:val="left"/>
+              <w:rPr>
+                <w:rFonts w:hint="default" w:ascii="Segoe UI" w:hAnsi="Segoe UI" w:eastAsia="Segoe UI" w:cs="Segoe UI"/>
+                <w:sz w:val="15"/>
+                <w:szCs w:val="15"/>
+              </w:rPr>
+            </w:pPr>
+            <w:r>
+              <w:rPr>
+                <w:rFonts w:hint="default" w:ascii="Segoe UI" w:hAnsi="Segoe UI" w:eastAsia="Segoe UI" w:cs="Segoe UI"/>
+                <w:kern w:val="0"/>
+                <w:sz w:val="15"/>
+                <w:szCs w:val="15"/>
+                <w:bdr w:val="none" w:color="auto" w:sz="0" w:space="0"/>
+                <w:lang w:val="en-US" w:eastAsia="zh-CN" w:bidi="ar"/>
+              </w:rPr>
+              <w:t>允许内网管理 DMZ（如运维），但未限制具体端口（可进一步收紧）</w:t>
+            </w:r>
+          </w:p>
+        </w:tc>
+      </w:tr>
+      <w:tr>
+        <w:tblPrEx>
+          <w:tblBorders>
+            <w:top w:val="none" w:color="auto" w:sz="0" w:space="0"/>
+            <w:left w:val="none" w:color="auto" w:sz="0" w:space="0"/>
+            <w:bottom w:val="none" w:color="auto" w:sz="0" w:space="0"/>
+            <w:right w:val="none" w:color="auto" w:sz="0" w:space="0"/>
+            <w:insideH w:val="none" w:color="auto" w:sz="0" w:space="0"/>
+            <w:insideV w:val="none" w:color="auto" w:sz="0" w:space="0"/>
+          </w:tblBorders>
+          <w:tblCellMar>
+            <w:top w:w="15" w:type="dxa"/>
+            <w:left w:w="15" w:type="dxa"/>
+            <w:bottom w:w="15" w:type="dxa"/>
+            <w:right w:w="15" w:type="dxa"/>
+          </w:tblCellMar>
+        </w:tblPrEx>
+        <w:trPr>
+          <w:trHeight w:val="0" w:hRule="atLeast"/>
+        </w:trPr>
+        <w:tc>
+          <w:tcPr>
+            <w:tcW w:w="1659" w:type="dxa"/>
+            <w:shd w:val="clear"/>
+            <w:tcMar>
+              <w:top w:w="100" w:type="dxa"/>
+              <w:left w:w="0" w:type="dxa"/>
+              <w:bottom w:w="100" w:type="dxa"/>
+              <w:right w:w="160" w:type="dxa"/>
+            </w:tcMar>
+            <w:vAlign w:val="center"/>
+          </w:tcPr>
+          <w:p>
+            <w:pPr>
+              <w:keepNext w:val="0"/>
+              <w:keepLines w:val="0"/>
+              <w:widowControl/>
+              <w:suppressLineNumbers w:val="0"/>
+              <w:snapToGrid w:val="0"/>
+              <w:spacing w:line="240" w:lineRule="auto"/>
+              <w:ind w:left="0" w:leftChars="0" w:right="0" w:rightChars="0" w:firstLine="0" w:firstLineChars="0"/>
+              <w:jc w:val="left"/>
+              <w:rPr>
+                <w:rFonts w:hint="default" w:ascii="Segoe UI" w:hAnsi="Segoe UI" w:eastAsia="Segoe UI" w:cs="Segoe UI"/>
+                <w:sz w:val="15"/>
+                <w:szCs w:val="15"/>
+              </w:rPr>
+            </w:pPr>
+            <w:r>
+              <w:rPr>
+                <w:rFonts w:hint="default" w:ascii="Segoe UI" w:hAnsi="Segoe UI" w:eastAsia="Segoe UI" w:cs="Segoe UI"/>
+                <w:b/>
+                <w:bCs/>
+                <w:kern w:val="0"/>
+                <w:sz w:val="15"/>
+                <w:szCs w:val="15"/>
+                <w:bdr w:val="none" w:color="auto" w:sz="0" w:space="0"/>
+                <w:lang w:val="en-US" w:eastAsia="zh-CN" w:bidi="ar"/>
+              </w:rPr>
+              <w:t>未匹配流量丢弃</w:t>
+            </w:r>
+          </w:p>
+        </w:tc>
+        <w:tc>
+          <w:tcPr>
+            <w:tcW w:w="5861" w:type="dxa"/>
+            <w:shd w:val="clear"/>
+            <w:tcMar>
+              <w:top w:w="100" w:type="dxa"/>
+              <w:left w:w="160" w:type="dxa"/>
+              <w:bottom w:w="100" w:type="dxa"/>
+              <w:right w:w="0" w:type="dxa"/>
+            </w:tcMar>
+            <w:vAlign w:val="center"/>
+          </w:tcPr>
+          <w:p>
+            <w:pPr>
+              <w:keepNext w:val="0"/>
+              <w:keepLines w:val="0"/>
+              <w:widowControl/>
+              <w:suppressLineNumbers w:val="0"/>
+              <w:snapToGrid w:val="0"/>
+              <w:spacing w:line="240" w:lineRule="auto"/>
+              <w:ind w:left="0" w:leftChars="0" w:right="0" w:rightChars="0" w:firstLine="0" w:firstLineChars="0"/>
+              <w:jc w:val="left"/>
+              <w:rPr>
+                <w:rFonts w:hint="default" w:ascii="Segoe UI" w:hAnsi="Segoe UI" w:eastAsia="Segoe UI" w:cs="Segoe UI"/>
+                <w:sz w:val="15"/>
+                <w:szCs w:val="15"/>
+              </w:rPr>
+            </w:pPr>
+            <w:r>
+              <w:rPr>
+                <w:rFonts w:hint="default" w:ascii="Segoe UI" w:hAnsi="Segoe UI" w:eastAsia="Segoe UI" w:cs="Segoe UI"/>
+                <w:kern w:val="0"/>
+                <w:sz w:val="15"/>
+                <w:szCs w:val="15"/>
+                <w:bdr w:val="none" w:color="auto" w:sz="0" w:space="0"/>
+                <w:lang w:val="en-US" w:eastAsia="zh-CN" w:bidi="ar"/>
+              </w:rPr>
+              <w:t>FORWARD 链末尾 </w:t>
+            </w:r>
+            <w:r>
+              <w:rPr>
+                <w:rStyle w:val="7"/>
+                <w:rFonts w:hint="default" w:ascii="Segoe UI" w:hAnsi="Consolas" w:eastAsia="Segoe UI" w:cs="Consolas"/>
+                <w:kern w:val="0"/>
+                <w:sz w:val="15"/>
+                <w:szCs w:val="13"/>
+                <w:bdr w:val="none" w:color="auto" w:sz="0" w:space="0"/>
+                <w:shd w:val="clear" w:fill="EBEEF2"/>
+                <w:lang w:val="en-US" w:eastAsia="zh-CN" w:bidi="ar"/>
+              </w:rPr>
+              <w:t>LOG_DROP</w:t>
+            </w:r>
+            <w:r>
+              <w:rPr>
+                <w:rFonts w:hint="default" w:ascii="Segoe UI" w:hAnsi="Segoe UI" w:eastAsia="Segoe UI" w:cs="Segoe UI"/>
+                <w:kern w:val="0"/>
+                <w:sz w:val="15"/>
+                <w:szCs w:val="15"/>
+                <w:bdr w:val="none" w:color="auto" w:sz="0" w:space="0"/>
+                <w:lang w:val="en-US" w:eastAsia="zh-CN" w:bidi="ar"/>
+              </w:rPr>
+              <w:t> 确保所有未明确允许的转发流量被丢弃并记录日志</w:t>
+            </w:r>
+          </w:p>
+        </w:tc>
+      </w:tr>
+    </w:tbl>
+    <w:p>
+      <w:pPr>
+        <w:keepNext w:val="0"/>
+        <w:keepLines w:val="0"/>
+        <w:widowControl/>
+        <w:suppressLineNumbers w:val="0"/>
+        <w:pBdr>
+          <w:top w:val="none" w:color="auto" w:sz="0" w:space="0"/>
+          <w:left w:val="none" w:color="auto" w:sz="0" w:space="0"/>
+          <w:bottom w:val="none" w:color="auto" w:sz="0" w:space="0"/>
+          <w:right w:val="none" w:color="auto" w:sz="0" w:space="0"/>
+        </w:pBdr>
+        <w:spacing w:before="320" w:beforeAutospacing="0" w:after="320" w:afterAutospacing="0" w:line="240" w:lineRule="auto"/>
+        <w:ind w:left="440" w:right="440"/>
+      </w:pPr>
+    </w:p>
+    <w:p>
+      <w:pPr>
+        <w:pStyle w:val="3"/>
+        <w:keepNext w:val="0"/>
+        <w:keepLines w:val="0"/>
+        <w:widowControl/>
+        <w:suppressLineNumbers w:val="0"/>
+        <w:spacing w:before="0" w:beforeAutospacing="0" w:after="120" w:afterAutospacing="0" w:line="360" w:lineRule="auto"/>
+        <w:ind w:left="439" w:leftChars="209" w:right="440" w:firstLine="480" w:firstLineChars="200"/>
+        <w:jc w:val="both"/>
+        <w:rPr>
+          <w:rFonts w:hint="default" w:ascii="Segoe UI" w:hAnsi="Segoe UI" w:eastAsia="宋体" w:cs="Segoe UI"/>
+          <w:b w:val="0"/>
+          <w:bCs/>
+          <w:i w:val="0"/>
+          <w:strike w:val="0"/>
+          <w:color w:val="auto"/>
+          <w:sz w:val="24"/>
+          <w:szCs w:val="20"/>
+          <w:u w:val="none"/>
+        </w:rPr>
+      </w:pPr>
+      <w:r>
+        <w:rPr>
+          <w:rFonts w:hint="default" w:ascii="Segoe UI" w:hAnsi="Segoe UI" w:eastAsia="宋体" w:cs="Segoe UI"/>
+          <w:b w:val="0"/>
+          <w:bCs/>
+          <w:i w:val="0"/>
+          <w:iCs w:val="0"/>
+          <w:caps w:val="0"/>
+          <w:strike w:val="0"/>
+          <w:color w:val="auto"/>
+          <w:spacing w:val="0"/>
+          <w:sz w:val="24"/>
+          <w:szCs w:val="20"/>
+          <w:u w:val="none"/>
+        </w:rPr>
+        <w:t>六、日志审计</w:t>
+      </w:r>
+    </w:p>
+    <w:tbl>
+      <w:tblPr>
+        <w:tblW w:w="7520" w:type="dxa"/>
+        <w:tblInd w:w="440" w:type="dxa"/>
+        <w:tblBorders>
+          <w:top w:val="none" w:color="auto" w:sz="0" w:space="0"/>
+          <w:left w:val="none" w:color="auto" w:sz="0" w:space="0"/>
+          <w:bottom w:val="none" w:color="auto" w:sz="0" w:space="0"/>
+          <w:right w:val="none" w:color="auto" w:sz="0" w:space="0"/>
+          <w:insideH w:val="none" w:color="auto" w:sz="0" w:space="0"/>
+          <w:insideV w:val="none" w:color="auto" w:sz="0" w:space="0"/>
+        </w:tblBorders>
+        <w:shd w:val="clear"/>
+        <w:tblLayout w:type="autofit"/>
+        <w:tblCellMar>
+          <w:top w:w="15" w:type="dxa"/>
+          <w:left w:w="15" w:type="dxa"/>
+          <w:bottom w:w="15" w:type="dxa"/>
+          <w:right w:w="15" w:type="dxa"/>
+        </w:tblCellMar>
+      </w:tblPr>
+      <w:tblGrid>
+        <w:gridCol w:w="1470"/>
+        <w:gridCol w:w="6050"/>
+      </w:tblGrid>
+      <w:tr>
+        <w:tblPrEx>
+          <w:tblBorders>
+            <w:top w:val="none" w:color="auto" w:sz="0" w:space="0"/>
+            <w:left w:val="none" w:color="auto" w:sz="0" w:space="0"/>
+            <w:bottom w:val="none" w:color="auto" w:sz="0" w:space="0"/>
+            <w:right w:val="none" w:color="auto" w:sz="0" w:space="0"/>
+            <w:insideH w:val="none" w:color="auto" w:sz="0" w:space="0"/>
+            <w:insideV w:val="none" w:color="auto" w:sz="0" w:space="0"/>
+          </w:tblBorders>
+          <w:shd w:val="clear"/>
+          <w:tblCellMar>
+            <w:top w:w="15" w:type="dxa"/>
+            <w:left w:w="15" w:type="dxa"/>
+            <w:bottom w:w="15" w:type="dxa"/>
+            <w:right w:w="15" w:type="dxa"/>
+          </w:tblCellMar>
+        </w:tblPrEx>
+        <w:trPr>
+          <w:trHeight w:val="0" w:hRule="atLeast"/>
+          <w:tblHeader/>
+        </w:trPr>
+        <w:tc>
+          <w:tcPr>
+            <w:tcW w:w="1470" w:type="dxa"/>
+            <w:tcBorders>
+              <w:top w:val="nil"/>
+            </w:tcBorders>
+            <w:shd w:val="clear"/>
+            <w:tcMar>
+              <w:top w:w="100" w:type="dxa"/>
+              <w:left w:w="0" w:type="dxa"/>
+              <w:bottom w:w="100" w:type="dxa"/>
+              <w:right w:w="160" w:type="dxa"/>
+            </w:tcMar>
+            <w:vAlign w:val="center"/>
+          </w:tcPr>
+          <w:p>
+            <w:pPr>
+              <w:keepNext w:val="0"/>
+              <w:keepLines w:val="0"/>
+              <w:widowControl/>
+              <w:suppressLineNumbers w:val="0"/>
+              <w:snapToGrid w:val="0"/>
+              <w:spacing w:line="240" w:lineRule="auto"/>
+              <w:ind w:left="0" w:leftChars="0" w:right="0" w:rightChars="0" w:firstLine="0" w:firstLineChars="0"/>
+              <w:jc w:val="center"/>
+              <w:rPr>
+                <w:rFonts w:hint="default" w:ascii="Segoe UI" w:hAnsi="Segoe UI" w:eastAsia="Segoe UI" w:cs="Segoe UI"/>
+                <w:b/>
+                <w:sz w:val="15"/>
+                <w:szCs w:val="15"/>
+              </w:rPr>
+            </w:pPr>
+            <w:r>
+              <w:rPr>
+                <w:rFonts w:hint="default" w:ascii="Segoe UI" w:hAnsi="Segoe UI" w:eastAsia="Segoe UI" w:cs="Segoe UI"/>
+                <w:b/>
+                <w:kern w:val="0"/>
+                <w:sz w:val="15"/>
+                <w:szCs w:val="15"/>
+                <w:bdr w:val="none" w:color="auto" w:sz="0" w:space="0"/>
+                <w:lang w:val="en-US" w:eastAsia="zh-CN" w:bidi="ar"/>
+              </w:rPr>
+              <w:t>加固项</w:t>
+            </w:r>
+          </w:p>
+        </w:tc>
+        <w:tc>
+          <w:tcPr>
+            <w:tcW w:w="6050" w:type="dxa"/>
+            <w:tcBorders>
+              <w:top w:val="nil"/>
+            </w:tcBorders>
+            <w:shd w:val="clear"/>
+            <w:tcMar>
+              <w:top w:w="100" w:type="dxa"/>
+              <w:left w:w="160" w:type="dxa"/>
+              <w:bottom w:w="100" w:type="dxa"/>
+              <w:right w:w="160" w:type="dxa"/>
+            </w:tcMar>
+            <w:vAlign w:val="center"/>
+          </w:tcPr>
+          <w:p>
+            <w:pPr>
+              <w:keepNext w:val="0"/>
+              <w:keepLines w:val="0"/>
+              <w:widowControl/>
+              <w:suppressLineNumbers w:val="0"/>
+              <w:snapToGrid w:val="0"/>
+              <w:spacing w:line="240" w:lineRule="auto"/>
+              <w:ind w:left="0" w:leftChars="0" w:right="0" w:rightChars="0" w:firstLine="0" w:firstLineChars="0"/>
+              <w:jc w:val="center"/>
+              <w:rPr>
+                <w:rFonts w:hint="default" w:ascii="Segoe UI" w:hAnsi="Segoe UI" w:eastAsia="Segoe UI" w:cs="Segoe UI"/>
+                <w:b/>
+                <w:sz w:val="15"/>
+                <w:szCs w:val="15"/>
+              </w:rPr>
+            </w:pPr>
+            <w:r>
+              <w:rPr>
+                <w:rFonts w:hint="default" w:ascii="Segoe UI" w:hAnsi="Segoe UI" w:eastAsia="Segoe UI" w:cs="Segoe UI"/>
+                <w:b/>
+                <w:kern w:val="0"/>
+                <w:sz w:val="15"/>
+                <w:szCs w:val="15"/>
+                <w:bdr w:val="none" w:color="auto" w:sz="0" w:space="0"/>
+                <w:lang w:val="en-US" w:eastAsia="zh-CN" w:bidi="ar"/>
+              </w:rPr>
+              <w:t>说明</w:t>
+            </w:r>
+          </w:p>
+        </w:tc>
+      </w:tr>
+      <w:tr>
+        <w:tblPrEx>
+          <w:tblBorders>
+            <w:top w:val="none" w:color="auto" w:sz="0" w:space="0"/>
+            <w:left w:val="none" w:color="auto" w:sz="0" w:space="0"/>
+            <w:bottom w:val="none" w:color="auto" w:sz="0" w:space="0"/>
+            <w:right w:val="none" w:color="auto" w:sz="0" w:space="0"/>
+            <w:insideH w:val="none" w:color="auto" w:sz="0" w:space="0"/>
+            <w:insideV w:val="none" w:color="auto" w:sz="0" w:space="0"/>
+          </w:tblBorders>
+          <w:shd w:val="clear"/>
+          <w:tblCellMar>
+            <w:top w:w="15" w:type="dxa"/>
+            <w:left w:w="15" w:type="dxa"/>
+            <w:bottom w:w="15" w:type="dxa"/>
+            <w:right w:w="15" w:type="dxa"/>
+          </w:tblCellMar>
+        </w:tblPrEx>
+        <w:trPr>
+          <w:trHeight w:val="0" w:hRule="atLeast"/>
+        </w:trPr>
+        <w:tc>
+          <w:tcPr>
+            <w:tcW w:w="1470" w:type="dxa"/>
+            <w:shd w:val="clear"/>
+            <w:tcMar>
+              <w:top w:w="100" w:type="dxa"/>
+              <w:left w:w="0" w:type="dxa"/>
+              <w:bottom w:w="100" w:type="dxa"/>
+              <w:right w:w="160" w:type="dxa"/>
+            </w:tcMar>
+            <w:vAlign w:val="center"/>
+          </w:tcPr>
+          <w:p>
+            <w:pPr>
+              <w:keepNext w:val="0"/>
+              <w:keepLines w:val="0"/>
+              <w:widowControl/>
+              <w:suppressLineNumbers w:val="0"/>
+              <w:snapToGrid w:val="0"/>
+              <w:spacing w:line="240" w:lineRule="auto"/>
+              <w:ind w:left="0" w:leftChars="0" w:right="0" w:rightChars="0" w:firstLine="0" w:firstLineChars="0"/>
+              <w:jc w:val="left"/>
+              <w:rPr>
+                <w:rFonts w:hint="default" w:ascii="Segoe UI" w:hAnsi="Segoe UI" w:eastAsia="Segoe UI" w:cs="Segoe UI"/>
+                <w:sz w:val="15"/>
+                <w:szCs w:val="15"/>
+              </w:rPr>
+            </w:pPr>
+            <w:r>
+              <w:rPr>
+                <w:rFonts w:hint="default" w:ascii="Segoe UI" w:hAnsi="Segoe UI" w:eastAsia="Segoe UI" w:cs="Segoe UI"/>
+                <w:b/>
+                <w:bCs/>
+                <w:kern w:val="0"/>
+                <w:sz w:val="15"/>
+                <w:szCs w:val="15"/>
+                <w:bdr w:val="none" w:color="auto" w:sz="0" w:space="0"/>
+                <w:lang w:val="en-US" w:eastAsia="zh-CN" w:bidi="ar"/>
+              </w:rPr>
+              <w:t>LOG_DROP 链</w:t>
+            </w:r>
+          </w:p>
+        </w:tc>
+        <w:tc>
+          <w:tcPr>
+            <w:tcW w:w="6050" w:type="dxa"/>
+            <w:shd w:val="clear"/>
+            <w:tcMar>
+              <w:top w:w="100" w:type="dxa"/>
+              <w:left w:w="160" w:type="dxa"/>
+              <w:bottom w:w="100" w:type="dxa"/>
+              <w:right w:w="0" w:type="dxa"/>
+            </w:tcMar>
+            <w:vAlign w:val="center"/>
+          </w:tcPr>
+          <w:p>
+            <w:pPr>
+              <w:keepNext w:val="0"/>
+              <w:keepLines w:val="0"/>
+              <w:widowControl/>
+              <w:suppressLineNumbers w:val="0"/>
+              <w:snapToGrid w:val="0"/>
+              <w:spacing w:line="240" w:lineRule="auto"/>
+              <w:ind w:left="0" w:leftChars="0" w:right="0" w:rightChars="0" w:firstLine="0" w:firstLineChars="0"/>
+              <w:jc w:val="left"/>
+              <w:rPr>
+                <w:rFonts w:hint="default" w:ascii="Segoe UI" w:hAnsi="Segoe UI" w:eastAsia="Segoe UI" w:cs="Segoe UI"/>
+                <w:sz w:val="15"/>
+                <w:szCs w:val="15"/>
+              </w:rPr>
+            </w:pPr>
+            <w:r>
+              <w:rPr>
+                <w:rFonts w:hint="default" w:ascii="Segoe UI" w:hAnsi="Segoe UI" w:eastAsia="Segoe UI" w:cs="Segoe UI"/>
+                <w:kern w:val="0"/>
+                <w:sz w:val="15"/>
+                <w:szCs w:val="15"/>
+                <w:bdr w:val="none" w:color="auto" w:sz="0" w:space="0"/>
+                <w:lang w:val="en-US" w:eastAsia="zh-CN" w:bidi="ar"/>
+              </w:rPr>
+              <w:t>所有被丢弃的入站和转发流量都会记录日志（限速 5/min，避免日志风暴）</w:t>
+            </w:r>
+          </w:p>
+        </w:tc>
+      </w:tr>
+      <w:tr>
+        <w:tblPrEx>
+          <w:tblBorders>
+            <w:top w:val="none" w:color="auto" w:sz="0" w:space="0"/>
+            <w:left w:val="none" w:color="auto" w:sz="0" w:space="0"/>
+            <w:bottom w:val="none" w:color="auto" w:sz="0" w:space="0"/>
+            <w:right w:val="none" w:color="auto" w:sz="0" w:space="0"/>
+            <w:insideH w:val="none" w:color="auto" w:sz="0" w:space="0"/>
+            <w:insideV w:val="none" w:color="auto" w:sz="0" w:space="0"/>
+          </w:tblBorders>
+          <w:shd w:val="clear"/>
+          <w:tblCellMar>
+            <w:top w:w="15" w:type="dxa"/>
+            <w:left w:w="15" w:type="dxa"/>
+            <w:bottom w:w="15" w:type="dxa"/>
+            <w:right w:w="15" w:type="dxa"/>
+          </w:tblCellMar>
+        </w:tblPrEx>
+        <w:trPr>
+          <w:trHeight w:val="0" w:hRule="atLeast"/>
+        </w:trPr>
+        <w:tc>
+          <w:tcPr>
+            <w:tcW w:w="1470" w:type="dxa"/>
+            <w:shd w:val="clear"/>
+            <w:tcMar>
+              <w:top w:w="100" w:type="dxa"/>
+              <w:left w:w="0" w:type="dxa"/>
+              <w:bottom w:w="100" w:type="dxa"/>
+              <w:right w:w="160" w:type="dxa"/>
+            </w:tcMar>
+            <w:vAlign w:val="center"/>
+          </w:tcPr>
+          <w:p>
+            <w:pPr>
+              <w:keepNext w:val="0"/>
+              <w:keepLines w:val="0"/>
+              <w:widowControl/>
+              <w:suppressLineNumbers w:val="0"/>
+              <w:snapToGrid w:val="0"/>
+              <w:spacing w:line="240" w:lineRule="auto"/>
+              <w:ind w:left="0" w:leftChars="0" w:right="0" w:rightChars="0" w:firstLine="0" w:firstLineChars="0"/>
+              <w:jc w:val="left"/>
+              <w:rPr>
+                <w:rFonts w:hint="default" w:ascii="Segoe UI" w:hAnsi="Segoe UI" w:eastAsia="Segoe UI" w:cs="Segoe UI"/>
+                <w:sz w:val="15"/>
+                <w:szCs w:val="15"/>
+              </w:rPr>
+            </w:pPr>
+            <w:r>
+              <w:rPr>
+                <w:rFonts w:hint="default" w:ascii="Segoe UI" w:hAnsi="Segoe UI" w:eastAsia="Segoe UI" w:cs="Segoe UI"/>
+                <w:b/>
+                <w:bCs/>
+                <w:kern w:val="0"/>
+                <w:sz w:val="15"/>
+                <w:szCs w:val="15"/>
+                <w:bdr w:val="none" w:color="auto" w:sz="0" w:space="0"/>
+                <w:lang w:val="en-US" w:eastAsia="zh-CN" w:bidi="ar"/>
+              </w:rPr>
+              <w:t>日志前缀</w:t>
+            </w:r>
+          </w:p>
+        </w:tc>
+        <w:tc>
+          <w:tcPr>
+            <w:tcW w:w="6050" w:type="dxa"/>
+            <w:shd w:val="clear"/>
+            <w:tcMar>
+              <w:top w:w="100" w:type="dxa"/>
+              <w:left w:w="160" w:type="dxa"/>
+              <w:bottom w:w="100" w:type="dxa"/>
+              <w:right w:w="0" w:type="dxa"/>
+            </w:tcMar>
+            <w:vAlign w:val="center"/>
+          </w:tcPr>
+          <w:p>
+            <w:pPr>
+              <w:keepNext w:val="0"/>
+              <w:keepLines w:val="0"/>
+              <w:widowControl/>
+              <w:suppressLineNumbers w:val="0"/>
+              <w:snapToGrid w:val="0"/>
+              <w:spacing w:line="240" w:lineRule="auto"/>
+              <w:ind w:left="0" w:leftChars="0" w:right="0" w:rightChars="0" w:firstLine="0" w:firstLineChars="0"/>
+              <w:jc w:val="left"/>
+              <w:rPr>
+                <w:rFonts w:hint="default" w:ascii="Segoe UI" w:hAnsi="Segoe UI" w:eastAsia="Segoe UI" w:cs="Segoe UI"/>
+                <w:sz w:val="15"/>
+                <w:szCs w:val="15"/>
+              </w:rPr>
+            </w:pPr>
+            <w:r>
+              <w:rPr>
+                <w:rStyle w:val="7"/>
+                <w:rFonts w:hint="default" w:ascii="Segoe UI" w:hAnsi="Consolas" w:eastAsia="Segoe UI" w:cs="Consolas"/>
+                <w:kern w:val="0"/>
+                <w:sz w:val="15"/>
+                <w:szCs w:val="13"/>
+                <w:bdr w:val="none" w:color="auto" w:sz="0" w:space="0"/>
+                <w:shd w:val="clear" w:fill="EBEEF2"/>
+                <w:lang w:val="en-US" w:eastAsia="zh-CN" w:bidi="ar"/>
+              </w:rPr>
+              <w:t>FW-DROP:</w:t>
+            </w:r>
+            <w:r>
+              <w:rPr>
+                <w:rFonts w:hint="default" w:ascii="Segoe UI" w:hAnsi="Segoe UI" w:eastAsia="Segoe UI" w:cs="Segoe UI"/>
+                <w:kern w:val="0"/>
+                <w:sz w:val="15"/>
+                <w:szCs w:val="15"/>
+                <w:bdr w:val="none" w:color="auto" w:sz="0" w:space="0"/>
+                <w:lang w:val="en-US" w:eastAsia="zh-CN" w:bidi="ar"/>
+              </w:rPr>
+              <w:t> 便于在系统日志中快速检索防火墙相关事件</w:t>
+            </w:r>
+          </w:p>
+        </w:tc>
+      </w:tr>
+    </w:tbl>
+    <w:p>
+      <w:pPr>
+        <w:keepNext w:val="0"/>
+        <w:keepLines w:val="0"/>
+        <w:widowControl/>
+        <w:suppressLineNumbers w:val="0"/>
+        <w:pBdr>
+          <w:top w:val="none" w:color="auto" w:sz="0" w:space="0"/>
+          <w:left w:val="none" w:color="auto" w:sz="0" w:space="0"/>
+          <w:bottom w:val="none" w:color="auto" w:sz="0" w:space="0"/>
+          <w:right w:val="none" w:color="auto" w:sz="0" w:space="0"/>
+        </w:pBdr>
+        <w:spacing w:before="320" w:beforeAutospacing="0" w:after="320" w:afterAutospacing="0" w:line="240" w:lineRule="auto"/>
+        <w:ind w:left="440" w:right="440"/>
+      </w:pPr>
+      <w:r>
+        <w:rPr>
+          <w:sz w:val="24"/>
+          <w:szCs w:val="24"/>
+        </w:rPr>
+        <w:pict>
+          <v:rect id="_x0000_i1038" o:spt="1" style="height:1.5pt;width:432pt;" fillcolor="#A0A0A0" filled="t" stroked="f" coordsize="21600,21600" o:hr="t" o:hrstd="t" o:hralign="center">
+            <v:path/>
+            <v:fill on="t" focussize="0,0"/>
+            <v:stroke on="f"/>
+            <v:imagedata o:title=""/>
+            <o:lock v:ext="edit"/>
+            <w10:wrap type="none"/>
+            <w10:anchorlock/>
+          </v:rect>
+        </w:pict>
+      </w:r>
+    </w:p>
+    <w:p>
+      <w:pPr>
+        <w:pStyle w:val="3"/>
+        <w:keepNext w:val="0"/>
+        <w:keepLines w:val="0"/>
+        <w:widowControl/>
+        <w:suppressLineNumbers w:val="0"/>
+        <w:spacing w:before="0" w:beforeAutospacing="0" w:after="120" w:afterAutospacing="0" w:line="360" w:lineRule="auto"/>
+        <w:ind w:left="439" w:leftChars="209" w:right="440" w:firstLine="480" w:firstLineChars="200"/>
+        <w:jc w:val="both"/>
+        <w:rPr>
+          <w:rFonts w:hint="default" w:ascii="Segoe UI" w:hAnsi="Segoe UI" w:eastAsia="宋体" w:cs="Segoe UI"/>
+          <w:b w:val="0"/>
+          <w:bCs/>
+          <w:i w:val="0"/>
+          <w:strike w:val="0"/>
+          <w:color w:val="auto"/>
+          <w:sz w:val="24"/>
+          <w:szCs w:val="20"/>
+          <w:u w:val="none"/>
+        </w:rPr>
+      </w:pPr>
+      <w:r>
+        <w:rPr>
+          <w:rFonts w:hint="default" w:ascii="Segoe UI" w:hAnsi="Segoe UI" w:eastAsia="宋体" w:cs="Segoe UI"/>
+          <w:b w:val="0"/>
+          <w:bCs/>
+          <w:i w:val="0"/>
+          <w:iCs w:val="0"/>
+          <w:caps w:val="0"/>
+          <w:strike w:val="0"/>
+          <w:color w:val="auto"/>
+          <w:spacing w:val="0"/>
+          <w:sz w:val="24"/>
+          <w:szCs w:val="20"/>
+          <w:u w:val="none"/>
+        </w:rPr>
+        <w:t>七、持久化保存</w:t>
+      </w:r>
+    </w:p>
+    <w:tbl>
+      <w:tblPr>
+        <w:tblW w:w="7520" w:type="dxa"/>
+        <w:tblInd w:w="440" w:type="dxa"/>
+        <w:tblBorders>
+          <w:top w:val="none" w:color="auto" w:sz="0" w:space="0"/>
+          <w:left w:val="none" w:color="auto" w:sz="0" w:space="0"/>
+          <w:bottom w:val="none" w:color="auto" w:sz="0" w:space="0"/>
+          <w:right w:val="none" w:color="auto" w:sz="0" w:space="0"/>
+          <w:insideH w:val="none" w:color="auto" w:sz="0" w:space="0"/>
+          <w:insideV w:val="none" w:color="auto" w:sz="0" w:space="0"/>
+        </w:tblBorders>
+        <w:shd w:val="clear"/>
+        <w:tblLayout w:type="autofit"/>
+        <w:tblCellMar>
+          <w:top w:w="15" w:type="dxa"/>
+          <w:left w:w="15" w:type="dxa"/>
+          <w:bottom w:w="15" w:type="dxa"/>
+          <w:right w:w="15" w:type="dxa"/>
+        </w:tblCellMar>
+      </w:tblPr>
+      <w:tblGrid>
+        <w:gridCol w:w="1307"/>
+        <w:gridCol w:w="6213"/>
+      </w:tblGrid>
+      <w:tr>
+        <w:tblPrEx>
+          <w:tblBorders>
+            <w:top w:val="none" w:color="auto" w:sz="0" w:space="0"/>
+            <w:left w:val="none" w:color="auto" w:sz="0" w:space="0"/>
+            <w:bottom w:val="none" w:color="auto" w:sz="0" w:space="0"/>
+            <w:right w:val="none" w:color="auto" w:sz="0" w:space="0"/>
+            <w:insideH w:val="none" w:color="auto" w:sz="0" w:space="0"/>
+            <w:insideV w:val="none" w:color="auto" w:sz="0" w:space="0"/>
+          </w:tblBorders>
+          <w:tblCellMar>
+            <w:top w:w="15" w:type="dxa"/>
+            <w:left w:w="15" w:type="dxa"/>
+            <w:bottom w:w="15" w:type="dxa"/>
+            <w:right w:w="15" w:type="dxa"/>
+          </w:tblCellMar>
+        </w:tblPrEx>
+        <w:trPr>
+          <w:trHeight w:val="0" w:hRule="atLeast"/>
+          <w:tblHeader/>
+        </w:trPr>
+        <w:tc>
+          <w:tcPr>
+            <w:tcW w:w="1307" w:type="dxa"/>
+            <w:tcBorders>
+              <w:top w:val="nil"/>
+            </w:tcBorders>
+            <w:shd w:val="clear"/>
+            <w:tcMar>
+              <w:top w:w="100" w:type="dxa"/>
+              <w:left w:w="0" w:type="dxa"/>
+              <w:bottom w:w="100" w:type="dxa"/>
+              <w:right w:w="160" w:type="dxa"/>
+            </w:tcMar>
+            <w:vAlign w:val="center"/>
+          </w:tcPr>
+          <w:p>
+            <w:pPr>
+              <w:keepNext w:val="0"/>
+              <w:keepLines w:val="0"/>
+              <w:widowControl/>
+              <w:suppressLineNumbers w:val="0"/>
+              <w:snapToGrid w:val="0"/>
+              <w:spacing w:line="240" w:lineRule="auto"/>
+              <w:ind w:left="0" w:leftChars="0" w:right="0" w:rightChars="0" w:firstLine="0" w:firstLineChars="0"/>
+              <w:jc w:val="center"/>
+              <w:rPr>
+                <w:rFonts w:hint="default" w:ascii="Segoe UI" w:hAnsi="Segoe UI" w:eastAsia="Segoe UI" w:cs="Segoe UI"/>
+                <w:b/>
+                <w:sz w:val="15"/>
+                <w:szCs w:val="15"/>
+              </w:rPr>
+            </w:pPr>
+            <w:r>
+              <w:rPr>
+                <w:rFonts w:hint="default" w:ascii="Segoe UI" w:hAnsi="Segoe UI" w:eastAsia="Segoe UI" w:cs="Segoe UI"/>
+                <w:b/>
+                <w:kern w:val="0"/>
+                <w:sz w:val="15"/>
+                <w:szCs w:val="15"/>
+                <w:bdr w:val="none" w:color="auto" w:sz="0" w:space="0"/>
+                <w:lang w:val="en-US" w:eastAsia="zh-CN" w:bidi="ar"/>
+              </w:rPr>
+              <w:t>加固项</w:t>
+            </w:r>
+          </w:p>
+        </w:tc>
+        <w:tc>
+          <w:tcPr>
+            <w:tcW w:w="6213" w:type="dxa"/>
+            <w:tcBorders>
+              <w:top w:val="nil"/>
+            </w:tcBorders>
+            <w:shd w:val="clear"/>
+            <w:tcMar>
+              <w:top w:w="100" w:type="dxa"/>
+              <w:left w:w="160" w:type="dxa"/>
+              <w:bottom w:w="100" w:type="dxa"/>
+              <w:right w:w="160" w:type="dxa"/>
+            </w:tcMar>
+            <w:vAlign w:val="center"/>
+          </w:tcPr>
+          <w:p>
+            <w:pPr>
+              <w:keepNext w:val="0"/>
+              <w:keepLines w:val="0"/>
+              <w:widowControl/>
+              <w:suppressLineNumbers w:val="0"/>
+              <w:snapToGrid w:val="0"/>
+              <w:spacing w:line="240" w:lineRule="auto"/>
+              <w:ind w:left="0" w:leftChars="0" w:right="0" w:rightChars="0" w:firstLine="0" w:firstLineChars="0"/>
+              <w:jc w:val="center"/>
+              <w:rPr>
+                <w:rFonts w:hint="default" w:ascii="Segoe UI" w:hAnsi="Segoe UI" w:eastAsia="Segoe UI" w:cs="Segoe UI"/>
+                <w:b/>
+                <w:sz w:val="15"/>
+                <w:szCs w:val="15"/>
+              </w:rPr>
+            </w:pPr>
+            <w:r>
+              <w:rPr>
+                <w:rFonts w:hint="default" w:ascii="Segoe UI" w:hAnsi="Segoe UI" w:eastAsia="Segoe UI" w:cs="Segoe UI"/>
+                <w:b/>
+                <w:kern w:val="0"/>
+                <w:sz w:val="15"/>
+                <w:szCs w:val="15"/>
+                <w:bdr w:val="none" w:color="auto" w:sz="0" w:space="0"/>
+                <w:lang w:val="en-US" w:eastAsia="zh-CN" w:bidi="ar"/>
+              </w:rPr>
+              <w:t>说明</w:t>
+            </w:r>
+          </w:p>
+        </w:tc>
+      </w:tr>
+      <w:tr>
+        <w:tblPrEx>
+          <w:tblBorders>
+            <w:top w:val="none" w:color="auto" w:sz="0" w:space="0"/>
+            <w:left w:val="none" w:color="auto" w:sz="0" w:space="0"/>
+            <w:bottom w:val="none" w:color="auto" w:sz="0" w:space="0"/>
+            <w:right w:val="none" w:color="auto" w:sz="0" w:space="0"/>
+            <w:insideH w:val="none" w:color="auto" w:sz="0" w:space="0"/>
+            <w:insideV w:val="none" w:color="auto" w:sz="0" w:space="0"/>
+          </w:tblBorders>
+          <w:shd w:val="clear"/>
+          <w:tblCellMar>
+            <w:top w:w="15" w:type="dxa"/>
+            <w:left w:w="15" w:type="dxa"/>
+            <w:bottom w:w="15" w:type="dxa"/>
+            <w:right w:w="15" w:type="dxa"/>
+          </w:tblCellMar>
+        </w:tblPrEx>
+        <w:trPr>
+          <w:trHeight w:val="0" w:hRule="atLeast"/>
+        </w:trPr>
+        <w:tc>
+          <w:tcPr>
+            <w:tcW w:w="1307" w:type="dxa"/>
+            <w:shd w:val="clear"/>
+            <w:tcMar>
+              <w:top w:w="100" w:type="dxa"/>
+              <w:left w:w="0" w:type="dxa"/>
+              <w:bottom w:w="100" w:type="dxa"/>
+              <w:right w:w="160" w:type="dxa"/>
+            </w:tcMar>
+            <w:vAlign w:val="center"/>
+          </w:tcPr>
+          <w:p>
+            <w:pPr>
+              <w:keepNext w:val="0"/>
+              <w:keepLines w:val="0"/>
+              <w:widowControl/>
+              <w:suppressLineNumbers w:val="0"/>
+              <w:snapToGrid w:val="0"/>
+              <w:spacing w:line="240" w:lineRule="auto"/>
+              <w:ind w:left="0" w:leftChars="0" w:right="0" w:rightChars="0" w:firstLine="0" w:firstLineChars="0"/>
+              <w:jc w:val="center"/>
+              <w:rPr>
+                <w:rFonts w:hint="default" w:ascii="Consolas" w:hAnsi="Segoe UI" w:eastAsia="Consolas" w:cs="Segoe UI"/>
+                <w:sz w:val="15"/>
+                <w:szCs w:val="15"/>
+              </w:rPr>
+            </w:pPr>
+            <w:r>
+              <w:rPr>
+                <w:rFonts w:hint="default" w:ascii="Consolas" w:hAnsi="Segoe UI" w:eastAsia="Consolas" w:cs="Segoe UI"/>
+                <w:b/>
+                <w:bCs/>
+                <w:kern w:val="0"/>
+                <w:sz w:val="15"/>
+                <w:szCs w:val="15"/>
+                <w:bdr w:val="none" w:color="auto" w:sz="0" w:space="0"/>
+                <w:lang w:val="en-US" w:eastAsia="zh-CN" w:bidi="ar"/>
+              </w:rPr>
+              <w:t>规则持久化</w:t>
+            </w:r>
+          </w:p>
+        </w:tc>
+        <w:tc>
+          <w:tcPr>
+            <w:tcW w:w="6213" w:type="dxa"/>
+            <w:shd w:val="clear"/>
+            <w:tcMar>
+              <w:top w:w="100" w:type="dxa"/>
+              <w:left w:w="160" w:type="dxa"/>
+              <w:bottom w:w="100" w:type="dxa"/>
+              <w:right w:w="0" w:type="dxa"/>
+            </w:tcMar>
+            <w:vAlign w:val="center"/>
+          </w:tcPr>
+          <w:p>
+            <w:pPr>
+              <w:keepNext w:val="0"/>
+              <w:keepLines w:val="0"/>
+              <w:widowControl/>
+              <w:suppressLineNumbers w:val="0"/>
+              <w:snapToGrid w:val="0"/>
+              <w:spacing w:line="240" w:lineRule="auto"/>
+              <w:ind w:left="0" w:leftChars="0" w:right="0" w:rightChars="0" w:firstLine="0" w:firstLineChars="0"/>
+              <w:jc w:val="center"/>
+              <w:rPr>
+                <w:rFonts w:hint="default" w:ascii="Consolas" w:hAnsi="Segoe UI" w:eastAsia="Consolas" w:cs="Segoe UI"/>
+                <w:sz w:val="15"/>
+                <w:szCs w:val="15"/>
+              </w:rPr>
+            </w:pPr>
+            <w:r>
+              <w:rPr>
+                <w:rFonts w:hint="default" w:ascii="Consolas" w:hAnsi="Segoe UI" w:eastAsia="Consolas" w:cs="Segoe UI"/>
+                <w:kern w:val="0"/>
+                <w:sz w:val="15"/>
+                <w:szCs w:val="15"/>
+                <w:bdr w:val="none" w:color="auto" w:sz="0" w:space="0"/>
+                <w:lang w:val="en-US" w:eastAsia="zh-CN" w:bidi="ar"/>
+              </w:rPr>
+              <w:t>脚本支持 </w:t>
+            </w:r>
+            <w:r>
+              <w:rPr>
+                <w:rStyle w:val="7"/>
+                <w:rFonts w:hint="default" w:ascii="Consolas" w:hAnsi="Consolas" w:eastAsia="Consolas" w:cs="Consolas"/>
+                <w:kern w:val="0"/>
+                <w:sz w:val="15"/>
+                <w:szCs w:val="13"/>
+                <w:bdr w:val="none" w:color="auto" w:sz="0" w:space="0"/>
+                <w:shd w:val="clear" w:fill="EBEEF2"/>
+                <w:lang w:val="en-US" w:eastAsia="zh-CN" w:bidi="ar"/>
+              </w:rPr>
+              <w:t>netfilter-persistent save</w:t>
+            </w:r>
+            <w:r>
+              <w:rPr>
+                <w:rFonts w:hint="default" w:ascii="Consolas" w:hAnsi="Segoe UI" w:eastAsia="Consolas" w:cs="Segoe UI"/>
+                <w:kern w:val="0"/>
+                <w:sz w:val="15"/>
+                <w:szCs w:val="15"/>
+                <w:bdr w:val="none" w:color="auto" w:sz="0" w:space="0"/>
+                <w:lang w:val="en-US" w:eastAsia="zh-CN" w:bidi="ar"/>
+              </w:rPr>
+              <w:t>，重启后防火墙规则自动恢复</w:t>
+            </w:r>
+          </w:p>
+        </w:tc>
+      </w:tr>
+    </w:tbl>
+    <w:p>
+      <w:pPr>
+        <w:keepNext w:val="0"/>
+        <w:keepLines w:val="0"/>
+        <w:widowControl/>
+        <w:suppressLineNumbers w:val="0"/>
+        <w:pBdr>
+          <w:top w:val="none" w:color="auto" w:sz="0" w:space="0"/>
+          <w:left w:val="none" w:color="auto" w:sz="0" w:space="0"/>
+          <w:bottom w:val="none" w:color="auto" w:sz="0" w:space="0"/>
+          <w:right w:val="none" w:color="auto" w:sz="0" w:space="0"/>
+        </w:pBdr>
+        <w:spacing w:before="320" w:beforeAutospacing="0" w:after="320" w:afterAutospacing="0" w:line="240" w:lineRule="auto"/>
+        <w:ind w:left="440" w:right="440"/>
+      </w:pPr>
+      <w:r>
+        <w:rPr>
+          <w:sz w:val="24"/>
+          <w:szCs w:val="24"/>
+        </w:rPr>
+        <w:pict>
+          <v:rect id="_x0000_i1039" o:spt="1" style="height:1.5pt;width:432pt;" fillcolor="#A0A0A0" filled="t" stroked="f" coordsize="21600,21600" o:hr="t" o:hrstd="t" o:hralign="center">
+            <v:path/>
+            <v:fill on="t" focussize="0,0"/>
+            <v:stroke on="f"/>
+            <v:imagedata o:title=""/>
+            <o:lock v:ext="edit"/>
+            <w10:wrap type="none"/>
+            <w10:anchorlock/>
+          </v:rect>
+        </w:pict>
+      </w:r>
+    </w:p>
+    <w:p>
+      <w:pPr>
+        <w:pStyle w:val="3"/>
+        <w:keepNext w:val="0"/>
+        <w:keepLines w:val="0"/>
+        <w:widowControl/>
+        <w:suppressLineNumbers w:val="0"/>
+        <w:spacing w:before="0" w:beforeAutospacing="0" w:after="120" w:afterAutospacing="0" w:line="360" w:lineRule="auto"/>
+        <w:ind w:left="439" w:leftChars="209" w:right="440" w:firstLine="480" w:firstLineChars="200"/>
+        <w:jc w:val="both"/>
+        <w:rPr>
+          <w:rFonts w:hint="default" w:ascii="Segoe UI" w:hAnsi="Segoe UI" w:eastAsia="宋体" w:cs="Segoe UI"/>
+          <w:b w:val="0"/>
+          <w:bCs/>
+          <w:i w:val="0"/>
+          <w:strike w:val="0"/>
+          <w:color w:val="auto"/>
+          <w:sz w:val="24"/>
+          <w:szCs w:val="20"/>
+          <w:u w:val="none"/>
+        </w:rPr>
+      </w:pPr>
+      <w:r>
+        <w:rPr>
+          <w:rFonts w:hint="default" w:ascii="Segoe UI" w:hAnsi="Segoe UI" w:eastAsia="宋体" w:cs="Segoe UI"/>
+          <w:b w:val="0"/>
+          <w:bCs/>
+          <w:i w:val="0"/>
+          <w:iCs w:val="0"/>
+          <w:caps w:val="0"/>
+          <w:strike w:val="0"/>
+          <w:color w:val="auto"/>
+          <w:spacing w:val="0"/>
+          <w:sz w:val="24"/>
+          <w:szCs w:val="20"/>
+          <w:u w:val="none"/>
+        </w:rPr>
+        <w:t>八、整体加固效果对比</w:t>
+      </w:r>
+    </w:p>
+    <w:tbl>
+      <w:tblPr>
+        <w:tblW w:w="7520" w:type="dxa"/>
+        <w:tblInd w:w="440" w:type="dxa"/>
+        <w:tblBorders>
+          <w:top w:val="none" w:color="auto" w:sz="0" w:space="0"/>
+          <w:left w:val="none" w:color="auto" w:sz="0" w:space="0"/>
+          <w:bottom w:val="none" w:color="auto" w:sz="0" w:space="0"/>
+          <w:right w:val="none" w:color="auto" w:sz="0" w:space="0"/>
+          <w:insideH w:val="none" w:color="auto" w:sz="0" w:space="0"/>
+          <w:insideV w:val="none" w:color="auto" w:sz="0" w:space="0"/>
+        </w:tblBorders>
+        <w:shd w:val="clear"/>
+        <w:tblLayout w:type="autofit"/>
+        <w:tblCellMar>
+          <w:top w:w="15" w:type="dxa"/>
+          <w:left w:w="15" w:type="dxa"/>
+          <w:bottom w:w="15" w:type="dxa"/>
+          <w:right w:w="15" w:type="dxa"/>
+        </w:tblCellMar>
+      </w:tblPr>
+      <w:tblGrid>
+        <w:gridCol w:w="1566"/>
+        <w:gridCol w:w="1918"/>
+        <w:gridCol w:w="4036"/>
+      </w:tblGrid>
+      <w:tr>
+        <w:tblPrEx>
+          <w:tblBorders>
+            <w:top w:val="none" w:color="auto" w:sz="0" w:space="0"/>
+            <w:left w:val="none" w:color="auto" w:sz="0" w:space="0"/>
+            <w:bottom w:val="none" w:color="auto" w:sz="0" w:space="0"/>
+            <w:right w:val="none" w:color="auto" w:sz="0" w:space="0"/>
+            <w:insideH w:val="none" w:color="auto" w:sz="0" w:space="0"/>
+            <w:insideV w:val="none" w:color="auto" w:sz="0" w:space="0"/>
+          </w:tblBorders>
+          <w:shd w:val="clear"/>
+          <w:tblCellMar>
+            <w:top w:w="15" w:type="dxa"/>
+            <w:left w:w="15" w:type="dxa"/>
+            <w:bottom w:w="15" w:type="dxa"/>
+            <w:right w:w="15" w:type="dxa"/>
+          </w:tblCellMar>
+        </w:tblPrEx>
+        <w:trPr>
+          <w:trHeight w:val="0" w:hRule="atLeast"/>
+          <w:tblHeader/>
+        </w:trPr>
+        <w:tc>
+          <w:tcPr>
+            <w:tcW w:w="1566" w:type="dxa"/>
+            <w:tcBorders>
+              <w:top w:val="nil"/>
+            </w:tcBorders>
+            <w:shd w:val="clear"/>
+            <w:tcMar>
+              <w:top w:w="100" w:type="dxa"/>
+              <w:left w:w="0" w:type="dxa"/>
+              <w:bottom w:w="100" w:type="dxa"/>
+              <w:right w:w="160" w:type="dxa"/>
+            </w:tcMar>
+            <w:vAlign w:val="center"/>
+          </w:tcPr>
+          <w:p>
+            <w:pPr>
+              <w:keepNext w:val="0"/>
+              <w:keepLines w:val="0"/>
+              <w:widowControl/>
+              <w:suppressLineNumbers w:val="0"/>
+              <w:snapToGrid w:val="0"/>
+              <w:spacing w:line="240" w:lineRule="auto"/>
+              <w:ind w:left="0" w:leftChars="0" w:right="0" w:rightChars="0" w:firstLine="0" w:firstLineChars="0"/>
+              <w:jc w:val="center"/>
+              <w:rPr>
+                <w:rFonts w:hint="default" w:ascii="Segoe UI" w:hAnsi="Segoe UI" w:eastAsia="Segoe UI" w:cs="Segoe UI"/>
+                <w:b/>
+                <w:sz w:val="15"/>
+                <w:szCs w:val="15"/>
+              </w:rPr>
+            </w:pPr>
+            <w:r>
+              <w:rPr>
+                <w:rFonts w:hint="default" w:ascii="Segoe UI" w:hAnsi="Segoe UI" w:eastAsia="Segoe UI" w:cs="Segoe UI"/>
+                <w:b/>
+                <w:kern w:val="0"/>
+                <w:sz w:val="15"/>
+                <w:szCs w:val="15"/>
+                <w:bdr w:val="none" w:color="auto" w:sz="0" w:space="0"/>
+                <w:lang w:val="en-US" w:eastAsia="zh-CN" w:bidi="ar"/>
+              </w:rPr>
+              <w:t>攻击类型</w:t>
+            </w:r>
+          </w:p>
+        </w:tc>
+        <w:tc>
+          <w:tcPr>
+            <w:tcW w:w="1918" w:type="dxa"/>
+            <w:tcBorders>
+              <w:top w:val="nil"/>
+            </w:tcBorders>
+            <w:shd w:val="clear"/>
+            <w:tcMar>
+              <w:top w:w="100" w:type="dxa"/>
+              <w:left w:w="160" w:type="dxa"/>
+              <w:bottom w:w="100" w:type="dxa"/>
+              <w:right w:w="160" w:type="dxa"/>
+            </w:tcMar>
+            <w:vAlign w:val="center"/>
+          </w:tcPr>
+          <w:p>
+            <w:pPr>
+              <w:keepNext w:val="0"/>
+              <w:keepLines w:val="0"/>
+              <w:widowControl/>
+              <w:suppressLineNumbers w:val="0"/>
+              <w:snapToGrid w:val="0"/>
+              <w:spacing w:line="240" w:lineRule="auto"/>
+              <w:ind w:left="0" w:leftChars="0" w:right="0" w:rightChars="0" w:firstLine="0" w:firstLineChars="0"/>
+              <w:jc w:val="center"/>
+              <w:rPr>
+                <w:rFonts w:hint="default" w:ascii="Segoe UI" w:hAnsi="Segoe UI" w:eastAsia="Segoe UI" w:cs="Segoe UI"/>
+                <w:b/>
+                <w:sz w:val="15"/>
+                <w:szCs w:val="15"/>
+              </w:rPr>
+            </w:pPr>
+            <w:r>
+              <w:rPr>
+                <w:rFonts w:hint="default" w:ascii="Segoe UI" w:hAnsi="Segoe UI" w:eastAsia="Segoe UI" w:cs="Segoe UI"/>
+                <w:b/>
+                <w:kern w:val="0"/>
+                <w:sz w:val="15"/>
+                <w:szCs w:val="15"/>
+                <w:bdr w:val="none" w:color="auto" w:sz="0" w:space="0"/>
+                <w:lang w:val="en-US" w:eastAsia="zh-CN" w:bidi="ar"/>
+              </w:rPr>
+              <w:t>加固前</w:t>
+            </w:r>
+          </w:p>
+        </w:tc>
+        <w:tc>
+          <w:tcPr>
+            <w:tcW w:w="4036" w:type="dxa"/>
+            <w:tcBorders>
+              <w:top w:val="nil"/>
+            </w:tcBorders>
+            <w:shd w:val="clear"/>
+            <w:tcMar>
+              <w:top w:w="100" w:type="dxa"/>
+              <w:left w:w="160" w:type="dxa"/>
+              <w:bottom w:w="100" w:type="dxa"/>
+              <w:right w:w="160" w:type="dxa"/>
+            </w:tcMar>
+            <w:vAlign w:val="center"/>
+          </w:tcPr>
+          <w:p>
+            <w:pPr>
+              <w:keepNext w:val="0"/>
+              <w:keepLines w:val="0"/>
+              <w:widowControl/>
+              <w:suppressLineNumbers w:val="0"/>
+              <w:snapToGrid w:val="0"/>
+              <w:spacing w:line="240" w:lineRule="auto"/>
+              <w:ind w:left="0" w:leftChars="0" w:right="0" w:rightChars="0" w:firstLine="0" w:firstLineChars="0"/>
+              <w:jc w:val="center"/>
+              <w:rPr>
+                <w:rFonts w:hint="default" w:ascii="Segoe UI" w:hAnsi="Segoe UI" w:eastAsia="Segoe UI" w:cs="Segoe UI"/>
+                <w:b/>
+                <w:sz w:val="15"/>
+                <w:szCs w:val="15"/>
+              </w:rPr>
+            </w:pPr>
+            <w:r>
+              <w:rPr>
+                <w:rFonts w:hint="default" w:ascii="Segoe UI" w:hAnsi="Segoe UI" w:eastAsia="Segoe UI" w:cs="Segoe UI"/>
+                <w:b/>
+                <w:kern w:val="0"/>
+                <w:sz w:val="15"/>
+                <w:szCs w:val="15"/>
+                <w:bdr w:val="none" w:color="auto" w:sz="0" w:space="0"/>
+                <w:lang w:val="en-US" w:eastAsia="zh-CN" w:bidi="ar"/>
+              </w:rPr>
+              <w:t>加固后</w:t>
+            </w:r>
+          </w:p>
+        </w:tc>
+      </w:tr>
+      <w:tr>
+        <w:tblPrEx>
+          <w:tblBorders>
+            <w:top w:val="none" w:color="auto" w:sz="0" w:space="0"/>
+            <w:left w:val="none" w:color="auto" w:sz="0" w:space="0"/>
+            <w:bottom w:val="none" w:color="auto" w:sz="0" w:space="0"/>
+            <w:right w:val="none" w:color="auto" w:sz="0" w:space="0"/>
+            <w:insideH w:val="none" w:color="auto" w:sz="0" w:space="0"/>
+            <w:insideV w:val="none" w:color="auto" w:sz="0" w:space="0"/>
+          </w:tblBorders>
+          <w:tblCellMar>
+            <w:top w:w="15" w:type="dxa"/>
+            <w:left w:w="15" w:type="dxa"/>
+            <w:bottom w:w="15" w:type="dxa"/>
+            <w:right w:w="15" w:type="dxa"/>
+          </w:tblCellMar>
+        </w:tblPrEx>
+        <w:trPr>
+          <w:trHeight w:val="0" w:hRule="atLeast"/>
+        </w:trPr>
+        <w:tc>
+          <w:tcPr>
+            <w:tcW w:w="1566" w:type="dxa"/>
+            <w:shd w:val="clear"/>
+            <w:tcMar>
+              <w:top w:w="100" w:type="dxa"/>
+              <w:left w:w="0" w:type="dxa"/>
+              <w:bottom w:w="100" w:type="dxa"/>
+              <w:right w:w="160" w:type="dxa"/>
+            </w:tcMar>
+            <w:vAlign w:val="center"/>
+          </w:tcPr>
+          <w:p>
+            <w:pPr>
+              <w:keepNext w:val="0"/>
+              <w:keepLines w:val="0"/>
+              <w:widowControl/>
+              <w:suppressLineNumbers w:val="0"/>
+              <w:snapToGrid w:val="0"/>
+              <w:spacing w:line="240" w:lineRule="auto"/>
+              <w:ind w:left="0" w:leftChars="0" w:right="0" w:rightChars="0" w:firstLine="0" w:firstLineChars="0"/>
+              <w:jc w:val="left"/>
+              <w:rPr>
+                <w:rFonts w:hint="default" w:ascii="Segoe UI" w:hAnsi="Segoe UI" w:eastAsia="Segoe UI" w:cs="Segoe UI"/>
+                <w:sz w:val="15"/>
+                <w:szCs w:val="15"/>
+              </w:rPr>
+            </w:pPr>
+            <w:r>
+              <w:rPr>
+                <w:rFonts w:hint="default" w:ascii="Segoe UI" w:hAnsi="Segoe UI" w:eastAsia="Segoe UI" w:cs="Segoe UI"/>
+                <w:kern w:val="0"/>
+                <w:sz w:val="15"/>
+                <w:szCs w:val="15"/>
+                <w:bdr w:val="none" w:color="auto" w:sz="0" w:space="0"/>
+                <w:lang w:val="en-US" w:eastAsia="zh-CN" w:bidi="ar"/>
+              </w:rPr>
+              <w:t>外网 SSH 爆破</w:t>
+            </w:r>
+          </w:p>
+        </w:tc>
+        <w:tc>
+          <w:tcPr>
+            <w:tcW w:w="1918" w:type="dxa"/>
+            <w:shd w:val="clear"/>
+            <w:tcMar>
+              <w:top w:w="100" w:type="dxa"/>
+              <w:left w:w="160" w:type="dxa"/>
+              <w:bottom w:w="100" w:type="dxa"/>
+              <w:right w:w="160" w:type="dxa"/>
+            </w:tcMar>
+            <w:vAlign w:val="center"/>
+          </w:tcPr>
+          <w:p>
+            <w:pPr>
+              <w:keepNext w:val="0"/>
+              <w:keepLines w:val="0"/>
+              <w:widowControl/>
+              <w:suppressLineNumbers w:val="0"/>
+              <w:snapToGrid w:val="0"/>
+              <w:spacing w:line="240" w:lineRule="auto"/>
+              <w:ind w:left="0" w:leftChars="0" w:right="0" w:rightChars="0" w:firstLine="0" w:firstLineChars="0"/>
+              <w:jc w:val="left"/>
+              <w:rPr>
+                <w:rFonts w:hint="default" w:ascii="Segoe UI" w:hAnsi="Segoe UI" w:eastAsia="Segoe UI" w:cs="Segoe UI"/>
+                <w:sz w:val="15"/>
+                <w:szCs w:val="15"/>
+              </w:rPr>
+            </w:pPr>
+            <w:r>
+              <w:rPr>
+                <w:rFonts w:hint="default" w:ascii="Segoe UI" w:hAnsi="Segoe UI" w:eastAsia="Segoe UI" w:cs="Segoe UI"/>
+                <w:kern w:val="0"/>
+                <w:sz w:val="15"/>
+                <w:szCs w:val="15"/>
+                <w:bdr w:val="none" w:color="auto" w:sz="0" w:space="0"/>
+                <w:lang w:val="en-US" w:eastAsia="zh-CN" w:bidi="ar"/>
+              </w:rPr>
+              <w:t>可直接尝试</w:t>
+            </w:r>
+          </w:p>
+        </w:tc>
+        <w:tc>
+          <w:tcPr>
+            <w:tcW w:w="4036" w:type="dxa"/>
+            <w:shd w:val="clear"/>
+            <w:tcMar>
+              <w:top w:w="100" w:type="dxa"/>
+              <w:left w:w="160" w:type="dxa"/>
+              <w:bottom w:w="100" w:type="dxa"/>
+              <w:right w:w="0" w:type="dxa"/>
+            </w:tcMar>
+            <w:vAlign w:val="center"/>
+          </w:tcPr>
+          <w:p>
+            <w:pPr>
+              <w:keepNext w:val="0"/>
+              <w:keepLines w:val="0"/>
+              <w:widowControl/>
+              <w:suppressLineNumbers w:val="0"/>
+              <w:snapToGrid w:val="0"/>
+              <w:spacing w:line="240" w:lineRule="auto"/>
+              <w:ind w:left="0" w:leftChars="0" w:right="0" w:rightChars="0" w:firstLine="0" w:firstLineChars="0"/>
+              <w:jc w:val="left"/>
+              <w:rPr>
+                <w:rFonts w:hint="default" w:ascii="Segoe UI" w:hAnsi="Segoe UI" w:eastAsia="Segoe UI" w:cs="Segoe UI"/>
+                <w:sz w:val="15"/>
+                <w:szCs w:val="15"/>
+              </w:rPr>
+            </w:pPr>
+            <w:r>
+              <w:rPr>
+                <w:rFonts w:hint="default" w:ascii="Segoe UI" w:hAnsi="Segoe UI" w:eastAsia="Segoe UI" w:cs="Segoe UI"/>
+                <w:kern w:val="0"/>
+                <w:sz w:val="15"/>
+                <w:szCs w:val="15"/>
+                <w:bdr w:val="none" w:color="auto" w:sz="0" w:space="0"/>
+                <w:lang w:val="en-US" w:eastAsia="zh-CN" w:bidi="ar"/>
+              </w:rPr>
+              <w:t>被限制来源 + 60秒4次限速，几乎无法爆破</w:t>
+            </w:r>
+          </w:p>
+        </w:tc>
+      </w:tr>
+      <w:tr>
+        <w:tblPrEx>
+          <w:tblBorders>
+            <w:top w:val="none" w:color="auto" w:sz="0" w:space="0"/>
+            <w:left w:val="none" w:color="auto" w:sz="0" w:space="0"/>
+            <w:bottom w:val="none" w:color="auto" w:sz="0" w:space="0"/>
+            <w:right w:val="none" w:color="auto" w:sz="0" w:space="0"/>
+            <w:insideH w:val="none" w:color="auto" w:sz="0" w:space="0"/>
+            <w:insideV w:val="none" w:color="auto" w:sz="0" w:space="0"/>
+          </w:tblBorders>
+          <w:tblCellMar>
+            <w:top w:w="15" w:type="dxa"/>
+            <w:left w:w="15" w:type="dxa"/>
+            <w:bottom w:w="15" w:type="dxa"/>
+            <w:right w:w="15" w:type="dxa"/>
+          </w:tblCellMar>
+        </w:tblPrEx>
+        <w:trPr>
+          <w:trHeight w:val="0" w:hRule="atLeast"/>
+        </w:trPr>
+        <w:tc>
+          <w:tcPr>
+            <w:tcW w:w="1566" w:type="dxa"/>
+            <w:shd w:val="clear"/>
+            <w:tcMar>
+              <w:top w:w="100" w:type="dxa"/>
+              <w:left w:w="0" w:type="dxa"/>
+              <w:bottom w:w="100" w:type="dxa"/>
+              <w:right w:w="160" w:type="dxa"/>
+            </w:tcMar>
+            <w:vAlign w:val="center"/>
+          </w:tcPr>
+          <w:p>
+            <w:pPr>
+              <w:keepNext w:val="0"/>
+              <w:keepLines w:val="0"/>
+              <w:widowControl/>
+              <w:suppressLineNumbers w:val="0"/>
+              <w:snapToGrid w:val="0"/>
+              <w:spacing w:line="240" w:lineRule="auto"/>
+              <w:ind w:left="0" w:leftChars="0" w:right="0" w:rightChars="0" w:firstLine="0" w:firstLineChars="0"/>
+              <w:jc w:val="left"/>
+              <w:rPr>
+                <w:rFonts w:hint="default" w:ascii="Segoe UI" w:hAnsi="Segoe UI" w:eastAsia="Segoe UI" w:cs="Segoe UI"/>
+                <w:sz w:val="15"/>
+                <w:szCs w:val="15"/>
+              </w:rPr>
+            </w:pPr>
+            <w:r>
+              <w:rPr>
+                <w:rFonts w:hint="default" w:ascii="Segoe UI" w:hAnsi="Segoe UI" w:eastAsia="Segoe UI" w:cs="Segoe UI"/>
+                <w:kern w:val="0"/>
+                <w:sz w:val="15"/>
+                <w:szCs w:val="15"/>
+                <w:bdr w:val="none" w:color="auto" w:sz="0" w:space="0"/>
+                <w:lang w:val="en-US" w:eastAsia="zh-CN" w:bidi="ar"/>
+              </w:rPr>
+              <w:t>SYN Flood</w:t>
+            </w:r>
+          </w:p>
+        </w:tc>
+        <w:tc>
+          <w:tcPr>
+            <w:tcW w:w="1918" w:type="dxa"/>
+            <w:shd w:val="clear"/>
+            <w:tcMar>
+              <w:top w:w="100" w:type="dxa"/>
+              <w:left w:w="160" w:type="dxa"/>
+              <w:bottom w:w="100" w:type="dxa"/>
+              <w:right w:w="160" w:type="dxa"/>
+            </w:tcMar>
+            <w:vAlign w:val="center"/>
+          </w:tcPr>
+          <w:p>
+            <w:pPr>
+              <w:keepNext w:val="0"/>
+              <w:keepLines w:val="0"/>
+              <w:widowControl/>
+              <w:suppressLineNumbers w:val="0"/>
+              <w:snapToGrid w:val="0"/>
+              <w:spacing w:line="240" w:lineRule="auto"/>
+              <w:ind w:left="0" w:leftChars="0" w:right="0" w:rightChars="0" w:firstLine="0" w:firstLineChars="0"/>
+              <w:jc w:val="left"/>
+              <w:rPr>
+                <w:rFonts w:hint="default" w:ascii="Segoe UI" w:hAnsi="Segoe UI" w:eastAsia="Segoe UI" w:cs="Segoe UI"/>
+                <w:sz w:val="15"/>
+                <w:szCs w:val="15"/>
+              </w:rPr>
+            </w:pPr>
+            <w:r>
+              <w:rPr>
+                <w:rFonts w:hint="default" w:ascii="Segoe UI" w:hAnsi="Segoe UI" w:eastAsia="Segoe UI" w:cs="Segoe UI"/>
+                <w:kern w:val="0"/>
+                <w:sz w:val="15"/>
+                <w:szCs w:val="15"/>
+                <w:bdr w:val="none" w:color="auto" w:sz="0" w:space="0"/>
+                <w:lang w:val="en-US" w:eastAsia="zh-CN" w:bidi="ar"/>
+              </w:rPr>
+              <w:t>无防护，可能崩溃</w:t>
+            </w:r>
+          </w:p>
+        </w:tc>
+        <w:tc>
+          <w:tcPr>
+            <w:tcW w:w="4036" w:type="dxa"/>
+            <w:shd w:val="clear"/>
+            <w:tcMar>
+              <w:top w:w="100" w:type="dxa"/>
+              <w:left w:w="160" w:type="dxa"/>
+              <w:bottom w:w="100" w:type="dxa"/>
+              <w:right w:w="0" w:type="dxa"/>
+            </w:tcMar>
+            <w:vAlign w:val="center"/>
+          </w:tcPr>
+          <w:p>
+            <w:pPr>
+              <w:keepNext w:val="0"/>
+              <w:keepLines w:val="0"/>
+              <w:widowControl/>
+              <w:suppressLineNumbers w:val="0"/>
+              <w:snapToGrid w:val="0"/>
+              <w:spacing w:line="240" w:lineRule="auto"/>
+              <w:ind w:left="0" w:leftChars="0" w:right="0" w:rightChars="0" w:firstLine="0" w:firstLineChars="0"/>
+              <w:jc w:val="left"/>
+              <w:rPr>
+                <w:rFonts w:hint="default" w:ascii="Segoe UI" w:hAnsi="Segoe UI" w:eastAsia="Segoe UI" w:cs="Segoe UI"/>
+                <w:sz w:val="15"/>
+                <w:szCs w:val="15"/>
+              </w:rPr>
+            </w:pPr>
+            <w:r>
+              <w:rPr>
+                <w:rFonts w:hint="default" w:ascii="Segoe UI" w:hAnsi="Segoe UI" w:eastAsia="Segoe UI" w:cs="Segoe UI"/>
+                <w:kern w:val="0"/>
+                <w:sz w:val="15"/>
+                <w:szCs w:val="15"/>
+                <w:bdr w:val="none" w:color="auto" w:sz="0" w:space="0"/>
+                <w:lang w:val="en-US" w:eastAsia="zh-CN" w:bidi="ar"/>
+              </w:rPr>
+              <w:t>每秒限 10 个 SYN 包，有效缓解</w:t>
+            </w:r>
+          </w:p>
+        </w:tc>
+      </w:tr>
+      <w:tr>
+        <w:tblPrEx>
+          <w:tblBorders>
+            <w:top w:val="none" w:color="auto" w:sz="0" w:space="0"/>
+            <w:left w:val="none" w:color="auto" w:sz="0" w:space="0"/>
+            <w:bottom w:val="none" w:color="auto" w:sz="0" w:space="0"/>
+            <w:right w:val="none" w:color="auto" w:sz="0" w:space="0"/>
+            <w:insideH w:val="none" w:color="auto" w:sz="0" w:space="0"/>
+            <w:insideV w:val="none" w:color="auto" w:sz="0" w:space="0"/>
+          </w:tblBorders>
+          <w:tblCellMar>
+            <w:top w:w="15" w:type="dxa"/>
+            <w:left w:w="15" w:type="dxa"/>
+            <w:bottom w:w="15" w:type="dxa"/>
+            <w:right w:w="15" w:type="dxa"/>
+          </w:tblCellMar>
+        </w:tblPrEx>
+        <w:trPr>
+          <w:trHeight w:val="0" w:hRule="atLeast"/>
+        </w:trPr>
+        <w:tc>
+          <w:tcPr>
+            <w:tcW w:w="1566" w:type="dxa"/>
+            <w:shd w:val="clear"/>
+            <w:tcMar>
+              <w:top w:w="100" w:type="dxa"/>
+              <w:left w:w="0" w:type="dxa"/>
+              <w:bottom w:w="100" w:type="dxa"/>
+              <w:right w:w="160" w:type="dxa"/>
+            </w:tcMar>
+            <w:vAlign w:val="center"/>
+          </w:tcPr>
+          <w:p>
+            <w:pPr>
+              <w:keepNext w:val="0"/>
+              <w:keepLines w:val="0"/>
+              <w:widowControl/>
+              <w:suppressLineNumbers w:val="0"/>
+              <w:snapToGrid w:val="0"/>
+              <w:spacing w:line="240" w:lineRule="auto"/>
+              <w:ind w:left="0" w:leftChars="0" w:right="0" w:rightChars="0" w:firstLine="0" w:firstLineChars="0"/>
+              <w:jc w:val="left"/>
+              <w:rPr>
+                <w:rFonts w:hint="default" w:ascii="Segoe UI" w:hAnsi="Segoe UI" w:eastAsia="Segoe UI" w:cs="Segoe UI"/>
+                <w:sz w:val="15"/>
+                <w:szCs w:val="15"/>
+              </w:rPr>
+            </w:pPr>
+            <w:r>
+              <w:rPr>
+                <w:rFonts w:hint="default" w:ascii="Segoe UI" w:hAnsi="Segoe UI" w:eastAsia="Segoe UI" w:cs="Segoe UI"/>
+                <w:kern w:val="0"/>
+                <w:sz w:val="15"/>
+                <w:szCs w:val="15"/>
+                <w:bdr w:val="none" w:color="auto" w:sz="0" w:space="0"/>
+                <w:lang w:val="en-US" w:eastAsia="zh-CN" w:bidi="ar"/>
+              </w:rPr>
+              <w:t>端口扫描</w:t>
+            </w:r>
+          </w:p>
+        </w:tc>
+        <w:tc>
+          <w:tcPr>
+            <w:tcW w:w="1918" w:type="dxa"/>
+            <w:shd w:val="clear"/>
+            <w:tcMar>
+              <w:top w:w="100" w:type="dxa"/>
+              <w:left w:w="160" w:type="dxa"/>
+              <w:bottom w:w="100" w:type="dxa"/>
+              <w:right w:w="160" w:type="dxa"/>
+            </w:tcMar>
+            <w:vAlign w:val="center"/>
+          </w:tcPr>
+          <w:p>
+            <w:pPr>
+              <w:keepNext w:val="0"/>
+              <w:keepLines w:val="0"/>
+              <w:widowControl/>
+              <w:suppressLineNumbers w:val="0"/>
+              <w:snapToGrid w:val="0"/>
+              <w:spacing w:line="240" w:lineRule="auto"/>
+              <w:ind w:left="0" w:leftChars="0" w:right="0" w:rightChars="0" w:firstLine="0" w:firstLineChars="0"/>
+              <w:jc w:val="left"/>
+              <w:rPr>
+                <w:rFonts w:hint="default" w:ascii="Segoe UI" w:hAnsi="Segoe UI" w:eastAsia="Segoe UI" w:cs="Segoe UI"/>
+                <w:sz w:val="15"/>
+                <w:szCs w:val="15"/>
+              </w:rPr>
+            </w:pPr>
+            <w:r>
+              <w:rPr>
+                <w:rFonts w:hint="default" w:ascii="Segoe UI" w:hAnsi="Segoe UI" w:eastAsia="Segoe UI" w:cs="Segoe UI"/>
+                <w:kern w:val="0"/>
+                <w:sz w:val="15"/>
+                <w:szCs w:val="15"/>
+                <w:bdr w:val="none" w:color="auto" w:sz="0" w:space="0"/>
+                <w:lang w:val="en-US" w:eastAsia="zh-CN" w:bidi="ar"/>
+              </w:rPr>
+              <w:t>全端口可探测</w:t>
+            </w:r>
+          </w:p>
+        </w:tc>
+        <w:tc>
+          <w:tcPr>
+            <w:tcW w:w="4036" w:type="dxa"/>
+            <w:shd w:val="clear"/>
+            <w:tcMar>
+              <w:top w:w="100" w:type="dxa"/>
+              <w:left w:w="160" w:type="dxa"/>
+              <w:bottom w:w="100" w:type="dxa"/>
+              <w:right w:w="0" w:type="dxa"/>
+            </w:tcMar>
+            <w:vAlign w:val="center"/>
+          </w:tcPr>
+          <w:p>
+            <w:pPr>
+              <w:keepNext w:val="0"/>
+              <w:keepLines w:val="0"/>
+              <w:widowControl/>
+              <w:suppressLineNumbers w:val="0"/>
+              <w:snapToGrid w:val="0"/>
+              <w:spacing w:line="240" w:lineRule="auto"/>
+              <w:ind w:left="0" w:leftChars="0" w:right="0" w:rightChars="0" w:firstLine="0" w:firstLineChars="0"/>
+              <w:jc w:val="left"/>
+              <w:rPr>
+                <w:rFonts w:hint="default" w:ascii="Segoe UI" w:hAnsi="Segoe UI" w:eastAsia="Segoe UI" w:cs="Segoe UI"/>
+                <w:sz w:val="15"/>
+                <w:szCs w:val="15"/>
+              </w:rPr>
+            </w:pPr>
+            <w:r>
+              <w:rPr>
+                <w:rFonts w:hint="default" w:ascii="Segoe UI" w:hAnsi="Segoe UI" w:eastAsia="Segoe UI" w:cs="Segoe UI"/>
+                <w:kern w:val="0"/>
+                <w:sz w:val="15"/>
+                <w:szCs w:val="15"/>
+                <w:bdr w:val="none" w:color="auto" w:sz="0" w:space="0"/>
+                <w:lang w:val="en-US" w:eastAsia="zh-CN" w:bidi="ar"/>
+              </w:rPr>
+              <w:t>新连接限速，扫描速度极慢</w:t>
+            </w:r>
+          </w:p>
+        </w:tc>
+      </w:tr>
+      <w:tr>
+        <w:tblPrEx>
+          <w:tblBorders>
+            <w:top w:val="none" w:color="auto" w:sz="0" w:space="0"/>
+            <w:left w:val="none" w:color="auto" w:sz="0" w:space="0"/>
+            <w:bottom w:val="none" w:color="auto" w:sz="0" w:space="0"/>
+            <w:right w:val="none" w:color="auto" w:sz="0" w:space="0"/>
+            <w:insideH w:val="none" w:color="auto" w:sz="0" w:space="0"/>
+            <w:insideV w:val="none" w:color="auto" w:sz="0" w:space="0"/>
+          </w:tblBorders>
+          <w:shd w:val="clear"/>
+          <w:tblCellMar>
+            <w:top w:w="15" w:type="dxa"/>
+            <w:left w:w="15" w:type="dxa"/>
+            <w:bottom w:w="15" w:type="dxa"/>
+            <w:right w:w="15" w:type="dxa"/>
+          </w:tblCellMar>
+        </w:tblPrEx>
+        <w:trPr>
+          <w:trHeight w:val="0" w:hRule="atLeast"/>
+        </w:trPr>
+        <w:tc>
+          <w:tcPr>
+            <w:tcW w:w="1566" w:type="dxa"/>
+            <w:shd w:val="clear"/>
+            <w:tcMar>
+              <w:top w:w="100" w:type="dxa"/>
+              <w:left w:w="0" w:type="dxa"/>
+              <w:bottom w:w="100" w:type="dxa"/>
+              <w:right w:w="160" w:type="dxa"/>
+            </w:tcMar>
+            <w:vAlign w:val="center"/>
+          </w:tcPr>
+          <w:p>
+            <w:pPr>
+              <w:keepNext w:val="0"/>
+              <w:keepLines w:val="0"/>
+              <w:widowControl/>
+              <w:suppressLineNumbers w:val="0"/>
+              <w:snapToGrid w:val="0"/>
+              <w:spacing w:line="240" w:lineRule="auto"/>
+              <w:ind w:left="0" w:leftChars="0" w:right="0" w:rightChars="0" w:firstLine="0" w:firstLineChars="0"/>
+              <w:jc w:val="left"/>
+              <w:rPr>
+                <w:rFonts w:hint="default" w:ascii="Segoe UI" w:hAnsi="Segoe UI" w:eastAsia="Segoe UI" w:cs="Segoe UI"/>
+                <w:sz w:val="15"/>
+                <w:szCs w:val="15"/>
+              </w:rPr>
+            </w:pPr>
+            <w:r>
+              <w:rPr>
+                <w:rFonts w:hint="default" w:ascii="Segoe UI" w:hAnsi="Segoe UI" w:eastAsia="Segoe UI" w:cs="Segoe UI"/>
+                <w:kern w:val="0"/>
+                <w:sz w:val="15"/>
+                <w:szCs w:val="15"/>
+                <w:bdr w:val="none" w:color="auto" w:sz="0" w:space="0"/>
+                <w:lang w:val="en-US" w:eastAsia="zh-CN" w:bidi="ar"/>
+              </w:rPr>
+              <w:t>外网访问内网</w:t>
+            </w:r>
+          </w:p>
+        </w:tc>
+        <w:tc>
+          <w:tcPr>
+            <w:tcW w:w="1918" w:type="dxa"/>
+            <w:shd w:val="clear"/>
+            <w:tcMar>
+              <w:top w:w="100" w:type="dxa"/>
+              <w:left w:w="160" w:type="dxa"/>
+              <w:bottom w:w="100" w:type="dxa"/>
+              <w:right w:w="160" w:type="dxa"/>
+            </w:tcMar>
+            <w:vAlign w:val="center"/>
+          </w:tcPr>
+          <w:p>
+            <w:pPr>
+              <w:keepNext w:val="0"/>
+              <w:keepLines w:val="0"/>
+              <w:widowControl/>
+              <w:suppressLineNumbers w:val="0"/>
+              <w:snapToGrid w:val="0"/>
+              <w:spacing w:line="240" w:lineRule="auto"/>
+              <w:ind w:left="0" w:leftChars="0" w:right="0" w:rightChars="0" w:firstLine="0" w:firstLineChars="0"/>
+              <w:jc w:val="left"/>
+              <w:rPr>
+                <w:rFonts w:hint="default" w:ascii="Segoe UI" w:hAnsi="Segoe UI" w:eastAsia="Segoe UI" w:cs="Segoe UI"/>
+                <w:sz w:val="15"/>
+                <w:szCs w:val="15"/>
+              </w:rPr>
+            </w:pPr>
+            <w:r>
+              <w:rPr>
+                <w:rFonts w:hint="default" w:ascii="Segoe UI" w:hAnsi="Segoe UI" w:eastAsia="Segoe UI" w:cs="Segoe UI"/>
+                <w:kern w:val="0"/>
+                <w:sz w:val="15"/>
+                <w:szCs w:val="15"/>
+                <w:bdr w:val="none" w:color="auto" w:sz="0" w:space="0"/>
+                <w:lang w:val="en-US" w:eastAsia="zh-CN" w:bidi="ar"/>
+              </w:rPr>
+              <w:t>可能穿透</w:t>
+            </w:r>
+          </w:p>
+        </w:tc>
+        <w:tc>
+          <w:tcPr>
+            <w:tcW w:w="4036" w:type="dxa"/>
+            <w:shd w:val="clear"/>
+            <w:tcMar>
+              <w:top w:w="100" w:type="dxa"/>
+              <w:left w:w="160" w:type="dxa"/>
+              <w:bottom w:w="100" w:type="dxa"/>
+              <w:right w:w="0" w:type="dxa"/>
+            </w:tcMar>
+            <w:vAlign w:val="center"/>
+          </w:tcPr>
+          <w:p>
+            <w:pPr>
+              <w:keepNext w:val="0"/>
+              <w:keepLines w:val="0"/>
+              <w:widowControl/>
+              <w:suppressLineNumbers w:val="0"/>
+              <w:snapToGrid w:val="0"/>
+              <w:spacing w:line="240" w:lineRule="auto"/>
+              <w:ind w:left="0" w:leftChars="0" w:right="0" w:rightChars="0" w:firstLine="0" w:firstLineChars="0"/>
+              <w:jc w:val="left"/>
+              <w:rPr>
+                <w:rFonts w:hint="default" w:ascii="Segoe UI" w:hAnsi="Segoe UI" w:eastAsia="Segoe UI" w:cs="Segoe UI"/>
+                <w:sz w:val="15"/>
+                <w:szCs w:val="15"/>
+              </w:rPr>
+            </w:pPr>
+            <w:r>
+              <w:rPr>
+                <w:rFonts w:hint="default" w:ascii="Segoe UI" w:hAnsi="Segoe UI" w:eastAsia="Segoe UI" w:cs="Segoe UI"/>
+                <w:kern w:val="0"/>
+                <w:sz w:val="15"/>
+                <w:szCs w:val="15"/>
+                <w:bdr w:val="none" w:color="auto" w:sz="0" w:space="0"/>
+                <w:lang w:val="en-US" w:eastAsia="zh-CN" w:bidi="ar"/>
+              </w:rPr>
+              <w:t>被 FORWARD DROP 阻断</w:t>
+            </w:r>
+          </w:p>
+        </w:tc>
+      </w:tr>
+      <w:tr>
+        <w:tblPrEx>
+          <w:tblBorders>
+            <w:top w:val="none" w:color="auto" w:sz="0" w:space="0"/>
+            <w:left w:val="none" w:color="auto" w:sz="0" w:space="0"/>
+            <w:bottom w:val="none" w:color="auto" w:sz="0" w:space="0"/>
+            <w:right w:val="none" w:color="auto" w:sz="0" w:space="0"/>
+            <w:insideH w:val="none" w:color="auto" w:sz="0" w:space="0"/>
+            <w:insideV w:val="none" w:color="auto" w:sz="0" w:space="0"/>
+          </w:tblBorders>
+          <w:tblCellMar>
+            <w:top w:w="15" w:type="dxa"/>
+            <w:left w:w="15" w:type="dxa"/>
+            <w:bottom w:w="15" w:type="dxa"/>
+            <w:right w:w="15" w:type="dxa"/>
+          </w:tblCellMar>
+        </w:tblPrEx>
+        <w:trPr>
+          <w:trHeight w:val="0" w:hRule="atLeast"/>
+        </w:trPr>
+        <w:tc>
+          <w:tcPr>
+            <w:tcW w:w="1566" w:type="dxa"/>
+            <w:shd w:val="clear"/>
+            <w:tcMar>
+              <w:top w:w="100" w:type="dxa"/>
+              <w:left w:w="0" w:type="dxa"/>
+              <w:bottom w:w="100" w:type="dxa"/>
+              <w:right w:w="160" w:type="dxa"/>
+            </w:tcMar>
+            <w:vAlign w:val="center"/>
+          </w:tcPr>
+          <w:p>
+            <w:pPr>
+              <w:keepNext w:val="0"/>
+              <w:keepLines w:val="0"/>
+              <w:widowControl/>
+              <w:suppressLineNumbers w:val="0"/>
+              <w:snapToGrid w:val="0"/>
+              <w:spacing w:line="240" w:lineRule="auto"/>
+              <w:ind w:left="0" w:leftChars="0" w:right="0" w:rightChars="0" w:firstLine="0" w:firstLineChars="0"/>
+              <w:jc w:val="left"/>
+              <w:rPr>
+                <w:rFonts w:hint="default" w:ascii="Segoe UI" w:hAnsi="Segoe UI" w:eastAsia="Segoe UI" w:cs="Segoe UI"/>
+                <w:sz w:val="15"/>
+                <w:szCs w:val="15"/>
+              </w:rPr>
+            </w:pPr>
+            <w:r>
+              <w:rPr>
+                <w:rFonts w:hint="default" w:ascii="Segoe UI" w:hAnsi="Segoe UI" w:eastAsia="Segoe UI" w:cs="Segoe UI"/>
+                <w:kern w:val="0"/>
+                <w:sz w:val="15"/>
+                <w:szCs w:val="15"/>
+                <w:bdr w:val="none" w:color="auto" w:sz="0" w:space="0"/>
+                <w:lang w:val="en-US" w:eastAsia="zh-CN" w:bidi="ar"/>
+              </w:rPr>
+              <w:t>未授权服务访问</w:t>
+            </w:r>
+          </w:p>
+        </w:tc>
+        <w:tc>
+          <w:tcPr>
+            <w:tcW w:w="1918" w:type="dxa"/>
+            <w:shd w:val="clear"/>
+            <w:tcMar>
+              <w:top w:w="100" w:type="dxa"/>
+              <w:left w:w="160" w:type="dxa"/>
+              <w:bottom w:w="100" w:type="dxa"/>
+              <w:right w:w="160" w:type="dxa"/>
+            </w:tcMar>
+            <w:vAlign w:val="center"/>
+          </w:tcPr>
+          <w:p>
+            <w:pPr>
+              <w:keepNext w:val="0"/>
+              <w:keepLines w:val="0"/>
+              <w:widowControl/>
+              <w:suppressLineNumbers w:val="0"/>
+              <w:snapToGrid w:val="0"/>
+              <w:spacing w:line="240" w:lineRule="auto"/>
+              <w:ind w:left="0" w:leftChars="0" w:right="0" w:rightChars="0" w:firstLine="0" w:firstLineChars="0"/>
+              <w:jc w:val="left"/>
+              <w:rPr>
+                <w:rFonts w:hint="default" w:ascii="Segoe UI" w:hAnsi="Segoe UI" w:eastAsia="Segoe UI" w:cs="Segoe UI"/>
+                <w:sz w:val="15"/>
+                <w:szCs w:val="15"/>
+              </w:rPr>
+            </w:pPr>
+            <w:r>
+              <w:rPr>
+                <w:rFonts w:hint="default" w:ascii="Segoe UI" w:hAnsi="Segoe UI" w:eastAsia="Segoe UI" w:cs="Segoe UI"/>
+                <w:kern w:val="0"/>
+                <w:sz w:val="15"/>
+                <w:szCs w:val="15"/>
+                <w:bdr w:val="none" w:color="auto" w:sz="0" w:space="0"/>
+                <w:lang w:val="en-US" w:eastAsia="zh-CN" w:bidi="ar"/>
+              </w:rPr>
+              <w:t>可能暴露</w:t>
+            </w:r>
+          </w:p>
+        </w:tc>
+        <w:tc>
+          <w:tcPr>
+            <w:tcW w:w="4036" w:type="dxa"/>
+            <w:shd w:val="clear"/>
+            <w:tcMar>
+              <w:top w:w="100" w:type="dxa"/>
+              <w:left w:w="160" w:type="dxa"/>
+              <w:bottom w:w="100" w:type="dxa"/>
+              <w:right w:w="0" w:type="dxa"/>
+            </w:tcMar>
+            <w:vAlign w:val="center"/>
+          </w:tcPr>
+          <w:p>
+            <w:pPr>
+              <w:keepNext w:val="0"/>
+              <w:keepLines w:val="0"/>
+              <w:widowControl/>
+              <w:suppressLineNumbers w:val="0"/>
+              <w:snapToGrid w:val="0"/>
+              <w:spacing w:line="240" w:lineRule="auto"/>
+              <w:ind w:left="0" w:leftChars="0" w:right="0" w:rightChars="0" w:firstLine="0" w:firstLineChars="0"/>
+              <w:jc w:val="left"/>
+              <w:rPr>
+                <w:rFonts w:hint="default" w:ascii="Segoe UI" w:hAnsi="Segoe UI" w:eastAsia="Segoe UI" w:cs="Segoe UI"/>
+                <w:sz w:val="15"/>
+                <w:szCs w:val="15"/>
+              </w:rPr>
+            </w:pPr>
+            <w:r>
+              <w:rPr>
+                <w:rFonts w:hint="default" w:ascii="Segoe UI" w:hAnsi="Segoe UI" w:eastAsia="Segoe UI" w:cs="Segoe UI"/>
+                <w:kern w:val="0"/>
+                <w:sz w:val="15"/>
+                <w:szCs w:val="15"/>
+                <w:bdr w:val="none" w:color="auto" w:sz="0" w:space="0"/>
+                <w:lang w:val="en-US" w:eastAsia="zh-CN" w:bidi="ar"/>
+              </w:rPr>
+              <w:t>仅开放必要端口，其他 DROP</w:t>
+            </w:r>
+          </w:p>
+        </w:tc>
+      </w:tr>
+      <w:tr>
+        <w:tblPrEx>
+          <w:tblBorders>
+            <w:top w:val="none" w:color="auto" w:sz="0" w:space="0"/>
+            <w:left w:val="none" w:color="auto" w:sz="0" w:space="0"/>
+            <w:bottom w:val="none" w:color="auto" w:sz="0" w:space="0"/>
+            <w:right w:val="none" w:color="auto" w:sz="0" w:space="0"/>
+            <w:insideH w:val="none" w:color="auto" w:sz="0" w:space="0"/>
+            <w:insideV w:val="none" w:color="auto" w:sz="0" w:space="0"/>
+          </w:tblBorders>
+          <w:shd w:val="clear"/>
+          <w:tblCellMar>
+            <w:top w:w="15" w:type="dxa"/>
+            <w:left w:w="15" w:type="dxa"/>
+            <w:bottom w:w="15" w:type="dxa"/>
+            <w:right w:w="15" w:type="dxa"/>
+          </w:tblCellMar>
+        </w:tblPrEx>
+        <w:trPr>
+          <w:trHeight w:val="0" w:hRule="atLeast"/>
+        </w:trPr>
+        <w:tc>
+          <w:tcPr>
+            <w:tcW w:w="1566" w:type="dxa"/>
+            <w:shd w:val="clear"/>
+            <w:tcMar>
+              <w:top w:w="100" w:type="dxa"/>
+              <w:left w:w="0" w:type="dxa"/>
+              <w:bottom w:w="100" w:type="dxa"/>
+              <w:right w:w="160" w:type="dxa"/>
+            </w:tcMar>
+            <w:vAlign w:val="center"/>
+          </w:tcPr>
+          <w:p>
+            <w:pPr>
+              <w:keepNext w:val="0"/>
+              <w:keepLines w:val="0"/>
+              <w:widowControl/>
+              <w:suppressLineNumbers w:val="0"/>
+              <w:snapToGrid w:val="0"/>
+              <w:spacing w:line="240" w:lineRule="auto"/>
+              <w:ind w:left="0" w:leftChars="0" w:right="0" w:rightChars="0" w:firstLine="0" w:firstLineChars="0"/>
+              <w:jc w:val="left"/>
+              <w:rPr>
+                <w:rFonts w:hint="default" w:ascii="Segoe UI" w:hAnsi="Segoe UI" w:eastAsia="Segoe UI" w:cs="Segoe UI"/>
+                <w:sz w:val="15"/>
+                <w:szCs w:val="15"/>
+              </w:rPr>
+            </w:pPr>
+            <w:r>
+              <w:rPr>
+                <w:rFonts w:hint="default" w:ascii="Segoe UI" w:hAnsi="Segoe UI" w:eastAsia="Segoe UI" w:cs="Segoe UI"/>
+                <w:kern w:val="0"/>
+                <w:sz w:val="15"/>
+                <w:szCs w:val="15"/>
+                <w:bdr w:val="none" w:color="auto" w:sz="0" w:space="0"/>
+                <w:lang w:val="en-US" w:eastAsia="zh-CN" w:bidi="ar"/>
+              </w:rPr>
+              <w:t>攻击溯源</w:t>
+            </w:r>
+          </w:p>
+        </w:tc>
+        <w:tc>
+          <w:tcPr>
+            <w:tcW w:w="1918" w:type="dxa"/>
+            <w:shd w:val="clear"/>
+            <w:tcMar>
+              <w:top w:w="100" w:type="dxa"/>
+              <w:left w:w="160" w:type="dxa"/>
+              <w:bottom w:w="100" w:type="dxa"/>
+              <w:right w:w="160" w:type="dxa"/>
+            </w:tcMar>
+            <w:vAlign w:val="center"/>
+          </w:tcPr>
+          <w:p>
+            <w:pPr>
+              <w:keepNext w:val="0"/>
+              <w:keepLines w:val="0"/>
+              <w:widowControl/>
+              <w:suppressLineNumbers w:val="0"/>
+              <w:snapToGrid w:val="0"/>
+              <w:spacing w:line="240" w:lineRule="auto"/>
+              <w:ind w:left="0" w:leftChars="0" w:right="0" w:rightChars="0" w:firstLine="0" w:firstLineChars="0"/>
+              <w:jc w:val="left"/>
+              <w:rPr>
+                <w:rFonts w:hint="default" w:ascii="Segoe UI" w:hAnsi="Segoe UI" w:eastAsia="Segoe UI" w:cs="Segoe UI"/>
+                <w:sz w:val="15"/>
+                <w:szCs w:val="15"/>
+              </w:rPr>
+            </w:pPr>
+            <w:r>
+              <w:rPr>
+                <w:rFonts w:hint="default" w:ascii="Segoe UI" w:hAnsi="Segoe UI" w:eastAsia="Segoe UI" w:cs="Segoe UI"/>
+                <w:kern w:val="0"/>
+                <w:sz w:val="15"/>
+                <w:szCs w:val="15"/>
+                <w:bdr w:val="none" w:color="auto" w:sz="0" w:space="0"/>
+                <w:lang w:val="en-US" w:eastAsia="zh-CN" w:bidi="ar"/>
+              </w:rPr>
+              <w:t>无法追踪</w:t>
+            </w:r>
+          </w:p>
+        </w:tc>
+        <w:tc>
+          <w:tcPr>
+            <w:tcW w:w="4036" w:type="dxa"/>
+            <w:shd w:val="clear"/>
+            <w:tcMar>
+              <w:top w:w="100" w:type="dxa"/>
+              <w:left w:w="160" w:type="dxa"/>
+              <w:bottom w:w="100" w:type="dxa"/>
+              <w:right w:w="0" w:type="dxa"/>
+            </w:tcMar>
+            <w:vAlign w:val="center"/>
+          </w:tcPr>
+          <w:p>
+            <w:pPr>
+              <w:keepNext w:val="0"/>
+              <w:keepLines w:val="0"/>
+              <w:widowControl/>
+              <w:suppressLineNumbers w:val="0"/>
+              <w:snapToGrid w:val="0"/>
+              <w:spacing w:line="240" w:lineRule="auto"/>
+              <w:ind w:left="0" w:leftChars="0" w:right="0" w:rightChars="0" w:firstLine="0" w:firstLineChars="0"/>
+              <w:jc w:val="left"/>
+              <w:rPr>
+                <w:rFonts w:hint="default" w:ascii="Segoe UI" w:hAnsi="Segoe UI" w:eastAsia="Segoe UI" w:cs="Segoe UI"/>
+                <w:sz w:val="15"/>
+                <w:szCs w:val="15"/>
+              </w:rPr>
+            </w:pPr>
+            <w:r>
+              <w:rPr>
+                <w:rFonts w:hint="default" w:ascii="Segoe UI" w:hAnsi="Segoe UI" w:eastAsia="Segoe UI" w:cs="Segoe UI"/>
+                <w:kern w:val="0"/>
+                <w:sz w:val="15"/>
+                <w:szCs w:val="15"/>
+                <w:bdr w:val="none" w:color="auto" w:sz="0" w:space="0"/>
+                <w:lang w:val="en-US" w:eastAsia="zh-CN" w:bidi="ar"/>
+              </w:rPr>
+              <w:t>LOG_DROP 记录所有被拒绝的流量</w:t>
+            </w:r>
+          </w:p>
+        </w:tc>
+      </w:tr>
+    </w:tbl>
+    <w:p>
+      <w:pPr>
+        <w:pStyle w:val="4"/>
+        <w:keepNext w:val="0"/>
+        <w:keepLines w:val="0"/>
+        <w:widowControl/>
+        <w:suppressLineNumbers w:val="0"/>
+        <w:spacing w:before="0" w:beforeAutospacing="0" w:after="120" w:afterAutospacing="0" w:line="360" w:lineRule="auto"/>
+        <w:ind w:right="440"/>
+        <w:jc w:val="both"/>
+        <w:rPr>
+          <w:rFonts w:eastAsia="宋体"/>
+          <w:b w:val="0"/>
+          <w:i w:val="0"/>
+          <w:strike w:val="0"/>
+          <w:color w:val="auto"/>
+          <w:sz w:val="24"/>
+          <w:u w:val="none"/>
+        </w:rPr>
+      </w:pPr>
+      <w:r>
+        <w:rPr>
+          <w:rFonts w:hint="default" w:ascii="Segoe UI" w:hAnsi="Segoe UI" w:eastAsia="宋体" w:cs="Segoe UI"/>
+          <w:b w:val="0"/>
+          <w:i w:val="0"/>
+          <w:iCs w:val="0"/>
+          <w:caps w:val="0"/>
+          <w:strike w:val="0"/>
+          <w:color w:val="auto"/>
+          <w:spacing w:val="0"/>
+          <w:sz w:val="24"/>
+          <w:szCs w:val="16"/>
+          <w:u w:val="none"/>
+        </w:rPr>
+        <w:t>该防火墙实现了</w:t>
+      </w:r>
+      <w:r>
+        <w:rPr>
+          <w:rFonts w:hint="default" w:ascii="Segoe UI" w:hAnsi="Segoe UI" w:eastAsia="宋体" w:cs="Segoe UI"/>
+          <w:b w:val="0"/>
+          <w:bCs/>
+          <w:i w:val="0"/>
+          <w:iCs w:val="0"/>
+          <w:caps w:val="0"/>
+          <w:strike w:val="0"/>
+          <w:color w:val="auto"/>
+          <w:spacing w:val="0"/>
+          <w:sz w:val="24"/>
+          <w:szCs w:val="16"/>
+          <w:u w:val="none"/>
+        </w:rPr>
+        <w:t>网络隔离、访问控制、攻击防护、日志审计</w:t>
+      </w:r>
+      <w:r>
+        <w:rPr>
+          <w:rFonts w:hint="default" w:ascii="Segoe UI" w:hAnsi="Segoe UI" w:eastAsia="宋体" w:cs="Segoe UI"/>
+          <w:b w:val="0"/>
+          <w:i w:val="0"/>
+          <w:iCs w:val="0"/>
+          <w:caps w:val="0"/>
+          <w:strike w:val="0"/>
+          <w:color w:val="auto"/>
+          <w:spacing w:val="0"/>
+          <w:sz w:val="24"/>
+          <w:szCs w:val="16"/>
+          <w:u w:val="none"/>
+        </w:rPr>
+        <w:t>四层安全机制，具备企业级防火墙的基本安全能力。</w:t>
+      </w:r>
+    </w:p>
+    <w:p>
+      <w:pPr>
         <w:rPr>
           <w:rFonts w:hint="eastAsia"/>
           <w:lang w:val="en-US" w:eastAsia="zh-CN"/>
@@ -581,6 +8065,16 @@
           <w:lang w:val="en-US" w:eastAsia="zh-CN"/>
         </w:rPr>
       </w:pPr>
+    </w:p>
+    <w:p>
+      <w:pPr>
+        <w:rPr>
+          <w:rFonts w:hint="eastAsia"/>
+          <w:lang w:val="en-US" w:eastAsia="zh-CN"/>
+        </w:rPr>
+      </w:pPr>
+      <w:bookmarkStart w:id="0" w:name="_GoBack"/>
+      <w:bookmarkEnd w:id="0"/>
       <w:r>
         <w:rPr>
           <w:rFonts w:hint="eastAsia"/>
@@ -876,7 +8370,7 @@
     </w:p>
     <w:p>
       <w:pPr>
-        <w:pStyle w:val="2"/>
+        <w:pStyle w:val="4"/>
         <w:keepNext w:val="0"/>
         <w:keepLines w:val="0"/>
         <w:widowControl/>
@@ -901,51 +8395,6 @@
           <w:lang w:val="en-US" w:eastAsia="zh-CN"/>
         </w:rPr>
       </w:pPr>
-      <w:r>
-        <w:drawing>
-          <wp:inline distT="0" distB="0" distL="114300" distR="114300">
-            <wp:extent cx="5268595" cy="1663065"/>
-            <wp:effectExtent l="0" t="0" r="1905" b="635"/>
-            <wp:docPr id="1" name="图片 1"/>
-            <wp:cNvGraphicFramePr>
-              <a:graphicFrameLocks xmlns:a="http://schemas.openxmlformats.org/drawingml/2006/main" noChangeAspect="1"/>
-            </wp:cNvGraphicFramePr>
-            <a:graphic xmlns:a="http://schemas.openxmlformats.org/drawingml/2006/main">
-              <a:graphicData uri="http://schemas.openxmlformats.org/drawingml/2006/picture">
-                <pic:pic xmlns:pic="http://schemas.openxmlformats.org/drawingml/2006/picture">
-                  <pic:nvPicPr>
-                    <pic:cNvPr id="1" name="图片 1"/>
-                    <pic:cNvPicPr>
-                      <a:picLocks noChangeAspect="1"/>
-                    </pic:cNvPicPr>
-                  </pic:nvPicPr>
-                  <pic:blipFill>
-                    <a:blip r:embed="rId14"/>
-                    <a:stretch>
-                      <a:fillRect/>
-                    </a:stretch>
-                  </pic:blipFill>
-                  <pic:spPr>
-                    <a:xfrm>
-                      <a:off x="0" y="0"/>
-                      <a:ext cx="5268595" cy="1663065"/>
-                    </a:xfrm>
-                    <a:prstGeom prst="rect">
-                      <a:avLst/>
-                    </a:prstGeom>
-                    <a:noFill/>
-                    <a:ln>
-                      <a:noFill/>
-                    </a:ln>
-                  </pic:spPr>
-                </pic:pic>
-              </a:graphicData>
-            </a:graphic>
-          </wp:inline>
-        </w:drawing>
-      </w:r>
-      <w:bookmarkStart w:id="0" w:name="_GoBack"/>
-      <w:bookmarkEnd w:id="0"/>
     </w:p>
     <w:sectPr>
       <w:pgSz w:w="11906" w:h="16838"/>
@@ -1233,12 +8682,56 @@
       <w:lang w:val="en-US" w:eastAsia="zh-CN" w:bidi="ar-SA"/>
     </w:rPr>
   </w:style>
-  <w:style w:type="character" w:default="1" w:styleId="4">
+  <w:style w:type="paragraph" w:styleId="2">
+    <w:name w:val="heading 2"/>
+    <w:basedOn w:val="1"/>
+    <w:next w:val="1"/>
+    <w:semiHidden/>
+    <w:unhideWhenUsed/>
+    <w:qFormat/>
+    <w:uiPriority w:val="0"/>
+    <w:pPr>
+      <w:spacing w:before="0" w:beforeAutospacing="1" w:after="0" w:afterAutospacing="1"/>
+      <w:jc w:val="left"/>
+    </w:pPr>
+    <w:rPr>
+      <w:rFonts w:hint="eastAsia" w:ascii="宋体" w:hAnsi="宋体" w:eastAsia="宋体" w:cs="宋体"/>
+      <w:b/>
+      <w:bCs/>
+      <w:kern w:val="0"/>
+      <w:sz w:val="36"/>
+      <w:szCs w:val="36"/>
+      <w:lang w:val="en-US" w:eastAsia="zh-CN" w:bidi="ar"/>
+    </w:rPr>
+  </w:style>
+  <w:style w:type="paragraph" w:styleId="3">
+    <w:name w:val="heading 3"/>
+    <w:basedOn w:val="1"/>
+    <w:next w:val="1"/>
+    <w:semiHidden/>
+    <w:unhideWhenUsed/>
+    <w:qFormat/>
+    <w:uiPriority w:val="0"/>
+    <w:pPr>
+      <w:spacing w:before="0" w:beforeAutospacing="1" w:after="0" w:afterAutospacing="1"/>
+      <w:jc w:val="left"/>
+    </w:pPr>
+    <w:rPr>
+      <w:rFonts w:hint="eastAsia" w:ascii="宋体" w:hAnsi="宋体" w:eastAsia="宋体" w:cs="宋体"/>
+      <w:b/>
+      <w:bCs/>
+      <w:kern w:val="0"/>
+      <w:sz w:val="27"/>
+      <w:szCs w:val="27"/>
+      <w:lang w:val="en-US" w:eastAsia="zh-CN" w:bidi="ar"/>
+    </w:rPr>
+  </w:style>
+  <w:style w:type="character" w:default="1" w:styleId="6">
     <w:name w:val="Default Paragraph Font"/>
     <w:semiHidden/>
     <w:uiPriority w:val="0"/>
   </w:style>
-  <w:style w:type="table" w:default="1" w:styleId="3">
+  <w:style w:type="table" w:default="1" w:styleId="5">
     <w:name w:val="Normal Table"/>
     <w:semiHidden/>
     <w:uiPriority w:val="0"/>
@@ -1251,7 +8744,7 @@
       </w:tblCellMar>
     </w:tblPr>
   </w:style>
-  <w:style w:type="paragraph" w:styleId="2">
+  <w:style w:type="paragraph" w:styleId="4">
     <w:name w:val="Normal (Web)"/>
     <w:basedOn w:val="1"/>
     <w:uiPriority w:val="0"/>
@@ -1266,9 +8759,9 @@
       <w:lang w:val="en-US" w:eastAsia="zh-CN" w:bidi="ar"/>
     </w:rPr>
   </w:style>
-  <w:style w:type="character" w:styleId="5">
+  <w:style w:type="character" w:styleId="7">
     <w:name w:val="HTML Code"/>
-    <w:basedOn w:val="4"/>
+    <w:basedOn w:val="6"/>
     <w:uiPriority w:val="0"/>
     <w:rPr>
       <w:rFonts w:ascii="Courier New" w:hAnsi="Courier New"/>
